--- a/docs/dokumentacio.docx
+++ b/docs/dokumentacio.docx
@@ -821,13 +821,7 @@
       </w:r>
       <w:proofErr w:type="spellEnd"/>
       <w:r>
-        <w:t>-Fi-ka</w:t>
-      </w:r>
-      <w:r>
-        <w:t>pcsolat létrehozása és az MQTT</w:t>
-      </w:r>
-      <w:r>
-        <w:t xml:space="preserve"> protokoll bevezetése. A </w:t>
+        <w:t xml:space="preserve">-Fi-kapcsolat létrehozása és az MQTT protokoll bevezetése. A </w:t>
       </w:r>
       <w:proofErr w:type="spellStart"/>
       <w:r>
@@ -870,13 +864,7 @@
         <w:jc w:val="both"/>
       </w:pPr>
       <w:r>
-        <w:t xml:space="preserve">A Node.js használatával megvalósított háttérprogram fogadja és </w:t>
-      </w:r>
-      <w:r>
-        <w:t>feldolgozza az MQTT-n keresztül</w:t>
-      </w:r>
-      <w:r>
-        <w:t>érkező adatokat, valamint biztosítja az adatbázissal és a webes felülettel való kapcsolattartást.</w:t>
+        <w:t>A Node.js használatával megvalósított háttérprogram fogadja és feldolgozza az MQTT-n keresztülérkező adatokat, valamint biztosítja az adatbázissal és a webes felülettel való kapcsolattartást.</w:t>
       </w:r>
     </w:p>
     <w:p>
@@ -2970,53 +2958,1042 @@
       </w:r>
       <w:proofErr w:type="gramStart"/>
       <w:r>
-        <w:t>rendszer külö</w:t>
-      </w:r>
+        <w:t>rendszer különböző</w:t>
+      </w:r>
+      <w:proofErr w:type="gramEnd"/>
+      <w:r>
+        <w:t xml:space="preserve"> komponensei közötti kapcsolat alapját, és megteremti a távoli adatmegjelenítés lehetőségét.</w:t>
+      </w:r>
+    </w:p>
+    <w:p>
+      <w:pPr>
+        <w:spacing w:before="100" w:beforeAutospacing="1" w:after="100" w:afterAutospacing="1" w:line="240" w:lineRule="auto"/>
+        <w:ind w:firstLine="708"/>
+        <w:jc w:val="both"/>
+        <w:rPr>
+          <w:rFonts w:ascii="Times New Roman" w:eastAsia="Times New Roman" w:hAnsi="Times New Roman" w:cs="Times New Roman"/>
+          <w:sz w:val="24"/>
+          <w:szCs w:val="24"/>
+          <w:lang w:eastAsia="hu-HU"/>
+        </w:rPr>
+      </w:pPr>
+      <w:r>
+        <w:rPr>
+          <w:rFonts w:ascii="Times New Roman" w:eastAsia="Times New Roman" w:hAnsi="Times New Roman" w:cs="Times New Roman"/>
+          <w:b/>
+          <w:sz w:val="30"/>
+          <w:szCs w:val="30"/>
+          <w:lang w:eastAsia="hu-HU"/>
+        </w:rPr>
+        <w:t>3. A rendszer követelményei</w:t>
+      </w:r>
+    </w:p>
+    <w:p>
+      <w:pPr>
+        <w:pStyle w:val="Cmsor3"/>
+        <w:rPr>
+          <w:rFonts w:ascii="Times New Roman" w:hAnsi="Times New Roman" w:cs="Times New Roman"/>
+          <w:b/>
+          <w:color w:val="000000" w:themeColor="text1"/>
+          <w:sz w:val="26"/>
+          <w:szCs w:val="26"/>
+        </w:rPr>
+      </w:pPr>
+      <w:r>
+        <w:rPr>
+          <w:rFonts w:ascii="Times New Roman" w:hAnsi="Times New Roman" w:cs="Times New Roman"/>
+          <w:b/>
+          <w:color w:val="000000" w:themeColor="text1"/>
+          <w:sz w:val="26"/>
+          <w:szCs w:val="26"/>
+        </w:rPr>
+        <w:t xml:space="preserve">3.1. </w:t>
+      </w:r>
+      <w:proofErr w:type="gramStart"/>
+      <w:r>
+        <w:rPr>
+          <w:rFonts w:ascii="Times New Roman" w:hAnsi="Times New Roman" w:cs="Times New Roman"/>
+          <w:b/>
+          <w:color w:val="000000" w:themeColor="text1"/>
+          <w:sz w:val="26"/>
+          <w:szCs w:val="26"/>
+        </w:rPr>
+        <w:t>Funkcionális</w:t>
+      </w:r>
+      <w:proofErr w:type="gramEnd"/>
+      <w:r>
+        <w:rPr>
+          <w:rFonts w:ascii="Times New Roman" w:hAnsi="Times New Roman" w:cs="Times New Roman"/>
+          <w:b/>
+          <w:color w:val="000000" w:themeColor="text1"/>
+          <w:sz w:val="26"/>
+          <w:szCs w:val="26"/>
+        </w:rPr>
+        <w:t xml:space="preserve"> követelmények</w:t>
+      </w:r>
+    </w:p>
+    <w:p>
+      <w:pPr>
+        <w:pStyle w:val="NormlWeb"/>
+        <w:jc w:val="both"/>
+        <w:rPr>
+          <w:color w:val="000000" w:themeColor="text1"/>
+        </w:rPr>
+      </w:pPr>
+      <w:r>
+        <w:rPr>
+          <w:color w:val="000000" w:themeColor="text1"/>
+        </w:rPr>
+        <w:t xml:space="preserve">A </w:t>
+      </w:r>
+      <w:proofErr w:type="gramStart"/>
+      <w:r>
+        <w:rPr>
+          <w:color w:val="000000" w:themeColor="text1"/>
+        </w:rPr>
+        <w:t>funkcionális</w:t>
+      </w:r>
+      <w:proofErr w:type="gramEnd"/>
+      <w:r>
+        <w:rPr>
+          <w:color w:val="000000" w:themeColor="text1"/>
+        </w:rPr>
+        <w:t xml:space="preserve"> követelmények meghatározzák a gyártósor-felügyeleti rendszer által biztosított szolgáltatásokat és a működéséhez szükséges feladatokat. A rendszer a hardveres vezérlést, az adatkommunikációt, az adatok tárolását és a webes megjelenítést egységes megoldásban valósítja meg.</w:t>
+      </w:r>
+    </w:p>
+    <w:p>
+      <w:pPr>
+        <w:pStyle w:val="NormlWeb"/>
+        <w:jc w:val="both"/>
+        <w:rPr>
+          <w:color w:val="000000" w:themeColor="text1"/>
+        </w:rPr>
+      </w:pPr>
+      <w:r>
+        <w:rPr>
+          <w:color w:val="000000" w:themeColor="text1"/>
+        </w:rPr>
+        <w:t>A gyártósor vezérlését az ESP32-S3 mikrokontroller végzi. A rendszer lehetővé teszi a szimulált gyártósor indítását, normál leállítását, alaphelyzetbe állítását és vészleállítását. Az egyes működési állapotokat különböző színű LED-</w:t>
+      </w:r>
+      <w:proofErr w:type="spellStart"/>
+      <w:r>
+        <w:rPr>
+          <w:color w:val="000000" w:themeColor="text1"/>
+        </w:rPr>
+        <w:t>ek</w:t>
+      </w:r>
+      <w:proofErr w:type="spellEnd"/>
+      <w:r>
+        <w:rPr>
+          <w:color w:val="000000" w:themeColor="text1"/>
+        </w:rPr>
+        <w:t xml:space="preserve"> jelzik, így a gyártósor </w:t>
+      </w:r>
+      <w:proofErr w:type="gramStart"/>
+      <w:r>
+        <w:rPr>
+          <w:color w:val="000000" w:themeColor="text1"/>
+        </w:rPr>
+        <w:t>aktuális</w:t>
+      </w:r>
+      <w:proofErr w:type="gramEnd"/>
+      <w:r>
+        <w:rPr>
+          <w:color w:val="000000" w:themeColor="text1"/>
+        </w:rPr>
+        <w:t xml:space="preserve"> állapota közvetlenül, vizuálisan is ellenőrizhető. A vezérlőprogram a termelési folyamatot szimulálja, és nyilvántartja a legyártott darabok számát.</w:t>
+      </w:r>
+    </w:p>
+    <w:p>
+      <w:pPr>
+        <w:pStyle w:val="NormlWeb"/>
+        <w:jc w:val="both"/>
+        <w:rPr>
+          <w:color w:val="000000" w:themeColor="text1"/>
+        </w:rPr>
+      </w:pPr>
+      <w:r>
+        <w:rPr>
+          <w:color w:val="000000" w:themeColor="text1"/>
+        </w:rPr>
+        <w:lastRenderedPageBreak/>
+        <w:t xml:space="preserve">A mikrokontroller és a háttérrendszer közötti adatátvitel </w:t>
+      </w:r>
+      <w:proofErr w:type="spellStart"/>
+      <w:r>
+        <w:rPr>
+          <w:color w:val="000000" w:themeColor="text1"/>
+        </w:rPr>
+        <w:t>Wi</w:t>
+      </w:r>
+      <w:proofErr w:type="spellEnd"/>
+      <w:r>
+        <w:rPr>
+          <w:color w:val="000000" w:themeColor="text1"/>
+        </w:rPr>
+        <w:t xml:space="preserve">-Fi-kapcsolaton keresztül, MQTT-protokoll alkalmazásával történik. A </w:t>
+      </w:r>
+      <w:proofErr w:type="spellStart"/>
+      <w:r>
+        <w:rPr>
+          <w:color w:val="000000" w:themeColor="text1"/>
+        </w:rPr>
+        <w:t>Mosquitto</w:t>
+      </w:r>
+      <w:proofErr w:type="spellEnd"/>
+      <w:r>
+        <w:rPr>
+          <w:color w:val="000000" w:themeColor="text1"/>
+        </w:rPr>
+        <w:t xml:space="preserve"> MQTT-</w:t>
+      </w:r>
+      <w:proofErr w:type="spellStart"/>
+      <w:r>
+        <w:rPr>
+          <w:color w:val="000000" w:themeColor="text1"/>
+        </w:rPr>
+        <w:t>broker</w:t>
+      </w:r>
+      <w:proofErr w:type="spellEnd"/>
+      <w:r>
+        <w:rPr>
+          <w:color w:val="000000" w:themeColor="text1"/>
+        </w:rPr>
+        <w:t xml:space="preserve"> közvetíti az üzeneteket, míg a Node.js-alapú háttérprogram fogadja és feldolgozza a gyártósor működésével kapcsolatos </w:t>
+      </w:r>
+      <w:proofErr w:type="gramStart"/>
+      <w:r>
+        <w:rPr>
+          <w:color w:val="000000" w:themeColor="text1"/>
+        </w:rPr>
+        <w:t>információkat</w:t>
+      </w:r>
+      <w:proofErr w:type="gramEnd"/>
+      <w:r>
+        <w:rPr>
+          <w:color w:val="000000" w:themeColor="text1"/>
+        </w:rPr>
+        <w:t xml:space="preserve">. A feldolgozott adatok a </w:t>
+      </w:r>
+      <w:proofErr w:type="spellStart"/>
+      <w:r>
+        <w:rPr>
+          <w:color w:val="000000" w:themeColor="text1"/>
+        </w:rPr>
+        <w:t>Supabase</w:t>
+      </w:r>
+      <w:proofErr w:type="spellEnd"/>
+      <w:r>
+        <w:rPr>
+          <w:color w:val="000000" w:themeColor="text1"/>
+        </w:rPr>
+        <w:t xml:space="preserve"> által biztosított </w:t>
+      </w:r>
+      <w:proofErr w:type="spellStart"/>
+      <w:r>
+        <w:rPr>
+          <w:color w:val="000000" w:themeColor="text1"/>
+        </w:rPr>
+        <w:t>PostgreSQL</w:t>
+      </w:r>
+      <w:proofErr w:type="spellEnd"/>
+      <w:r>
+        <w:rPr>
+          <w:color w:val="000000" w:themeColor="text1"/>
+        </w:rPr>
+        <w:t>-adatbázisba kerülnek, ahol strukturált formában tárolhatók és lekérdezhetők.</w:t>
+      </w:r>
+    </w:p>
+    <w:p>
+      <w:pPr>
+        <w:pStyle w:val="NormlWeb"/>
+        <w:jc w:val="both"/>
+        <w:rPr>
+          <w:color w:val="000000" w:themeColor="text1"/>
+        </w:rPr>
+      </w:pPr>
+      <w:r>
+        <w:rPr>
+          <w:color w:val="000000" w:themeColor="text1"/>
+        </w:rPr>
+        <w:t xml:space="preserve">A webes felügyeleti felület HTML, CSS és JavaScript segítségével jeleníti meg a rendszer adatait. A felhasználó megtekintheti a gyártósor </w:t>
+      </w:r>
+      <w:proofErr w:type="gramStart"/>
+      <w:r>
+        <w:rPr>
+          <w:color w:val="000000" w:themeColor="text1"/>
+        </w:rPr>
+        <w:t>aktuális</w:t>
+      </w:r>
+      <w:proofErr w:type="gramEnd"/>
+      <w:r>
+        <w:rPr>
+          <w:color w:val="000000" w:themeColor="text1"/>
+        </w:rPr>
+        <w:t xml:space="preserve"> működési állapotát, a termelési darabszámot és a tárolt információkat. A felület grafikonokkal és statisztikákkal szemlélteti a termelés alakulását, valamint áttekinthető módon biztosítja a rendszer működésének nyomon követését.</w:t>
+      </w:r>
+    </w:p>
+    <w:p>
+      <w:pPr>
+        <w:pStyle w:val="NormlWeb"/>
+        <w:jc w:val="both"/>
+        <w:rPr>
+          <w:color w:val="000000" w:themeColor="text1"/>
+        </w:rPr>
+      </w:pPr>
+      <w:r>
+        <w:rPr>
+          <w:color w:val="000000" w:themeColor="text1"/>
+        </w:rPr>
+        <w:t xml:space="preserve">A rendszer legfontosabb </w:t>
+      </w:r>
+      <w:proofErr w:type="gramStart"/>
+      <w:r>
+        <w:rPr>
+          <w:color w:val="000000" w:themeColor="text1"/>
+        </w:rPr>
+        <w:t>funkcionális</w:t>
+      </w:r>
+      <w:proofErr w:type="gramEnd"/>
+      <w:r>
+        <w:rPr>
+          <w:color w:val="000000" w:themeColor="text1"/>
+        </w:rPr>
+        <w:t xml:space="preserve"> követelményei a következők:</w:t>
+      </w:r>
+    </w:p>
+    <w:p>
+      <w:pPr>
+        <w:pStyle w:val="NormlWeb"/>
+        <w:numPr>
+          <w:ilvl w:val="0"/>
+          <w:numId w:val="2"/>
+        </w:numPr>
+        <w:jc w:val="both"/>
+        <w:rPr>
+          <w:color w:val="000000" w:themeColor="text1"/>
+        </w:rPr>
+      </w:pPr>
+      <w:r>
+        <w:rPr>
+          <w:color w:val="000000" w:themeColor="text1"/>
+        </w:rPr>
+        <w:t>A gyártósor indítása, normál leállítása, alaphelyzetbe állítása és vészleállítása.</w:t>
+      </w:r>
+    </w:p>
+    <w:p>
+      <w:pPr>
+        <w:pStyle w:val="NormlWeb"/>
+        <w:numPr>
+          <w:ilvl w:val="0"/>
+          <w:numId w:val="2"/>
+        </w:numPr>
+        <w:jc w:val="both"/>
+        <w:rPr>
+          <w:color w:val="000000" w:themeColor="text1"/>
+        </w:rPr>
+      </w:pPr>
+      <w:r>
+        <w:rPr>
+          <w:color w:val="000000" w:themeColor="text1"/>
+        </w:rPr>
+        <w:t>A működési állapotok vizuális jelzése LED-</w:t>
+      </w:r>
+      <w:proofErr w:type="spellStart"/>
+      <w:r>
+        <w:rPr>
+          <w:color w:val="000000" w:themeColor="text1"/>
+        </w:rPr>
+        <w:t>ek</w:t>
+      </w:r>
+      <w:proofErr w:type="spellEnd"/>
+      <w:r>
+        <w:rPr>
+          <w:color w:val="000000" w:themeColor="text1"/>
+        </w:rPr>
+        <w:t xml:space="preserve"> segítségével.</w:t>
+      </w:r>
+    </w:p>
+    <w:p>
+      <w:pPr>
+        <w:pStyle w:val="NormlWeb"/>
+        <w:numPr>
+          <w:ilvl w:val="0"/>
+          <w:numId w:val="2"/>
+        </w:numPr>
+        <w:jc w:val="both"/>
+        <w:rPr>
+          <w:color w:val="000000" w:themeColor="text1"/>
+        </w:rPr>
+      </w:pPr>
+      <w:r>
+        <w:rPr>
+          <w:color w:val="000000" w:themeColor="text1"/>
+        </w:rPr>
+        <w:t>A termelési folyamat szimulálása és a legyártott darabok számának nyilvántartása.</w:t>
+      </w:r>
+    </w:p>
+    <w:p>
+      <w:pPr>
+        <w:pStyle w:val="NormlWeb"/>
+        <w:numPr>
+          <w:ilvl w:val="0"/>
+          <w:numId w:val="2"/>
+        </w:numPr>
+        <w:jc w:val="both"/>
+        <w:rPr>
+          <w:color w:val="000000" w:themeColor="text1"/>
+        </w:rPr>
+      </w:pPr>
+      <w:r>
+        <w:rPr>
+          <w:color w:val="000000" w:themeColor="text1"/>
+        </w:rPr>
+        <w:t>A működési adatok továbbítása MQTT-protokollon keresztül.</w:t>
+      </w:r>
+    </w:p>
+    <w:p>
+      <w:pPr>
+        <w:pStyle w:val="NormlWeb"/>
+        <w:numPr>
+          <w:ilvl w:val="0"/>
+          <w:numId w:val="2"/>
+        </w:numPr>
+        <w:jc w:val="both"/>
+        <w:rPr>
+          <w:color w:val="000000" w:themeColor="text1"/>
+        </w:rPr>
+      </w:pPr>
+      <w:r>
+        <w:rPr>
+          <w:color w:val="000000" w:themeColor="text1"/>
+        </w:rPr>
+        <w:t>A beérkező üzenetek fogadása és feldolgozása a háttérrendszerben.</w:t>
+      </w:r>
+    </w:p>
+    <w:p>
+      <w:pPr>
+        <w:pStyle w:val="NormlWeb"/>
+        <w:numPr>
+          <w:ilvl w:val="0"/>
+          <w:numId w:val="2"/>
+        </w:numPr>
+        <w:jc w:val="both"/>
+        <w:rPr>
+          <w:color w:val="000000" w:themeColor="text1"/>
+        </w:rPr>
+      </w:pPr>
+      <w:r>
+        <w:rPr>
+          <w:color w:val="000000" w:themeColor="text1"/>
+        </w:rPr>
+        <w:t xml:space="preserve">A termelési adatok és a működési események tárolása a </w:t>
+      </w:r>
+      <w:proofErr w:type="spellStart"/>
+      <w:r>
+        <w:rPr>
+          <w:color w:val="000000" w:themeColor="text1"/>
+        </w:rPr>
+        <w:t>PostgreSQL</w:t>
+      </w:r>
+      <w:proofErr w:type="spellEnd"/>
+      <w:r>
+        <w:rPr>
+          <w:color w:val="000000" w:themeColor="text1"/>
+        </w:rPr>
+        <w:t>-adatbázisban.</w:t>
+      </w:r>
+    </w:p>
+    <w:p>
+      <w:pPr>
+        <w:pStyle w:val="NormlWeb"/>
+        <w:numPr>
+          <w:ilvl w:val="0"/>
+          <w:numId w:val="2"/>
+        </w:numPr>
+        <w:jc w:val="both"/>
+        <w:rPr>
+          <w:color w:val="000000" w:themeColor="text1"/>
+        </w:rPr>
+      </w:pPr>
+      <w:r>
+        <w:rPr>
+          <w:color w:val="000000" w:themeColor="text1"/>
+        </w:rPr>
+        <w:t>A gyártósor állapotának és a termelési adatoknak a megjelenítése a webes felületen.</w:t>
+      </w:r>
+    </w:p>
+    <w:p>
+      <w:pPr>
+        <w:pStyle w:val="NormlWeb"/>
+        <w:numPr>
+          <w:ilvl w:val="0"/>
+          <w:numId w:val="2"/>
+        </w:numPr>
+        <w:jc w:val="both"/>
+        <w:rPr>
+          <w:color w:val="000000" w:themeColor="text1"/>
+        </w:rPr>
+      </w:pPr>
+      <w:r>
+        <w:rPr>
+          <w:color w:val="000000" w:themeColor="text1"/>
+        </w:rPr>
+        <w:t>A tárolt adatok lekérdezése és grafikonokon, illetve statisztikákon keresztüli megjelenítése.</w:t>
+      </w:r>
+    </w:p>
+    <w:p>
+      <w:pPr>
+        <w:pStyle w:val="NormlWeb"/>
+        <w:jc w:val="both"/>
+        <w:rPr>
+          <w:color w:val="000000" w:themeColor="text1"/>
+        </w:rPr>
+      </w:pPr>
+      <w:r>
+        <w:rPr>
+          <w:color w:val="000000" w:themeColor="text1"/>
+        </w:rPr>
+        <w:t xml:space="preserve">A </w:t>
+      </w:r>
+      <w:proofErr w:type="gramStart"/>
+      <w:r>
+        <w:rPr>
+          <w:color w:val="000000" w:themeColor="text1"/>
+        </w:rPr>
+        <w:t>funkcionális</w:t>
+      </w:r>
+      <w:proofErr w:type="gramEnd"/>
+      <w:r>
+        <w:rPr>
+          <w:color w:val="000000" w:themeColor="text1"/>
+        </w:rPr>
+        <w:t xml:space="preserve"> követelmények biztosítják, hogy a rendszer a gyártósor szimulált működésétől kezdve az adatok továbbításán és tárolásán át egészen a webes megjelenítésig egységes folyamatként működjön.</w:t>
+      </w:r>
+    </w:p>
+    <w:p>
+      <w:pPr>
+        <w:pStyle w:val="Cmsor3"/>
+        <w:rPr>
+          <w:rFonts w:ascii="Times New Roman" w:hAnsi="Times New Roman" w:cs="Times New Roman"/>
+          <w:b/>
+          <w:color w:val="000000" w:themeColor="text1"/>
+          <w:sz w:val="26"/>
+          <w:szCs w:val="26"/>
+        </w:rPr>
+      </w:pPr>
+      <w:r>
+        <w:rPr>
+          <w:rFonts w:ascii="Times New Roman" w:hAnsi="Times New Roman" w:cs="Times New Roman"/>
+          <w:b/>
+          <w:color w:val="000000" w:themeColor="text1"/>
+          <w:sz w:val="26"/>
+          <w:szCs w:val="26"/>
+        </w:rPr>
+        <w:t xml:space="preserve">3.2. Nem </w:t>
+      </w:r>
+      <w:proofErr w:type="gramStart"/>
+      <w:r>
+        <w:rPr>
+          <w:rFonts w:ascii="Times New Roman" w:hAnsi="Times New Roman" w:cs="Times New Roman"/>
+          <w:b/>
+          <w:color w:val="000000" w:themeColor="text1"/>
+          <w:sz w:val="26"/>
+          <w:szCs w:val="26"/>
+        </w:rPr>
+        <w:t>funkcionális</w:t>
+      </w:r>
+      <w:proofErr w:type="gramEnd"/>
+      <w:r>
+        <w:rPr>
+          <w:rFonts w:ascii="Times New Roman" w:hAnsi="Times New Roman" w:cs="Times New Roman"/>
+          <w:b/>
+          <w:color w:val="000000" w:themeColor="text1"/>
+          <w:sz w:val="26"/>
+          <w:szCs w:val="26"/>
+        </w:rPr>
+        <w:t xml:space="preserve"> követelmények</w:t>
+      </w:r>
+    </w:p>
+    <w:p>
+      <w:pPr>
+        <w:pStyle w:val="NormlWeb"/>
+        <w:jc w:val="both"/>
+      </w:pPr>
       <w:bookmarkStart w:id="0" w:name="_GoBack"/>
       <w:bookmarkEnd w:id="0"/>
       <w:r>
-        <w:t>nböző</w:t>
+        <w:t xml:space="preserve">A nem </w:t>
+      </w:r>
+      <w:proofErr w:type="gramStart"/>
+      <w:r>
+        <w:t>funkcionális</w:t>
       </w:r>
       <w:proofErr w:type="gramEnd"/>
       <w:r>
-        <w:t xml:space="preserve"> komponensei közötti kapcsolat alapját, és megteremti a távoli adatmegjelenítés lehetőségét.</w:t>
-      </w:r>
-    </w:p>
-    <w:p>
-      <w:pPr>
-        <w:spacing w:before="100" w:beforeAutospacing="1" w:after="100" w:afterAutospacing="1" w:line="240" w:lineRule="auto"/>
-        <w:jc w:val="both"/>
-        <w:rPr>
-          <w:rFonts w:ascii="Times New Roman" w:eastAsia="Times New Roman" w:hAnsi="Times New Roman" w:cs="Times New Roman"/>
-          <w:sz w:val="24"/>
-          <w:szCs w:val="24"/>
-          <w:lang w:eastAsia="hu-HU"/>
-        </w:rPr>
-      </w:pPr>
-    </w:p>
-    <w:p>
-      <w:pPr>
-        <w:pStyle w:val="NormlWeb"/>
-        <w:jc w:val="both"/>
-      </w:pPr>
-    </w:p>
-    <w:p>
-      <w:pPr>
-        <w:pStyle w:val="NormlWeb"/>
-        <w:jc w:val="both"/>
-      </w:pPr>
-    </w:p>
-    <w:p>
-      <w:pPr>
-        <w:pStyle w:val="NormlWeb"/>
-        <w:jc w:val="both"/>
-      </w:pPr>
-    </w:p>
-    <w:p>
-      <w:pPr>
-        <w:jc w:val="both"/>
+        <w:t xml:space="preserve"> követelmények a gyártósor-felügyeleti rendszer működésének minőségét, megbízhatóságát, biztonságát és használhatóságát határozzák meg.</w:t>
+      </w:r>
+    </w:p>
+    <w:p>
+      <w:pPr>
+        <w:pStyle w:val="NormlWeb"/>
+        <w:jc w:val="both"/>
+      </w:pPr>
+      <w:r>
+        <w:t xml:space="preserve">● </w:t>
+      </w:r>
+      <w:r>
+        <w:rPr>
+          <w:rStyle w:val="Kiemels2"/>
+          <w:rFonts w:eastAsiaTheme="majorEastAsia"/>
+          <w:b w:val="0"/>
+          <w:u w:val="single"/>
+        </w:rPr>
+        <w:t>Megbízhatóság</w:t>
+      </w:r>
+      <w:r>
+        <w:rPr>
+          <w:rStyle w:val="Kiemels2"/>
+          <w:rFonts w:eastAsiaTheme="majorEastAsia"/>
+        </w:rPr>
+        <w:t>:</w:t>
+      </w:r>
+      <w:r>
+        <w:t xml:space="preserve"> A rendszer megfelelően kezeli a gyártósor állapotváltozásait. Az adatkommunikáció során fellépő hibák kezelése hozzájárul a folyamatos működéshez.</w:t>
+      </w:r>
+    </w:p>
+    <w:p>
+      <w:pPr>
+        <w:pStyle w:val="NormlWeb"/>
+        <w:jc w:val="both"/>
+      </w:pPr>
+      <w:r>
+        <w:t xml:space="preserve">● </w:t>
+      </w:r>
+      <w:r>
+        <w:rPr>
+          <w:rStyle w:val="Kiemels2"/>
+          <w:rFonts w:eastAsiaTheme="majorEastAsia"/>
+          <w:b w:val="0"/>
+          <w:u w:val="single"/>
+        </w:rPr>
+        <w:t>Teljesítmény</w:t>
+      </w:r>
+      <w:r>
+        <w:rPr>
+          <w:rStyle w:val="Kiemels2"/>
+          <w:rFonts w:eastAsiaTheme="majorEastAsia"/>
+        </w:rPr>
+        <w:t>:</w:t>
+      </w:r>
+      <w:r>
+        <w:t xml:space="preserve"> A gyártósor állapotára és a termelésre vonatkozó adatok továbbítása, feldolgozása és megjelenítése rövid időn belül történik.</w:t>
+      </w:r>
+    </w:p>
+    <w:p>
+      <w:pPr>
+        <w:pStyle w:val="NormlWeb"/>
+        <w:jc w:val="both"/>
+      </w:pPr>
+      <w:r>
+        <w:t xml:space="preserve">● </w:t>
+      </w:r>
+      <w:r>
+        <w:rPr>
+          <w:rStyle w:val="Kiemels2"/>
+          <w:rFonts w:eastAsiaTheme="majorEastAsia"/>
+          <w:b w:val="0"/>
+          <w:u w:val="single"/>
+        </w:rPr>
+        <w:t>Biztonság</w:t>
+      </w:r>
+      <w:r>
+        <w:rPr>
+          <w:rStyle w:val="Kiemels2"/>
+          <w:rFonts w:eastAsiaTheme="majorEastAsia"/>
+        </w:rPr>
+        <w:t>:</w:t>
+      </w:r>
+      <w:r>
+        <w:t xml:space="preserve"> A hálózati kommunikáció és az adatbázis-hozzáférés megfelelő védelmi intézkedésekkel működik. A hozzáférési jogosultságok szabályozzák az adatok elérhetőségét.</w:t>
+      </w:r>
+    </w:p>
+    <w:p>
+      <w:pPr>
+        <w:pStyle w:val="NormlWeb"/>
+        <w:jc w:val="both"/>
+      </w:pPr>
+      <w:r>
+        <w:t xml:space="preserve">● </w:t>
+      </w:r>
+      <w:r>
+        <w:rPr>
+          <w:rStyle w:val="Kiemels2"/>
+          <w:rFonts w:eastAsiaTheme="majorEastAsia"/>
+          <w:b w:val="0"/>
+          <w:u w:val="single"/>
+        </w:rPr>
+        <w:t>Kezelhetőség</w:t>
+      </w:r>
+      <w:r>
+        <w:rPr>
+          <w:rStyle w:val="Kiemels2"/>
+          <w:rFonts w:eastAsiaTheme="majorEastAsia"/>
+        </w:rPr>
+        <w:t>:</w:t>
+      </w:r>
+      <w:r>
+        <w:t xml:space="preserve"> A webes felügyeleti felület áttekinthetően jeleníti meg a gyártósor állapotát és a termelési adatokat. Az egyértelmű vizuális jelzések megkönnyítik a rendszer használatát.</w:t>
+      </w:r>
+    </w:p>
+    <w:p>
+      <w:pPr>
+        <w:pStyle w:val="NormlWeb"/>
+        <w:jc w:val="both"/>
+      </w:pPr>
+      <w:r>
+        <w:t xml:space="preserve">● </w:t>
+      </w:r>
+      <w:r>
+        <w:rPr>
+          <w:rStyle w:val="Kiemels2"/>
+          <w:rFonts w:eastAsiaTheme="majorEastAsia"/>
+          <w:b w:val="0"/>
+          <w:u w:val="single"/>
+        </w:rPr>
+        <w:t>Bővíthetőség</w:t>
+      </w:r>
+      <w:r>
+        <w:rPr>
+          <w:rStyle w:val="Kiemels2"/>
+          <w:rFonts w:eastAsiaTheme="majorEastAsia"/>
+        </w:rPr>
+        <w:t>:</w:t>
+      </w:r>
+      <w:r>
+        <w:t xml:space="preserve"> A rendszer moduláris felépítése lehetővé teszi az egyes </w:t>
+      </w:r>
+      <w:proofErr w:type="gramStart"/>
+      <w:r>
+        <w:t>komponensek</w:t>
+      </w:r>
+      <w:proofErr w:type="gramEnd"/>
+      <w:r>
+        <w:t xml:space="preserve"> önálló módosítását és új funkciók hozzáadását.</w:t>
+      </w:r>
+    </w:p>
+    <w:p>
+      <w:pPr>
+        <w:pStyle w:val="NormlWeb"/>
+        <w:jc w:val="both"/>
+      </w:pPr>
+      <w:r>
+        <w:lastRenderedPageBreak/>
+        <w:t xml:space="preserve">● </w:t>
+      </w:r>
+      <w:r>
+        <w:rPr>
+          <w:rStyle w:val="Kiemels2"/>
+          <w:rFonts w:eastAsiaTheme="majorEastAsia"/>
+          <w:b w:val="0"/>
+          <w:u w:val="single"/>
+        </w:rPr>
+        <w:t>Karbantarthatóság</w:t>
+      </w:r>
+      <w:r>
+        <w:rPr>
+          <w:rStyle w:val="Kiemels2"/>
+          <w:rFonts w:eastAsiaTheme="majorEastAsia"/>
+        </w:rPr>
+        <w:t>:</w:t>
+      </w:r>
+      <w:r>
+        <w:t xml:space="preserve"> A programkód strukturált felépítése és az egyértelmű elnevezések elősegítik a kód áttekinthetőségét. A </w:t>
+      </w:r>
+      <w:proofErr w:type="spellStart"/>
+      <w:r>
+        <w:t>Git</w:t>
+      </w:r>
+      <w:proofErr w:type="spellEnd"/>
+      <w:r>
+        <w:t xml:space="preserve"> és a </w:t>
+      </w:r>
+      <w:proofErr w:type="spellStart"/>
+      <w:r>
+        <w:t>GitHub</w:t>
+      </w:r>
+      <w:proofErr w:type="spellEnd"/>
+      <w:r>
+        <w:t xml:space="preserve"> támogatja a módosítások nyomon követését és a korábbi verziók visszakeresését.</w:t>
+      </w:r>
+    </w:p>
+    <w:p>
+      <w:pPr>
+        <w:pStyle w:val="NormlWeb"/>
+        <w:jc w:val="both"/>
+      </w:pPr>
+      <w:r>
+        <w:t xml:space="preserve">● </w:t>
+      </w:r>
+      <w:proofErr w:type="gramStart"/>
+      <w:r>
+        <w:rPr>
+          <w:rStyle w:val="Kiemels2"/>
+          <w:rFonts w:eastAsiaTheme="majorEastAsia"/>
+          <w:b w:val="0"/>
+          <w:u w:val="single"/>
+        </w:rPr>
+        <w:t>Kompatibilitás</w:t>
+      </w:r>
+      <w:proofErr w:type="gramEnd"/>
+      <w:r>
+        <w:rPr>
+          <w:rStyle w:val="Kiemels2"/>
+          <w:rFonts w:eastAsiaTheme="majorEastAsia"/>
+        </w:rPr>
+        <w:t>:</w:t>
+      </w:r>
+      <w:r>
+        <w:t xml:space="preserve"> Az ESP32-S3 mikrokontroller, a </w:t>
+      </w:r>
+      <w:proofErr w:type="spellStart"/>
+      <w:r>
+        <w:t>Mosquitto</w:t>
+      </w:r>
+      <w:proofErr w:type="spellEnd"/>
+      <w:r>
+        <w:t xml:space="preserve"> MQTT-</w:t>
+      </w:r>
+      <w:proofErr w:type="spellStart"/>
+      <w:r>
+        <w:t>broker</w:t>
+      </w:r>
+      <w:proofErr w:type="spellEnd"/>
+      <w:r>
+        <w:t xml:space="preserve">, a Node.js-alapú háttérrendszer, a </w:t>
+      </w:r>
+      <w:proofErr w:type="spellStart"/>
+      <w:r>
+        <w:t>Supabase</w:t>
+      </w:r>
+      <w:proofErr w:type="spellEnd"/>
+      <w:r>
+        <w:t xml:space="preserve"> </w:t>
+      </w:r>
+      <w:proofErr w:type="spellStart"/>
+      <w:r>
+        <w:t>PostgreSQL</w:t>
+      </w:r>
+      <w:proofErr w:type="spellEnd"/>
+      <w:r>
+        <w:t>-adatbázisa és a webes felület összehangolt működése biztosítja az adatok továbbítását és megjelenítését.</w:t>
+      </w:r>
+    </w:p>
+    <w:p>
+      <w:pPr>
+        <w:pStyle w:val="NormlWeb"/>
+        <w:jc w:val="both"/>
+      </w:pPr>
+      <w:r>
+        <w:t xml:space="preserve">A nem </w:t>
+      </w:r>
+      <w:proofErr w:type="gramStart"/>
+      <w:r>
+        <w:t>funkcionális</w:t>
+      </w:r>
+      <w:proofErr w:type="gramEnd"/>
+      <w:r>
+        <w:t xml:space="preserve"> követelmények célja, hogy a rendszer a meghatározott feladatokat átlátható, biztonságos, karbantartható és bővíthető módon lássa el.</w:t>
+      </w:r>
+    </w:p>
+    <w:p>
+      <w:pPr>
+        <w:pStyle w:val="Cmsor3"/>
         <w:rPr>
           <w:rFonts w:ascii="Times New Roman" w:hAnsi="Times New Roman" w:cs="Times New Roman"/>
+          <w:b/>
+          <w:color w:val="000000" w:themeColor="text1"/>
+          <w:sz w:val="26"/>
+          <w:szCs w:val="26"/>
+        </w:rPr>
+      </w:pPr>
+      <w:r>
+        <w:rPr>
+          <w:rFonts w:ascii="Times New Roman" w:hAnsi="Times New Roman" w:cs="Times New Roman"/>
+          <w:b/>
+          <w:color w:val="000000" w:themeColor="text1"/>
+          <w:sz w:val="26"/>
+          <w:szCs w:val="26"/>
+        </w:rPr>
+        <w:t>3.3. A rendszerrel szemben támasztott elvárások</w:t>
+      </w:r>
+    </w:p>
+    <w:p>
+      <w:pPr>
+        <w:pStyle w:val="NormlWeb"/>
+        <w:jc w:val="both"/>
+      </w:pPr>
+      <w:r>
+        <w:t>A gyártósor-felügyeleti rendszer kialakításának célja egy olyan megoldás létrehozása, amely lehetővé teszi a szimulált gyártási folyamat egyszerű vezérlését, a működési adatok továbbítását és azok webes felületen történő megjelenítését. A rendszerrel szemben alapvető elvárás az egyszerű kezelhetőség, amelyet az egyértelmű vezérlőgombok és a különböző működési állapotokat jelző LED-</w:t>
+      </w:r>
+      <w:proofErr w:type="spellStart"/>
+      <w:r>
+        <w:t>ek</w:t>
+      </w:r>
+      <w:proofErr w:type="spellEnd"/>
+      <w:r>
+        <w:t xml:space="preserve"> biztosítanak. A webes felület segítségével a felhasználó nyomon követheti a gyártósor </w:t>
+      </w:r>
+      <w:proofErr w:type="gramStart"/>
+      <w:r>
+        <w:t>aktuális</w:t>
+      </w:r>
+      <w:proofErr w:type="gramEnd"/>
+      <w:r>
+        <w:t xml:space="preserve"> állapotát és a termelési darabszám alakulását.</w:t>
+      </w:r>
+    </w:p>
+    <w:p>
+      <w:pPr>
+        <w:pStyle w:val="NormlWeb"/>
+        <w:jc w:val="both"/>
+      </w:pPr>
+      <w:r>
+        <w:t xml:space="preserve">Fontos szempont a keletkező adatok megfelelő kezelése és tárolása is. A rendszer a gyártási folyamat során összegyűjtött </w:t>
+      </w:r>
+      <w:proofErr w:type="gramStart"/>
+      <w:r>
+        <w:t>információkat</w:t>
+      </w:r>
+      <w:proofErr w:type="gramEnd"/>
+      <w:r>
+        <w:t xml:space="preserve"> strukturált formában tárolja a </w:t>
+      </w:r>
+      <w:proofErr w:type="spellStart"/>
+      <w:r>
+        <w:t>PostgreSQL</w:t>
+      </w:r>
+      <w:proofErr w:type="spellEnd"/>
+      <w:r>
+        <w:t xml:space="preserve">-adatbázisban, így azok később visszakereshetők és elemezhetők. Az ESP32-S3 mikrokontroller és a háttérrendszer közötti kommunikáció </w:t>
+      </w:r>
+      <w:proofErr w:type="spellStart"/>
+      <w:r>
+        <w:t>Wi</w:t>
+      </w:r>
+      <w:proofErr w:type="spellEnd"/>
+      <w:r>
+        <w:t xml:space="preserve">-Fi-kapcsolaton és MQTT-protokollon </w:t>
+      </w:r>
+      <w:proofErr w:type="gramStart"/>
+      <w:r>
+        <w:t>keresztül történik</w:t>
+      </w:r>
+      <w:proofErr w:type="gramEnd"/>
+      <w:r>
+        <w:t>. A Node.js-alapú háttérprogram fogadja és feldolgozza az érkező üzeneteket, majd gondoskodik az adatok adatbázisba továbbításáról.</w:t>
+      </w:r>
+    </w:p>
+    <w:p>
+      <w:pPr>
+        <w:pStyle w:val="NormlWeb"/>
+        <w:jc w:val="both"/>
+      </w:pPr>
+      <w:r>
+        <w:t xml:space="preserve">A webes felügyeleti felület kialakításánál az áttekinthetőség és az </w:t>
+      </w:r>
+      <w:proofErr w:type="gramStart"/>
+      <w:r>
+        <w:t>információk</w:t>
+      </w:r>
+      <w:proofErr w:type="gramEnd"/>
+      <w:r>
+        <w:t xml:space="preserve"> könnyű értelmezhetősége kap kiemelt szerepet. A rendszer a gyártósor állapotát és a termelési adatokat jól értelmezhető formában jeleníti meg, szükség esetén grafikonokkal és statisztikákkal kiegészítve. A rendszer további fontos elvárása a moduláris felépítés, amely lehetővé teszi az egyes </w:t>
+      </w:r>
+      <w:proofErr w:type="gramStart"/>
+      <w:r>
+        <w:t>komponensek</w:t>
+      </w:r>
+      <w:proofErr w:type="gramEnd"/>
+      <w:r>
+        <w:t xml:space="preserve"> önálló fejlesztését és későbbi bővítését.</w:t>
+      </w:r>
+    </w:p>
+    <w:p>
+      <w:pPr>
+        <w:pStyle w:val="NormlWeb"/>
+        <w:jc w:val="both"/>
+      </w:pPr>
+      <w:r>
+        <w:t xml:space="preserve">A megvalósítás során a költséghatékonyság és a karbantarthatóság szintén lényeges szempont. A projekt széles körben használt fejlesztőeszközökre és technológiákra épül, amelyek támogatják a rendszer gazdaságos kialakítását. A </w:t>
+      </w:r>
+      <w:proofErr w:type="spellStart"/>
+      <w:r>
+        <w:t>Git</w:t>
+      </w:r>
+      <w:proofErr w:type="spellEnd"/>
+      <w:r>
+        <w:t xml:space="preserve"> és a </w:t>
+      </w:r>
+      <w:proofErr w:type="spellStart"/>
+      <w:r>
+        <w:t>GitHub</w:t>
+      </w:r>
+      <w:proofErr w:type="spellEnd"/>
+      <w:r>
+        <w:t xml:space="preserve"> használata biztosítja a forráskód változásainak nyomon követését és a fejlesztési folyamat dokumentálását. Ezek az elvárások együttesen hozzájárulnak egy átlátható, kezelhető és </w:t>
+      </w:r>
+      <w:proofErr w:type="spellStart"/>
+      <w:r>
+        <w:t>továbbfejleszthető</w:t>
+      </w:r>
+      <w:proofErr w:type="spellEnd"/>
+      <w:r>
+        <w:t xml:space="preserve"> gyártósor-felügyeleti rendszer kialakításához.</w:t>
+      </w:r>
+    </w:p>
+    <w:p>
+      <w:pPr>
+        <w:pStyle w:val="NormlWeb"/>
+        <w:jc w:val="both"/>
+        <w:rPr>
+          <w:color w:val="000000" w:themeColor="text1"/>
+        </w:rPr>
+      </w:pPr>
+    </w:p>
+    <w:p>
+      <w:pPr>
+        <w:pStyle w:val="NormlWeb"/>
+        <w:jc w:val="both"/>
+        <w:rPr>
+          <w:color w:val="000000" w:themeColor="text1"/>
+        </w:rPr>
+      </w:pPr>
+    </w:p>
+    <w:p>
+      <w:pPr>
+        <w:pStyle w:val="NormlWeb"/>
+        <w:jc w:val="both"/>
+        <w:rPr>
+          <w:color w:val="000000" w:themeColor="text1"/>
+        </w:rPr>
+      </w:pPr>
+    </w:p>
+    <w:p>
+      <w:pPr>
+        <w:pStyle w:val="NormlWeb"/>
+        <w:jc w:val="both"/>
+        <w:rPr>
+          <w:color w:val="000000" w:themeColor="text1"/>
+        </w:rPr>
+      </w:pPr>
+    </w:p>
+    <w:p>
+      <w:pPr>
+        <w:jc w:val="both"/>
+        <w:rPr>
+          <w:rFonts w:ascii="Times New Roman" w:hAnsi="Times New Roman" w:cs="Times New Roman"/>
+          <w:color w:val="000000" w:themeColor="text1"/>
           <w:sz w:val="24"/>
           <w:szCs w:val="24"/>
         </w:rPr>
@@ -3120,8 +4097,160 @@
       </w:pPr>
     </w:lvl>
   </w:abstractNum>
+  <w:abstractNum w:abstractNumId="1" w15:restartNumberingAfterBreak="0">
+    <w:nsid w:val="3A81351E"/>
+    <w:multiLevelType w:val="multilevel"/>
+    <w:tmpl w:val="FD3EC2B6"/>
+    <w:lvl w:ilvl="0">
+      <w:start w:val="1"/>
+      <w:numFmt w:val="bullet"/>
+      <w:lvlText w:val=""/>
+      <w:lvlJc w:val="left"/>
+      <w:pPr>
+        <w:tabs>
+          <w:tab w:val="num" w:pos="720"/>
+        </w:tabs>
+        <w:ind w:left="720" w:hanging="360"/>
+      </w:pPr>
+      <w:rPr>
+        <w:rFonts w:ascii="Symbol" w:hAnsi="Symbol" w:hint="default"/>
+        <w:sz w:val="20"/>
+      </w:rPr>
+    </w:lvl>
+    <w:lvl w:ilvl="1" w:tentative="1">
+      <w:start w:val="1"/>
+      <w:numFmt w:val="bullet"/>
+      <w:lvlText w:val="o"/>
+      <w:lvlJc w:val="left"/>
+      <w:pPr>
+        <w:tabs>
+          <w:tab w:val="num" w:pos="1440"/>
+        </w:tabs>
+        <w:ind w:left="1440" w:hanging="360"/>
+      </w:pPr>
+      <w:rPr>
+        <w:rFonts w:ascii="Courier New" w:hAnsi="Courier New" w:hint="default"/>
+        <w:sz w:val="20"/>
+      </w:rPr>
+    </w:lvl>
+    <w:lvl w:ilvl="2" w:tentative="1">
+      <w:start w:val="1"/>
+      <w:numFmt w:val="bullet"/>
+      <w:lvlText w:val=""/>
+      <w:lvlJc w:val="left"/>
+      <w:pPr>
+        <w:tabs>
+          <w:tab w:val="num" w:pos="2160"/>
+        </w:tabs>
+        <w:ind w:left="2160" w:hanging="360"/>
+      </w:pPr>
+      <w:rPr>
+        <w:rFonts w:ascii="Wingdings" w:hAnsi="Wingdings" w:hint="default"/>
+        <w:sz w:val="20"/>
+      </w:rPr>
+    </w:lvl>
+    <w:lvl w:ilvl="3" w:tentative="1">
+      <w:start w:val="1"/>
+      <w:numFmt w:val="bullet"/>
+      <w:lvlText w:val=""/>
+      <w:lvlJc w:val="left"/>
+      <w:pPr>
+        <w:tabs>
+          <w:tab w:val="num" w:pos="2880"/>
+        </w:tabs>
+        <w:ind w:left="2880" w:hanging="360"/>
+      </w:pPr>
+      <w:rPr>
+        <w:rFonts w:ascii="Wingdings" w:hAnsi="Wingdings" w:hint="default"/>
+        <w:sz w:val="20"/>
+      </w:rPr>
+    </w:lvl>
+    <w:lvl w:ilvl="4" w:tentative="1">
+      <w:start w:val="1"/>
+      <w:numFmt w:val="bullet"/>
+      <w:lvlText w:val=""/>
+      <w:lvlJc w:val="left"/>
+      <w:pPr>
+        <w:tabs>
+          <w:tab w:val="num" w:pos="3600"/>
+        </w:tabs>
+        <w:ind w:left="3600" w:hanging="360"/>
+      </w:pPr>
+      <w:rPr>
+        <w:rFonts w:ascii="Wingdings" w:hAnsi="Wingdings" w:hint="default"/>
+        <w:sz w:val="20"/>
+      </w:rPr>
+    </w:lvl>
+    <w:lvl w:ilvl="5" w:tentative="1">
+      <w:start w:val="1"/>
+      <w:numFmt w:val="bullet"/>
+      <w:lvlText w:val=""/>
+      <w:lvlJc w:val="left"/>
+      <w:pPr>
+        <w:tabs>
+          <w:tab w:val="num" w:pos="4320"/>
+        </w:tabs>
+        <w:ind w:left="4320" w:hanging="360"/>
+      </w:pPr>
+      <w:rPr>
+        <w:rFonts w:ascii="Wingdings" w:hAnsi="Wingdings" w:hint="default"/>
+        <w:sz w:val="20"/>
+      </w:rPr>
+    </w:lvl>
+    <w:lvl w:ilvl="6" w:tentative="1">
+      <w:start w:val="1"/>
+      <w:numFmt w:val="bullet"/>
+      <w:lvlText w:val=""/>
+      <w:lvlJc w:val="left"/>
+      <w:pPr>
+        <w:tabs>
+          <w:tab w:val="num" w:pos="5040"/>
+        </w:tabs>
+        <w:ind w:left="5040" w:hanging="360"/>
+      </w:pPr>
+      <w:rPr>
+        <w:rFonts w:ascii="Wingdings" w:hAnsi="Wingdings" w:hint="default"/>
+        <w:sz w:val="20"/>
+      </w:rPr>
+    </w:lvl>
+    <w:lvl w:ilvl="7" w:tentative="1">
+      <w:start w:val="1"/>
+      <w:numFmt w:val="bullet"/>
+      <w:lvlText w:val=""/>
+      <w:lvlJc w:val="left"/>
+      <w:pPr>
+        <w:tabs>
+          <w:tab w:val="num" w:pos="5760"/>
+        </w:tabs>
+        <w:ind w:left="5760" w:hanging="360"/>
+      </w:pPr>
+      <w:rPr>
+        <w:rFonts w:ascii="Wingdings" w:hAnsi="Wingdings" w:hint="default"/>
+        <w:sz w:val="20"/>
+      </w:rPr>
+    </w:lvl>
+    <w:lvl w:ilvl="8" w:tentative="1">
+      <w:start w:val="1"/>
+      <w:numFmt w:val="bullet"/>
+      <w:lvlText w:val=""/>
+      <w:lvlJc w:val="left"/>
+      <w:pPr>
+        <w:tabs>
+          <w:tab w:val="num" w:pos="6480"/>
+        </w:tabs>
+        <w:ind w:left="6480" w:hanging="360"/>
+      </w:pPr>
+      <w:rPr>
+        <w:rFonts w:ascii="Wingdings" w:hAnsi="Wingdings" w:hint="default"/>
+        <w:sz w:val="20"/>
+      </w:rPr>
+    </w:lvl>
+  </w:abstractNum>
   <w:num w:numId="1">
     <w:abstractNumId w:val="0"/>
+  </w:num>
+  <w:num w:numId="2">
+    <w:abstractNumId w:val="1"/>
   </w:num>
 </w:numbering>
 </file>
@@ -3567,7 +4696,6 @@
     <w:next w:val="Norml"/>
     <w:link w:val="Cmsor3Char"/>
     <w:uiPriority w:val="9"/>
-    <w:semiHidden/>
     <w:unhideWhenUsed/>
     <w:qFormat/>
     <w:rsid w:val="005D2D21"/>
@@ -3658,7 +4786,6 @@
     <w:basedOn w:val="Bekezdsalapbettpusa"/>
     <w:link w:val="Cmsor3"/>
     <w:uiPriority w:val="9"/>
-    <w:semiHidden/>
     <w:rsid w:val="005D2D21"/>
     <w:rPr>
       <w:rFonts w:asciiTheme="majorHAnsi" w:eastAsiaTheme="majorEastAsia" w:hAnsiTheme="majorHAnsi" w:cstheme="majorBidi"/>

--- a/docs/dokumentacio.docx
+++ b/docs/dokumentacio.docx
@@ -3520,8 +3520,6 @@
         <w:pStyle w:val="NormlWeb"/>
         <w:jc w:val="both"/>
       </w:pPr>
-      <w:bookmarkStart w:id="0" w:name="_GoBack"/>
-      <w:bookmarkEnd w:id="0"/>
       <w:r>
         <w:t xml:space="preserve">A nem </w:t>
       </w:r>
@@ -3951,6 +3949,1366 @@
       <w:r>
         <w:t xml:space="preserve"> gyártósor-felügyeleti rendszer kialakításához.</w:t>
       </w:r>
+    </w:p>
+    <w:p>
+      <w:pPr>
+        <w:pStyle w:val="Cmsor1"/>
+        <w:ind w:firstLine="708"/>
+        <w:jc w:val="both"/>
+        <w:rPr>
+          <w:rFonts w:ascii="Times New Roman" w:hAnsi="Times New Roman" w:cs="Times New Roman"/>
+          <w:b/>
+          <w:color w:val="000000" w:themeColor="text1"/>
+          <w:sz w:val="30"/>
+          <w:szCs w:val="30"/>
+        </w:rPr>
+      </w:pPr>
+      <w:r>
+        <w:rPr>
+          <w:rFonts w:ascii="Times New Roman" w:hAnsi="Times New Roman" w:cs="Times New Roman"/>
+          <w:b/>
+          <w:color w:val="000000" w:themeColor="text1"/>
+          <w:sz w:val="30"/>
+          <w:szCs w:val="30"/>
+        </w:rPr>
+        <w:t>4. MQTT-alapú kommunikáció</w:t>
+      </w:r>
+    </w:p>
+    <w:p>
+      <w:pPr>
+        <w:pStyle w:val="Cmsor2"/>
+        <w:jc w:val="both"/>
+        <w:rPr>
+          <w:color w:val="000000" w:themeColor="text1"/>
+          <w:sz w:val="26"/>
+          <w:szCs w:val="26"/>
+        </w:rPr>
+      </w:pPr>
+      <w:r>
+        <w:rPr>
+          <w:color w:val="000000" w:themeColor="text1"/>
+          <w:sz w:val="26"/>
+          <w:szCs w:val="26"/>
+        </w:rPr>
+        <w:t>4.1. Az MQTT protokoll bemutatása</w:t>
+      </w:r>
+    </w:p>
+    <w:p>
+      <w:pPr>
+        <w:pStyle w:val="NormlWeb"/>
+        <w:jc w:val="both"/>
+        <w:rPr>
+          <w:color w:val="000000" w:themeColor="text1"/>
+        </w:rPr>
+      </w:pPr>
+      <w:r>
+        <w:rPr>
+          <w:color w:val="000000" w:themeColor="text1"/>
+        </w:rPr>
+        <w:t>Az MQTT (</w:t>
+      </w:r>
+      <w:proofErr w:type="spellStart"/>
+      <w:r>
+        <w:rPr>
+          <w:color w:val="000000" w:themeColor="text1"/>
+        </w:rPr>
+        <w:t>Message</w:t>
+      </w:r>
+      <w:proofErr w:type="spellEnd"/>
+      <w:r>
+        <w:rPr>
+          <w:color w:val="000000" w:themeColor="text1"/>
+        </w:rPr>
+        <w:t xml:space="preserve"> </w:t>
+      </w:r>
+      <w:proofErr w:type="spellStart"/>
+      <w:r>
+        <w:rPr>
+          <w:color w:val="000000" w:themeColor="text1"/>
+        </w:rPr>
+        <w:t>Queuing</w:t>
+      </w:r>
+      <w:proofErr w:type="spellEnd"/>
+      <w:r>
+        <w:rPr>
+          <w:color w:val="000000" w:themeColor="text1"/>
+        </w:rPr>
+        <w:t xml:space="preserve"> </w:t>
+      </w:r>
+      <w:proofErr w:type="spellStart"/>
+      <w:r>
+        <w:rPr>
+          <w:color w:val="000000" w:themeColor="text1"/>
+        </w:rPr>
+        <w:t>Telemetry</w:t>
+      </w:r>
+      <w:proofErr w:type="spellEnd"/>
+      <w:r>
+        <w:rPr>
+          <w:color w:val="000000" w:themeColor="text1"/>
+        </w:rPr>
+        <w:t xml:space="preserve"> </w:t>
+      </w:r>
+      <w:proofErr w:type="spellStart"/>
+      <w:r>
+        <w:rPr>
+          <w:color w:val="000000" w:themeColor="text1"/>
+        </w:rPr>
+        <w:t>Transport</w:t>
+      </w:r>
+      <w:proofErr w:type="spellEnd"/>
+      <w:r>
+        <w:rPr>
+          <w:color w:val="000000" w:themeColor="text1"/>
+        </w:rPr>
+        <w:t xml:space="preserve">) egy könnyűsúlyú, üzenetközvetítésen alapuló kommunikációs protokoll, amelyet elsősorban olyan rendszerekben alkalmaznak, ahol kis mennyiségű adat megbízható és hatékony továbbítására van szükség. A protokoll különösen alkalmas </w:t>
+      </w:r>
+      <w:proofErr w:type="spellStart"/>
+      <w:r>
+        <w:rPr>
+          <w:color w:val="000000" w:themeColor="text1"/>
+        </w:rPr>
+        <w:t>IoT</w:t>
+      </w:r>
+      <w:proofErr w:type="spellEnd"/>
+      <w:r>
+        <w:rPr>
+          <w:color w:val="000000" w:themeColor="text1"/>
+        </w:rPr>
+        <w:t>-eszközök, mikrokontrollerek és háttérrendszerek közötti kommunikáció megvalósítására.</w:t>
+      </w:r>
+    </w:p>
+    <w:p>
+      <w:pPr>
+        <w:pStyle w:val="NormlWeb"/>
+        <w:jc w:val="both"/>
+        <w:rPr>
+          <w:color w:val="000000" w:themeColor="text1"/>
+        </w:rPr>
+      </w:pPr>
+      <w:r>
+        <w:rPr>
+          <w:color w:val="000000" w:themeColor="text1"/>
+        </w:rPr>
+        <w:lastRenderedPageBreak/>
+        <w:t xml:space="preserve">Az MQTT működése a </w:t>
+      </w:r>
+      <w:proofErr w:type="spellStart"/>
+      <w:r>
+        <w:rPr>
+          <w:color w:val="000000" w:themeColor="text1"/>
+        </w:rPr>
+        <w:t>publish</w:t>
+      </w:r>
+      <w:proofErr w:type="spellEnd"/>
+      <w:r>
+        <w:rPr>
+          <w:color w:val="000000" w:themeColor="text1"/>
+        </w:rPr>
+        <w:t>/</w:t>
+      </w:r>
+      <w:proofErr w:type="spellStart"/>
+      <w:r>
+        <w:rPr>
+          <w:color w:val="000000" w:themeColor="text1"/>
+        </w:rPr>
+        <w:t>subscribe</w:t>
+      </w:r>
+      <w:proofErr w:type="spellEnd"/>
+      <w:r>
+        <w:rPr>
+          <w:color w:val="000000" w:themeColor="text1"/>
+        </w:rPr>
+        <w:t xml:space="preserve"> modellen alapul. Ennek során az adatokat előállító eszközök üzeneteket </w:t>
+      </w:r>
+      <w:proofErr w:type="gramStart"/>
+      <w:r>
+        <w:rPr>
+          <w:color w:val="000000" w:themeColor="text1"/>
+        </w:rPr>
+        <w:t>publikálnak</w:t>
+      </w:r>
+      <w:proofErr w:type="gramEnd"/>
+      <w:r>
+        <w:rPr>
+          <w:color w:val="000000" w:themeColor="text1"/>
+        </w:rPr>
+        <w:t xml:space="preserve">, az adatokat fogadó alkalmazások pedig feliratkoznak az őket érdeklő témakörökre. Az üzenetek továbbítását egy központi közvetítő, úgynevezett </w:t>
+      </w:r>
+      <w:proofErr w:type="spellStart"/>
+      <w:r>
+        <w:rPr>
+          <w:color w:val="000000" w:themeColor="text1"/>
+        </w:rPr>
+        <w:t>broker</w:t>
+      </w:r>
+      <w:proofErr w:type="spellEnd"/>
+      <w:r>
+        <w:rPr>
+          <w:color w:val="000000" w:themeColor="text1"/>
+        </w:rPr>
+        <w:t xml:space="preserve"> végzi. Ennek köszönhetően az adatküldő és az adatfogadó </w:t>
+      </w:r>
+      <w:proofErr w:type="gramStart"/>
+      <w:r>
+        <w:rPr>
+          <w:color w:val="000000" w:themeColor="text1"/>
+        </w:rPr>
+        <w:t>komponenseknek</w:t>
+      </w:r>
+      <w:proofErr w:type="gramEnd"/>
+      <w:r>
+        <w:rPr>
+          <w:color w:val="000000" w:themeColor="text1"/>
+        </w:rPr>
+        <w:t xml:space="preserve"> nem szükséges közvetlenül ismerniük egymást.</w:t>
+      </w:r>
+    </w:p>
+    <w:p>
+      <w:pPr>
+        <w:pStyle w:val="NormlWeb"/>
+        <w:jc w:val="both"/>
+        <w:rPr>
+          <w:color w:val="000000" w:themeColor="text1"/>
+        </w:rPr>
+      </w:pPr>
+      <w:r>
+        <w:rPr>
+          <w:color w:val="000000" w:themeColor="text1"/>
+        </w:rPr>
+        <w:t>A protokoll alkalmazása előnyös a gyártósor-felügyeleti rendszerben, mivel lehetővé teszi a mikrokontroller által mért és előállított adatok továbbítását a későbbiekben kialakított háttérprogram és webes felület felé.</w:t>
+      </w:r>
+    </w:p>
+    <w:p>
+      <w:pPr>
+        <w:pStyle w:val="Cmsor2"/>
+        <w:jc w:val="both"/>
+        <w:rPr>
+          <w:color w:val="000000" w:themeColor="text1"/>
+          <w:sz w:val="26"/>
+          <w:szCs w:val="26"/>
+        </w:rPr>
+      </w:pPr>
+      <w:r>
+        <w:rPr>
+          <w:color w:val="000000" w:themeColor="text1"/>
+          <w:sz w:val="26"/>
+          <w:szCs w:val="26"/>
+        </w:rPr>
+        <w:t xml:space="preserve">4.2. Az MQTT </w:t>
+      </w:r>
+      <w:proofErr w:type="spellStart"/>
+      <w:r>
+        <w:rPr>
+          <w:color w:val="000000" w:themeColor="text1"/>
+          <w:sz w:val="26"/>
+          <w:szCs w:val="26"/>
+        </w:rPr>
+        <w:t>broker</w:t>
+      </w:r>
+      <w:proofErr w:type="spellEnd"/>
+      <w:r>
+        <w:rPr>
+          <w:color w:val="000000" w:themeColor="text1"/>
+          <w:sz w:val="26"/>
+          <w:szCs w:val="26"/>
+        </w:rPr>
+        <w:t xml:space="preserve"> szerepe</w:t>
+      </w:r>
+    </w:p>
+    <w:p>
+      <w:pPr>
+        <w:pStyle w:val="NormlWeb"/>
+        <w:jc w:val="both"/>
+        <w:rPr>
+          <w:color w:val="000000" w:themeColor="text1"/>
+        </w:rPr>
+      </w:pPr>
+      <w:r>
+        <w:rPr>
+          <w:color w:val="000000" w:themeColor="text1"/>
+        </w:rPr>
+        <w:t xml:space="preserve">A rendszerben az MQTT-üzenetek közvetítését a </w:t>
+      </w:r>
+      <w:proofErr w:type="spellStart"/>
+      <w:r>
+        <w:rPr>
+          <w:color w:val="000000" w:themeColor="text1"/>
+        </w:rPr>
+        <w:t>Mosquitto</w:t>
+      </w:r>
+      <w:proofErr w:type="spellEnd"/>
+      <w:r>
+        <w:rPr>
+          <w:color w:val="000000" w:themeColor="text1"/>
+        </w:rPr>
+        <w:t xml:space="preserve"> </w:t>
+      </w:r>
+      <w:proofErr w:type="spellStart"/>
+      <w:r>
+        <w:rPr>
+          <w:color w:val="000000" w:themeColor="text1"/>
+        </w:rPr>
+        <w:t>broker</w:t>
+      </w:r>
+      <w:proofErr w:type="spellEnd"/>
+      <w:r>
+        <w:rPr>
+          <w:color w:val="000000" w:themeColor="text1"/>
+        </w:rPr>
+        <w:t xml:space="preserve"> biztosítja. A </w:t>
+      </w:r>
+      <w:proofErr w:type="spellStart"/>
+      <w:r>
+        <w:rPr>
+          <w:color w:val="000000" w:themeColor="text1"/>
+        </w:rPr>
+        <w:t>Mosquitto</w:t>
+      </w:r>
+      <w:proofErr w:type="spellEnd"/>
+      <w:r>
+        <w:rPr>
+          <w:color w:val="000000" w:themeColor="text1"/>
+        </w:rPr>
+        <w:t xml:space="preserve"> egy nyílt forráskódú MQTT-üzenetközvetítő, amely fogadja a </w:t>
+      </w:r>
+      <w:proofErr w:type="gramStart"/>
+      <w:r>
+        <w:rPr>
+          <w:color w:val="000000" w:themeColor="text1"/>
+        </w:rPr>
+        <w:t>kliensektől</w:t>
+      </w:r>
+      <w:proofErr w:type="gramEnd"/>
+      <w:r>
+        <w:rPr>
+          <w:color w:val="000000" w:themeColor="text1"/>
+        </w:rPr>
+        <w:t xml:space="preserve"> érkező üzeneteket, majd továbbítja azokat az adott témakörre feliratkozott klienseknek.</w:t>
+      </w:r>
+    </w:p>
+    <w:p>
+      <w:pPr>
+        <w:pStyle w:val="NormlWeb"/>
+        <w:jc w:val="both"/>
+        <w:rPr>
+          <w:color w:val="000000" w:themeColor="text1"/>
+        </w:rPr>
+      </w:pPr>
+      <w:r>
+        <w:rPr>
+          <w:color w:val="000000" w:themeColor="text1"/>
+        </w:rPr>
+        <w:t xml:space="preserve">A fejlesztés során a </w:t>
+      </w:r>
+      <w:proofErr w:type="spellStart"/>
+      <w:r>
+        <w:rPr>
+          <w:color w:val="000000" w:themeColor="text1"/>
+        </w:rPr>
+        <w:t>Mosquitto</w:t>
+      </w:r>
+      <w:proofErr w:type="spellEnd"/>
+      <w:r>
+        <w:rPr>
+          <w:color w:val="000000" w:themeColor="text1"/>
+        </w:rPr>
+        <w:t xml:space="preserve"> Windows környezetben fut. A </w:t>
+      </w:r>
+      <w:proofErr w:type="spellStart"/>
+      <w:r>
+        <w:rPr>
+          <w:color w:val="000000" w:themeColor="text1"/>
+        </w:rPr>
+        <w:t>broker</w:t>
+      </w:r>
+      <w:proofErr w:type="spellEnd"/>
+      <w:r>
+        <w:rPr>
+          <w:color w:val="000000" w:themeColor="text1"/>
+        </w:rPr>
+        <w:t xml:space="preserve"> a 1883-as TCP-</w:t>
+      </w:r>
+      <w:proofErr w:type="spellStart"/>
+      <w:r>
+        <w:rPr>
+          <w:color w:val="000000" w:themeColor="text1"/>
+        </w:rPr>
+        <w:t>porton</w:t>
+      </w:r>
+      <w:proofErr w:type="spellEnd"/>
+      <w:r>
+        <w:rPr>
+          <w:color w:val="000000" w:themeColor="text1"/>
+        </w:rPr>
+        <w:t xml:space="preserve"> fogadja a kapcsolatokat. A kommunikáció teszteléséhez külön konfigurációs </w:t>
+      </w:r>
+      <w:proofErr w:type="gramStart"/>
+      <w:r>
+        <w:rPr>
+          <w:color w:val="000000" w:themeColor="text1"/>
+        </w:rPr>
+        <w:t>fájl</w:t>
+      </w:r>
+      <w:proofErr w:type="gramEnd"/>
+      <w:r>
+        <w:rPr>
+          <w:color w:val="000000" w:themeColor="text1"/>
+        </w:rPr>
+        <w:t xml:space="preserve"> készült, amely meghatározza a </w:t>
+      </w:r>
+      <w:proofErr w:type="spellStart"/>
+      <w:r>
+        <w:rPr>
+          <w:color w:val="000000" w:themeColor="text1"/>
+        </w:rPr>
+        <w:t>broker</w:t>
+      </w:r>
+      <w:proofErr w:type="spellEnd"/>
+      <w:r>
+        <w:rPr>
+          <w:color w:val="000000" w:themeColor="text1"/>
+        </w:rPr>
+        <w:t xml:space="preserve"> működésének alapvető beállításait.</w:t>
+      </w:r>
+    </w:p>
+    <w:p>
+      <w:pPr>
+        <w:pStyle w:val="NormlWeb"/>
+        <w:jc w:val="both"/>
+        <w:rPr>
+          <w:color w:val="000000" w:themeColor="text1"/>
+        </w:rPr>
+      </w:pPr>
+      <w:r>
+        <w:rPr>
+          <w:color w:val="000000" w:themeColor="text1"/>
+        </w:rPr>
+        <w:t xml:space="preserve">A tesztelési környezetben az üzenetek továbbításának ellenőrzése a </w:t>
+      </w:r>
+      <w:proofErr w:type="spellStart"/>
+      <w:r>
+        <w:rPr>
+          <w:color w:val="000000" w:themeColor="text1"/>
+        </w:rPr>
+        <w:t>Mosquitto</w:t>
+      </w:r>
+      <w:proofErr w:type="spellEnd"/>
+      <w:r>
+        <w:rPr>
+          <w:color w:val="000000" w:themeColor="text1"/>
+        </w:rPr>
+        <w:t xml:space="preserve"> parancssori segédprogramjaival történik. A </w:t>
+      </w:r>
+      <w:proofErr w:type="spellStart"/>
+      <w:r>
+        <w:rPr>
+          <w:rStyle w:val="HTML-kd"/>
+          <w:rFonts w:ascii="Times New Roman" w:hAnsi="Times New Roman" w:cs="Times New Roman"/>
+          <w:color w:val="000000" w:themeColor="text1"/>
+          <w:sz w:val="24"/>
+          <w:szCs w:val="24"/>
+        </w:rPr>
+        <w:t>mosquitto_sub</w:t>
+      </w:r>
+      <w:proofErr w:type="spellEnd"/>
+      <w:r>
+        <w:rPr>
+          <w:color w:val="000000" w:themeColor="text1"/>
+        </w:rPr>
+        <w:t xml:space="preserve"> program segítségével a megadott témakörökre érkező üzenetek figyelhetők meg, míg a </w:t>
+      </w:r>
+      <w:proofErr w:type="spellStart"/>
+      <w:r>
+        <w:rPr>
+          <w:rStyle w:val="HTML-kd"/>
+          <w:rFonts w:ascii="Times New Roman" w:hAnsi="Times New Roman" w:cs="Times New Roman"/>
+          <w:color w:val="000000" w:themeColor="text1"/>
+          <w:sz w:val="24"/>
+          <w:szCs w:val="24"/>
+        </w:rPr>
+        <w:t>mosquitto_pub</w:t>
+      </w:r>
+      <w:proofErr w:type="spellEnd"/>
+      <w:r>
+        <w:rPr>
+          <w:color w:val="000000" w:themeColor="text1"/>
+        </w:rPr>
+        <w:t xml:space="preserve"> program tesztüzenetek küldését teszi lehetővé. Ezekkel az eszközökkel ellenőrizhető a </w:t>
+      </w:r>
+      <w:proofErr w:type="spellStart"/>
+      <w:r>
+        <w:rPr>
+          <w:color w:val="000000" w:themeColor="text1"/>
+        </w:rPr>
+        <w:t>broker</w:t>
+      </w:r>
+      <w:proofErr w:type="spellEnd"/>
+      <w:r>
+        <w:rPr>
+          <w:color w:val="000000" w:themeColor="text1"/>
+        </w:rPr>
+        <w:t xml:space="preserve"> működése és az üzenetek megfelelő továbbítása.</w:t>
+      </w:r>
+    </w:p>
+    <w:p>
+      <w:pPr>
+        <w:pStyle w:val="Cmsor2"/>
+        <w:jc w:val="both"/>
+        <w:rPr>
+          <w:color w:val="000000" w:themeColor="text1"/>
+          <w:sz w:val="26"/>
+          <w:szCs w:val="26"/>
+        </w:rPr>
+      </w:pPr>
+      <w:r>
+        <w:rPr>
+          <w:color w:val="000000" w:themeColor="text1"/>
+          <w:sz w:val="26"/>
+          <w:szCs w:val="26"/>
+        </w:rPr>
+        <w:t>4.3. Az ESP32-S3 és az MQTT kapcsolata</w:t>
+      </w:r>
+    </w:p>
+    <w:p>
+      <w:pPr>
+        <w:pStyle w:val="NormlWeb"/>
+        <w:jc w:val="both"/>
+        <w:rPr>
+          <w:color w:val="000000" w:themeColor="text1"/>
+        </w:rPr>
+      </w:pPr>
+      <w:r>
+        <w:rPr>
+          <w:color w:val="000000" w:themeColor="text1"/>
+        </w:rPr>
+        <w:t xml:space="preserve">Az ESP32-S3 mikrokontroller </w:t>
+      </w:r>
+      <w:proofErr w:type="spellStart"/>
+      <w:r>
+        <w:rPr>
+          <w:color w:val="000000" w:themeColor="text1"/>
+        </w:rPr>
+        <w:t>Wi</w:t>
+      </w:r>
+      <w:proofErr w:type="spellEnd"/>
+      <w:r>
+        <w:rPr>
+          <w:color w:val="000000" w:themeColor="text1"/>
+        </w:rPr>
+        <w:t xml:space="preserve">-Fi-kapcsolaton </w:t>
+      </w:r>
+      <w:proofErr w:type="gramStart"/>
+      <w:r>
+        <w:rPr>
+          <w:color w:val="000000" w:themeColor="text1"/>
+        </w:rPr>
+        <w:t>keresztül csatlakozik</w:t>
+      </w:r>
+      <w:proofErr w:type="gramEnd"/>
+      <w:r>
+        <w:rPr>
+          <w:color w:val="000000" w:themeColor="text1"/>
+        </w:rPr>
+        <w:t xml:space="preserve"> a helyi hálózathoz, majd MQTT-protokoll segítségével kommunikál a </w:t>
+      </w:r>
+      <w:proofErr w:type="spellStart"/>
+      <w:r>
+        <w:rPr>
+          <w:color w:val="000000" w:themeColor="text1"/>
+        </w:rPr>
+        <w:t>Mosquitto</w:t>
+      </w:r>
+      <w:proofErr w:type="spellEnd"/>
+      <w:r>
+        <w:rPr>
+          <w:color w:val="000000" w:themeColor="text1"/>
+        </w:rPr>
+        <w:t xml:space="preserve"> </w:t>
+      </w:r>
+      <w:proofErr w:type="spellStart"/>
+      <w:r>
+        <w:rPr>
+          <w:color w:val="000000" w:themeColor="text1"/>
+        </w:rPr>
+        <w:t>brokerrel</w:t>
+      </w:r>
+      <w:proofErr w:type="spellEnd"/>
+      <w:r>
+        <w:rPr>
+          <w:color w:val="000000" w:themeColor="text1"/>
+        </w:rPr>
+        <w:t xml:space="preserve">. A kapcsolat létrehozásához a program tartalmazza a </w:t>
+      </w:r>
+      <w:proofErr w:type="spellStart"/>
+      <w:r>
+        <w:rPr>
+          <w:color w:val="000000" w:themeColor="text1"/>
+        </w:rPr>
+        <w:t>Wi</w:t>
+      </w:r>
+      <w:proofErr w:type="spellEnd"/>
+      <w:r>
+        <w:rPr>
+          <w:color w:val="000000" w:themeColor="text1"/>
+        </w:rPr>
+        <w:t xml:space="preserve">-Fi-hálózat eléréséhez szükséges beállításokat, valamint a </w:t>
+      </w:r>
+      <w:proofErr w:type="spellStart"/>
+      <w:r>
+        <w:rPr>
+          <w:color w:val="000000" w:themeColor="text1"/>
+        </w:rPr>
+        <w:t>broker</w:t>
+      </w:r>
+      <w:proofErr w:type="spellEnd"/>
+      <w:r>
+        <w:rPr>
+          <w:color w:val="000000" w:themeColor="text1"/>
+        </w:rPr>
+        <w:t xml:space="preserve"> IP-címét és </w:t>
+      </w:r>
+      <w:proofErr w:type="spellStart"/>
+      <w:r>
+        <w:rPr>
+          <w:color w:val="000000" w:themeColor="text1"/>
+        </w:rPr>
+        <w:t>portszámát</w:t>
+      </w:r>
+      <w:proofErr w:type="spellEnd"/>
+      <w:r>
+        <w:rPr>
+          <w:color w:val="000000" w:themeColor="text1"/>
+        </w:rPr>
+        <w:t>.</w:t>
+      </w:r>
+    </w:p>
+    <w:p>
+      <w:pPr>
+        <w:pStyle w:val="NormlWeb"/>
+        <w:jc w:val="both"/>
+        <w:rPr>
+          <w:color w:val="000000" w:themeColor="text1"/>
+        </w:rPr>
+      </w:pPr>
+      <w:r>
+        <w:rPr>
+          <w:color w:val="000000" w:themeColor="text1"/>
+        </w:rPr>
+        <w:t xml:space="preserve">Az MQTT-kommunikáció megvalósításához a program a </w:t>
+      </w:r>
+      <w:proofErr w:type="spellStart"/>
+      <w:r>
+        <w:rPr>
+          <w:color w:val="000000" w:themeColor="text1"/>
+        </w:rPr>
+        <w:t>PubSubClient</w:t>
+      </w:r>
+      <w:proofErr w:type="spellEnd"/>
+      <w:r>
+        <w:rPr>
+          <w:color w:val="000000" w:themeColor="text1"/>
+        </w:rPr>
+        <w:t xml:space="preserve"> </w:t>
+      </w:r>
+      <w:proofErr w:type="spellStart"/>
+      <w:r>
+        <w:rPr>
+          <w:color w:val="000000" w:themeColor="text1"/>
+        </w:rPr>
+        <w:t>programkönyvtárat</w:t>
+      </w:r>
+      <w:proofErr w:type="spellEnd"/>
+      <w:r>
+        <w:rPr>
+          <w:color w:val="000000" w:themeColor="text1"/>
+        </w:rPr>
+        <w:t xml:space="preserve"> használja. Ez lehetővé teszi az MQTT-kapcsolat kezelését, a </w:t>
+      </w:r>
+      <w:proofErr w:type="spellStart"/>
+      <w:r>
+        <w:rPr>
+          <w:color w:val="000000" w:themeColor="text1"/>
+        </w:rPr>
+        <w:t>brokerhez</w:t>
+      </w:r>
+      <w:proofErr w:type="spellEnd"/>
+      <w:r>
+        <w:rPr>
+          <w:color w:val="000000" w:themeColor="text1"/>
+        </w:rPr>
+        <w:t xml:space="preserve"> történő csatlakozást, valamint az üzenetek </w:t>
+      </w:r>
+      <w:proofErr w:type="gramStart"/>
+      <w:r>
+        <w:rPr>
+          <w:color w:val="000000" w:themeColor="text1"/>
+        </w:rPr>
+        <w:t>publikálását</w:t>
+      </w:r>
+      <w:proofErr w:type="gramEnd"/>
+      <w:r>
+        <w:rPr>
+          <w:color w:val="000000" w:themeColor="text1"/>
+        </w:rPr>
+        <w:t>.</w:t>
+      </w:r>
+    </w:p>
+    <w:p>
+      <w:pPr>
+        <w:pStyle w:val="NormlWeb"/>
+        <w:jc w:val="both"/>
+        <w:rPr>
+          <w:color w:val="000000" w:themeColor="text1"/>
+        </w:rPr>
+      </w:pPr>
+      <w:r>
+        <w:rPr>
+          <w:color w:val="000000" w:themeColor="text1"/>
+        </w:rPr>
+        <w:t xml:space="preserve">A mikrokontroller a gyártósor működési állapotáról és a termelés során előállított darabok számáról küld adatokat. A rendszer állapotát a program a </w:t>
+      </w:r>
+      <w:r>
+        <w:rPr>
+          <w:rStyle w:val="HTML-kd"/>
+          <w:rFonts w:ascii="Times New Roman" w:hAnsi="Times New Roman" w:cs="Times New Roman"/>
+          <w:color w:val="000000" w:themeColor="text1"/>
+          <w:sz w:val="24"/>
+          <w:szCs w:val="24"/>
+        </w:rPr>
+        <w:t>STOPPED</w:t>
+      </w:r>
+      <w:r>
+        <w:rPr>
+          <w:color w:val="000000" w:themeColor="text1"/>
+        </w:rPr>
+        <w:t xml:space="preserve">, </w:t>
+      </w:r>
+      <w:r>
+        <w:rPr>
+          <w:rStyle w:val="HTML-kd"/>
+          <w:rFonts w:ascii="Times New Roman" w:hAnsi="Times New Roman" w:cs="Times New Roman"/>
+          <w:color w:val="000000" w:themeColor="text1"/>
+          <w:sz w:val="24"/>
+          <w:szCs w:val="24"/>
+        </w:rPr>
+        <w:t>RUNNING</w:t>
+      </w:r>
+      <w:r>
+        <w:rPr>
+          <w:color w:val="000000" w:themeColor="text1"/>
+        </w:rPr>
+        <w:t xml:space="preserve"> és </w:t>
+      </w:r>
+      <w:r>
+        <w:rPr>
+          <w:rStyle w:val="HTML-kd"/>
+          <w:rFonts w:ascii="Times New Roman" w:hAnsi="Times New Roman" w:cs="Times New Roman"/>
+          <w:color w:val="000000" w:themeColor="text1"/>
+          <w:sz w:val="24"/>
+          <w:szCs w:val="24"/>
+        </w:rPr>
+        <w:t>EMERGENCY_STOP</w:t>
+      </w:r>
+      <w:r>
+        <w:rPr>
+          <w:color w:val="000000" w:themeColor="text1"/>
+        </w:rPr>
+        <w:t xml:space="preserve"> állapotokkal különbözteti meg. Ezek a leállított, működő, illetve vészleállítási állapotot jelölik.</w:t>
+      </w:r>
+    </w:p>
+    <w:p>
+      <w:pPr>
+        <w:pStyle w:val="NormlWeb"/>
+        <w:jc w:val="both"/>
+        <w:rPr>
+          <w:color w:val="000000" w:themeColor="text1"/>
+        </w:rPr>
+      </w:pPr>
+      <w:r>
+        <w:rPr>
+          <w:color w:val="000000" w:themeColor="text1"/>
+        </w:rPr>
+        <w:t xml:space="preserve">A program az állapotváltozásokat eseményüzenetként továbbítja, emellett rendszeres állapotjelentéseket is </w:t>
+      </w:r>
+      <w:proofErr w:type="gramStart"/>
+      <w:r>
+        <w:rPr>
+          <w:color w:val="000000" w:themeColor="text1"/>
+        </w:rPr>
+        <w:t>publikál</w:t>
+      </w:r>
+      <w:proofErr w:type="gramEnd"/>
+      <w:r>
+        <w:rPr>
+          <w:color w:val="000000" w:themeColor="text1"/>
+        </w:rPr>
+        <w:t>. A kommunikáció így lehetővé teszi, hogy a gyártósor állapota és a termelési darabszám a mikrokontrollertől független alkalmazásban is feldolgozható legyen.</w:t>
+      </w:r>
+    </w:p>
+    <w:p>
+      <w:pPr>
+        <w:pStyle w:val="Cmsor2"/>
+        <w:jc w:val="both"/>
+        <w:rPr>
+          <w:color w:val="000000" w:themeColor="text1"/>
+          <w:sz w:val="26"/>
+          <w:szCs w:val="26"/>
+        </w:rPr>
+      </w:pPr>
+      <w:r>
+        <w:rPr>
+          <w:color w:val="000000" w:themeColor="text1"/>
+          <w:sz w:val="26"/>
+          <w:szCs w:val="26"/>
+        </w:rPr>
+        <w:t>4.4. MQTT témakörök és üzenetstruktúra</w:t>
+      </w:r>
+    </w:p>
+    <w:p>
+      <w:pPr>
+        <w:pStyle w:val="NormlWeb"/>
+        <w:jc w:val="both"/>
+        <w:rPr>
+          <w:color w:val="000000" w:themeColor="text1"/>
+        </w:rPr>
+      </w:pPr>
+      <w:r>
+        <w:rPr>
+          <w:color w:val="000000" w:themeColor="text1"/>
+        </w:rPr>
+        <w:t xml:space="preserve">A rendszerben az üzenetek témakörök, azaz </w:t>
+      </w:r>
+      <w:proofErr w:type="spellStart"/>
+      <w:r>
+        <w:rPr>
+          <w:color w:val="000000" w:themeColor="text1"/>
+        </w:rPr>
+        <w:t>topicok</w:t>
+      </w:r>
+      <w:proofErr w:type="spellEnd"/>
+      <w:r>
+        <w:rPr>
+          <w:color w:val="000000" w:themeColor="text1"/>
+        </w:rPr>
+        <w:t xml:space="preserve"> alapján különülnek el. A témakörök segítségével a különböző típusú </w:t>
+      </w:r>
+      <w:proofErr w:type="gramStart"/>
+      <w:r>
+        <w:rPr>
+          <w:color w:val="000000" w:themeColor="text1"/>
+        </w:rPr>
+        <w:t>információk</w:t>
+      </w:r>
+      <w:proofErr w:type="gramEnd"/>
+      <w:r>
+        <w:rPr>
+          <w:color w:val="000000" w:themeColor="text1"/>
+        </w:rPr>
+        <w:t xml:space="preserve"> egymástól elkülönítve továbbíthatók.</w:t>
+      </w:r>
+    </w:p>
+    <w:p>
+      <w:pPr>
+        <w:pStyle w:val="NormlWeb"/>
+        <w:jc w:val="both"/>
+        <w:rPr>
+          <w:color w:val="000000" w:themeColor="text1"/>
+        </w:rPr>
+      </w:pPr>
+      <w:r>
+        <w:rPr>
+          <w:color w:val="000000" w:themeColor="text1"/>
+        </w:rPr>
+        <w:lastRenderedPageBreak/>
+        <w:t>A fejlesztés során az alábbi témakörök kerültek kialakításra:</w:t>
+      </w:r>
+    </w:p>
+    <w:p>
+      <w:pPr>
+        <w:pStyle w:val="NormlWeb"/>
+        <w:jc w:val="both"/>
+        <w:rPr>
+          <w:color w:val="000000" w:themeColor="text1"/>
+        </w:rPr>
+      </w:pPr>
+      <w:r>
+        <w:rPr>
+          <w:color w:val="000000" w:themeColor="text1"/>
+        </w:rPr>
+        <w:t xml:space="preserve">● </w:t>
+      </w:r>
+      <w:proofErr w:type="spellStart"/>
+      <w:r>
+        <w:rPr>
+          <w:rStyle w:val="HTML-kd"/>
+          <w:rFonts w:ascii="Times New Roman" w:hAnsi="Times New Roman" w:cs="Times New Roman"/>
+          <w:color w:val="000000" w:themeColor="text1"/>
+          <w:sz w:val="24"/>
+          <w:szCs w:val="24"/>
+        </w:rPr>
+        <w:t>gyartosor</w:t>
+      </w:r>
+      <w:proofErr w:type="spellEnd"/>
+      <w:r>
+        <w:rPr>
+          <w:rStyle w:val="HTML-kd"/>
+          <w:rFonts w:ascii="Times New Roman" w:hAnsi="Times New Roman" w:cs="Times New Roman"/>
+          <w:color w:val="000000" w:themeColor="text1"/>
+          <w:sz w:val="24"/>
+          <w:szCs w:val="24"/>
+        </w:rPr>
+        <w:t>/esp32/status</w:t>
+      </w:r>
+      <w:r>
+        <w:rPr>
+          <w:color w:val="000000" w:themeColor="text1"/>
+        </w:rPr>
+        <w:t xml:space="preserve"> – a gyártósor </w:t>
+      </w:r>
+      <w:proofErr w:type="gramStart"/>
+      <w:r>
+        <w:rPr>
+          <w:color w:val="000000" w:themeColor="text1"/>
+        </w:rPr>
+        <w:t>aktuális</w:t>
+      </w:r>
+      <w:proofErr w:type="gramEnd"/>
+      <w:r>
+        <w:rPr>
+          <w:color w:val="000000" w:themeColor="text1"/>
+        </w:rPr>
+        <w:t xml:space="preserve"> állapotát és a legyártott darabok számát tartalmazó állapotjelentések.</w:t>
+      </w:r>
+    </w:p>
+    <w:p>
+      <w:pPr>
+        <w:pStyle w:val="NormlWeb"/>
+        <w:jc w:val="both"/>
+        <w:rPr>
+          <w:color w:val="000000" w:themeColor="text1"/>
+        </w:rPr>
+      </w:pPr>
+      <w:r>
+        <w:rPr>
+          <w:color w:val="000000" w:themeColor="text1"/>
+        </w:rPr>
+        <w:t xml:space="preserve">● </w:t>
+      </w:r>
+      <w:proofErr w:type="spellStart"/>
+      <w:r>
+        <w:rPr>
+          <w:rStyle w:val="HTML-kd"/>
+          <w:rFonts w:ascii="Times New Roman" w:hAnsi="Times New Roman" w:cs="Times New Roman"/>
+          <w:color w:val="000000" w:themeColor="text1"/>
+          <w:sz w:val="24"/>
+          <w:szCs w:val="24"/>
+        </w:rPr>
+        <w:t>gyartosor</w:t>
+      </w:r>
+      <w:proofErr w:type="spellEnd"/>
+      <w:r>
+        <w:rPr>
+          <w:rStyle w:val="HTML-kd"/>
+          <w:rFonts w:ascii="Times New Roman" w:hAnsi="Times New Roman" w:cs="Times New Roman"/>
+          <w:color w:val="000000" w:themeColor="text1"/>
+          <w:sz w:val="24"/>
+          <w:szCs w:val="24"/>
+        </w:rPr>
+        <w:t>/esp32/</w:t>
+      </w:r>
+      <w:proofErr w:type="spellStart"/>
+      <w:r>
+        <w:rPr>
+          <w:rStyle w:val="HTML-kd"/>
+          <w:rFonts w:ascii="Times New Roman" w:hAnsi="Times New Roman" w:cs="Times New Roman"/>
+          <w:color w:val="000000" w:themeColor="text1"/>
+          <w:sz w:val="24"/>
+          <w:szCs w:val="24"/>
+        </w:rPr>
+        <w:t>event</w:t>
+      </w:r>
+      <w:proofErr w:type="spellEnd"/>
+      <w:r>
+        <w:rPr>
+          <w:color w:val="000000" w:themeColor="text1"/>
+        </w:rPr>
+        <w:t xml:space="preserve"> – a működés során bekövetkező fontosabb események, például az indítás, a leállítás és a vészleállítás jelzése.</w:t>
+      </w:r>
+    </w:p>
+    <w:p>
+      <w:pPr>
+        <w:pStyle w:val="NormlWeb"/>
+        <w:jc w:val="both"/>
+        <w:rPr>
+          <w:color w:val="000000" w:themeColor="text1"/>
+        </w:rPr>
+      </w:pPr>
+      <w:r>
+        <w:rPr>
+          <w:color w:val="000000" w:themeColor="text1"/>
+        </w:rPr>
+        <w:t xml:space="preserve">Az állapotjelentések JSON-formátumú üzenetekként továbbíthatók. A JSON (JavaScript </w:t>
+      </w:r>
+      <w:proofErr w:type="spellStart"/>
+      <w:r>
+        <w:rPr>
+          <w:color w:val="000000" w:themeColor="text1"/>
+        </w:rPr>
+        <w:t>Object</w:t>
+      </w:r>
+      <w:proofErr w:type="spellEnd"/>
+      <w:r>
+        <w:rPr>
+          <w:color w:val="000000" w:themeColor="text1"/>
+        </w:rPr>
+        <w:t xml:space="preserve"> </w:t>
+      </w:r>
+      <w:proofErr w:type="spellStart"/>
+      <w:r>
+        <w:rPr>
+          <w:color w:val="000000" w:themeColor="text1"/>
+        </w:rPr>
+        <w:t>Notation</w:t>
+      </w:r>
+      <w:proofErr w:type="spellEnd"/>
+      <w:r>
+        <w:rPr>
+          <w:color w:val="000000" w:themeColor="text1"/>
+        </w:rPr>
+        <w:t>) egy könnyen olvasható, strukturált adatformátum, amelyet a különböző programozási nyelvek és alkalmazások egyszerűen fel tudnak dolgozni.</w:t>
+      </w:r>
+    </w:p>
+    <w:p>
+      <w:pPr>
+        <w:pStyle w:val="NormlWeb"/>
+        <w:jc w:val="both"/>
+        <w:rPr>
+          <w:color w:val="000000" w:themeColor="text1"/>
+        </w:rPr>
+      </w:pPr>
+      <w:r>
+        <w:rPr>
+          <w:color w:val="000000" w:themeColor="text1"/>
+        </w:rPr>
+        <w:t>Egy állapotjelentés például az alábbi adatokat tartalmazhatja:</w:t>
+      </w:r>
+    </w:p>
+    <w:p>
+      <w:pPr>
+        <w:pStyle w:val="NormlWeb"/>
+        <w:jc w:val="both"/>
+        <w:rPr>
+          <w:color w:val="000000" w:themeColor="text1"/>
+        </w:rPr>
+      </w:pPr>
+      <w:r>
+        <w:rPr>
+          <w:color w:val="000000" w:themeColor="text1"/>
+        </w:rPr>
+        <w:t xml:space="preserve">● </w:t>
+      </w:r>
+      <w:r>
+        <w:rPr>
+          <w:rStyle w:val="HTML-kd"/>
+          <w:rFonts w:ascii="Times New Roman" w:hAnsi="Times New Roman" w:cs="Times New Roman"/>
+          <w:color w:val="000000" w:themeColor="text1"/>
+          <w:sz w:val="24"/>
+          <w:szCs w:val="24"/>
+        </w:rPr>
+        <w:t>status</w:t>
+      </w:r>
+      <w:r>
+        <w:rPr>
+          <w:color w:val="000000" w:themeColor="text1"/>
+        </w:rPr>
+        <w:t xml:space="preserve"> – a gyártósor </w:t>
+      </w:r>
+      <w:proofErr w:type="gramStart"/>
+      <w:r>
+        <w:rPr>
+          <w:color w:val="000000" w:themeColor="text1"/>
+        </w:rPr>
+        <w:t>aktuális</w:t>
+      </w:r>
+      <w:proofErr w:type="gramEnd"/>
+      <w:r>
+        <w:rPr>
+          <w:color w:val="000000" w:themeColor="text1"/>
+        </w:rPr>
+        <w:t xml:space="preserve"> állapota.</w:t>
+      </w:r>
+    </w:p>
+    <w:p>
+      <w:pPr>
+        <w:pStyle w:val="NormlWeb"/>
+        <w:jc w:val="both"/>
+        <w:rPr>
+          <w:color w:val="000000" w:themeColor="text1"/>
+        </w:rPr>
+      </w:pPr>
+      <w:r>
+        <w:rPr>
+          <w:color w:val="000000" w:themeColor="text1"/>
+        </w:rPr>
+        <w:t xml:space="preserve">● </w:t>
+      </w:r>
+      <w:proofErr w:type="spellStart"/>
+      <w:r>
+        <w:rPr>
+          <w:rStyle w:val="HTML-kd"/>
+          <w:rFonts w:ascii="Times New Roman" w:hAnsi="Times New Roman" w:cs="Times New Roman"/>
+          <w:color w:val="000000" w:themeColor="text1"/>
+          <w:sz w:val="24"/>
+          <w:szCs w:val="24"/>
+        </w:rPr>
+        <w:t>totalProduced</w:t>
+      </w:r>
+      <w:proofErr w:type="spellEnd"/>
+      <w:r>
+        <w:rPr>
+          <w:color w:val="000000" w:themeColor="text1"/>
+        </w:rPr>
+        <w:t xml:space="preserve"> – az addig előállított termékek száma.</w:t>
+      </w:r>
+    </w:p>
+    <w:p>
+      <w:pPr>
+        <w:pStyle w:val="NormlWeb"/>
+        <w:jc w:val="both"/>
+        <w:rPr>
+          <w:color w:val="000000" w:themeColor="text1"/>
+        </w:rPr>
+      </w:pPr>
+      <w:r>
+        <w:rPr>
+          <w:color w:val="000000" w:themeColor="text1"/>
+        </w:rPr>
+        <w:t xml:space="preserve">● </w:t>
+      </w:r>
+      <w:proofErr w:type="spellStart"/>
+      <w:r>
+        <w:rPr>
+          <w:rStyle w:val="HTML-kd"/>
+          <w:rFonts w:ascii="Times New Roman" w:hAnsi="Times New Roman" w:cs="Times New Roman"/>
+          <w:color w:val="000000" w:themeColor="text1"/>
+          <w:sz w:val="24"/>
+          <w:szCs w:val="24"/>
+        </w:rPr>
+        <w:t>message_number</w:t>
+      </w:r>
+      <w:proofErr w:type="spellEnd"/>
+      <w:r>
+        <w:rPr>
+          <w:color w:val="000000" w:themeColor="text1"/>
+        </w:rPr>
+        <w:t xml:space="preserve"> – az üzenet sorszáma, amennyiben az adott tesztüzenet ezt a mezőt tartalmazza.</w:t>
+      </w:r>
+    </w:p>
+    <w:p>
+      <w:pPr>
+        <w:pStyle w:val="NormlWeb"/>
+        <w:jc w:val="both"/>
+        <w:rPr>
+          <w:color w:val="000000" w:themeColor="text1"/>
+        </w:rPr>
+      </w:pPr>
+      <w:r>
+        <w:rPr>
+          <w:color w:val="000000" w:themeColor="text1"/>
+        </w:rPr>
+        <w:t>A JSON-formátumú üzenetek feldolgozásával a később kialakított Node.js háttérprogram képes lesz az adatok értelmezésére, adatbázisba továbbítására és a webes felületen történő megjelenítésük előkészítésére.</w:t>
+      </w:r>
+    </w:p>
+    <w:p>
+      <w:pPr>
+        <w:pStyle w:val="Cmsor2"/>
+        <w:jc w:val="both"/>
+        <w:rPr>
+          <w:color w:val="000000" w:themeColor="text1"/>
+          <w:sz w:val="26"/>
+          <w:szCs w:val="26"/>
+        </w:rPr>
+      </w:pPr>
+      <w:r>
+        <w:rPr>
+          <w:color w:val="000000" w:themeColor="text1"/>
+          <w:sz w:val="26"/>
+          <w:szCs w:val="26"/>
+        </w:rPr>
+        <w:t>4.5. A kommunikáció tesztelése</w:t>
+      </w:r>
+    </w:p>
+    <w:p>
+      <w:pPr>
+        <w:pStyle w:val="NormlWeb"/>
+        <w:jc w:val="both"/>
+        <w:rPr>
+          <w:color w:val="000000" w:themeColor="text1"/>
+        </w:rPr>
+      </w:pPr>
+      <w:bookmarkStart w:id="0" w:name="_GoBack"/>
+      <w:bookmarkEnd w:id="0"/>
+      <w:r>
+        <w:rPr>
+          <w:color w:val="000000" w:themeColor="text1"/>
+        </w:rPr>
+        <w:t xml:space="preserve">Az MQTT-kommunikáció ellenőrzése több lépésben történik. Elsőként a </w:t>
+      </w:r>
+      <w:proofErr w:type="spellStart"/>
+      <w:r>
+        <w:rPr>
+          <w:color w:val="000000" w:themeColor="text1"/>
+        </w:rPr>
+        <w:t>Mosquitto</w:t>
+      </w:r>
+      <w:proofErr w:type="spellEnd"/>
+      <w:r>
+        <w:rPr>
+          <w:color w:val="000000" w:themeColor="text1"/>
+        </w:rPr>
+        <w:t xml:space="preserve"> </w:t>
+      </w:r>
+      <w:proofErr w:type="spellStart"/>
+      <w:r>
+        <w:rPr>
+          <w:color w:val="000000" w:themeColor="text1"/>
+        </w:rPr>
+        <w:t>broker</w:t>
+      </w:r>
+      <w:proofErr w:type="spellEnd"/>
+      <w:r>
+        <w:rPr>
+          <w:color w:val="000000" w:themeColor="text1"/>
+        </w:rPr>
+        <w:t xml:space="preserve"> elindítása és működésének ellenőrzése szükséges. Ezt követően a mikrokontroller </w:t>
+      </w:r>
+      <w:proofErr w:type="spellStart"/>
+      <w:r>
+        <w:rPr>
+          <w:color w:val="000000" w:themeColor="text1"/>
+        </w:rPr>
+        <w:t>Wi</w:t>
+      </w:r>
+      <w:proofErr w:type="spellEnd"/>
+      <w:r>
+        <w:rPr>
+          <w:color w:val="000000" w:themeColor="text1"/>
+        </w:rPr>
+        <w:t>-Fi-kapcsolata, majd az MQTT-</w:t>
+      </w:r>
+      <w:proofErr w:type="spellStart"/>
+      <w:r>
+        <w:rPr>
+          <w:color w:val="000000" w:themeColor="text1"/>
+        </w:rPr>
+        <w:t>brokerhez</w:t>
+      </w:r>
+      <w:proofErr w:type="spellEnd"/>
+      <w:r>
+        <w:rPr>
+          <w:color w:val="000000" w:themeColor="text1"/>
+        </w:rPr>
+        <w:t xml:space="preserve"> történő csatlakozása vizsgálható.</w:t>
+      </w:r>
+    </w:p>
+    <w:p>
+      <w:pPr>
+        <w:pStyle w:val="NormlWeb"/>
+        <w:jc w:val="both"/>
+        <w:rPr>
+          <w:color w:val="000000" w:themeColor="text1"/>
+        </w:rPr>
+      </w:pPr>
+      <w:r>
+        <w:rPr>
+          <w:color w:val="000000" w:themeColor="text1"/>
+        </w:rPr>
+        <w:t xml:space="preserve">A fejlesztés során sikeresen megvalósult az ESP32-S3 </w:t>
+      </w:r>
+      <w:proofErr w:type="spellStart"/>
+      <w:r>
+        <w:rPr>
+          <w:color w:val="000000" w:themeColor="text1"/>
+        </w:rPr>
+        <w:t>Wi</w:t>
+      </w:r>
+      <w:proofErr w:type="spellEnd"/>
+      <w:r>
+        <w:rPr>
+          <w:color w:val="000000" w:themeColor="text1"/>
+        </w:rPr>
+        <w:t xml:space="preserve">-Fi-hálózathoz történő csatlakoztatása és az MQTT-üzenetek továbbítása a helyi hálózaton futó </w:t>
+      </w:r>
+      <w:proofErr w:type="spellStart"/>
+      <w:r>
+        <w:rPr>
+          <w:color w:val="000000" w:themeColor="text1"/>
+        </w:rPr>
+        <w:t>Mosquitto</w:t>
+      </w:r>
+      <w:proofErr w:type="spellEnd"/>
+      <w:r>
+        <w:rPr>
+          <w:color w:val="000000" w:themeColor="text1"/>
+        </w:rPr>
+        <w:t xml:space="preserve"> </w:t>
+      </w:r>
+      <w:proofErr w:type="spellStart"/>
+      <w:r>
+        <w:rPr>
+          <w:color w:val="000000" w:themeColor="text1"/>
+        </w:rPr>
+        <w:t>broker</w:t>
+      </w:r>
+      <w:proofErr w:type="spellEnd"/>
+      <w:r>
+        <w:rPr>
+          <w:color w:val="000000" w:themeColor="text1"/>
+        </w:rPr>
+        <w:t xml:space="preserve"> felé. A kapcsolat ellenőrzése során a parancssori feliratkozó programmal megfigyelhetők voltak a mikrokontroller által küldött tesztüzenetek.</w:t>
+      </w:r>
+    </w:p>
+    <w:p>
+      <w:pPr>
+        <w:pStyle w:val="NormlWeb"/>
+        <w:jc w:val="both"/>
+        <w:rPr>
+          <w:color w:val="000000" w:themeColor="text1"/>
+        </w:rPr>
+      </w:pPr>
+      <w:r>
+        <w:rPr>
+          <w:color w:val="000000" w:themeColor="text1"/>
+        </w:rPr>
+        <w:t xml:space="preserve">A tesztelés igazolta, hogy az ESP32-S3 és a </w:t>
+      </w:r>
+      <w:proofErr w:type="spellStart"/>
+      <w:r>
+        <w:rPr>
+          <w:color w:val="000000" w:themeColor="text1"/>
+        </w:rPr>
+        <w:t>broker</w:t>
+      </w:r>
+      <w:proofErr w:type="spellEnd"/>
+      <w:r>
+        <w:rPr>
+          <w:color w:val="000000" w:themeColor="text1"/>
+        </w:rPr>
+        <w:t xml:space="preserve"> közötti alapvető kommunikáció működik. Ez megfelelő alapot biztosít a gyártósor állapotát és a termelési adatokat feldolgozó további szoftverkomponensek kialakításához.</w:t>
+      </w:r>
+    </w:p>
+    <w:p>
+      <w:pPr>
+        <w:pStyle w:val="NormlWeb"/>
+        <w:jc w:val="both"/>
+      </w:pPr>
+    </w:p>
+    <w:p>
+      <w:pPr>
+        <w:pStyle w:val="NormlWeb"/>
+        <w:jc w:val="both"/>
+      </w:pPr>
     </w:p>
     <w:p>
       <w:pPr>
@@ -4859,6 +6217,19 @@
       <w:szCs w:val="18"/>
     </w:rPr>
   </w:style>
+  <w:style w:type="character" w:styleId="HTML-kd">
+    <w:name w:val="HTML Code"/>
+    <w:basedOn w:val="Bekezdsalapbettpusa"/>
+    <w:uiPriority w:val="99"/>
+    <w:semiHidden/>
+    <w:unhideWhenUsed/>
+    <w:rsid w:val="002870A0"/>
+    <w:rPr>
+      <w:rFonts w:ascii="Courier New" w:eastAsia="Times New Roman" w:hAnsi="Courier New" w:cs="Courier New"/>
+      <w:sz w:val="20"/>
+      <w:szCs w:val="20"/>
+    </w:rPr>
+  </w:style>
 </w:styles>
 </file>
 

--- a/docs/dokumentacio.docx
+++ b/docs/dokumentacio.docx
@@ -26,16 +26,16 @@
         <w:rPr>
           <w:rFonts w:ascii="Times New Roman" w:hAnsi="Times New Roman" w:cs="Times New Roman"/>
           <w:b/>
-          <w:sz w:val="30"/>
-          <w:szCs w:val="30"/>
+          <w:sz w:val="32"/>
+          <w:szCs w:val="32"/>
         </w:rPr>
       </w:pPr>
       <w:r>
         <w:rPr>
           <w:rFonts w:ascii="Times New Roman" w:hAnsi="Times New Roman" w:cs="Times New Roman"/>
           <w:b/>
-          <w:sz w:val="30"/>
-          <w:szCs w:val="30"/>
+          <w:sz w:val="32"/>
+          <w:szCs w:val="32"/>
         </w:rPr>
         <w:t xml:space="preserve">1. </w:t>
       </w:r>
@@ -43,8 +43,8 @@
         <w:rPr>
           <w:rFonts w:ascii="Times New Roman" w:hAnsi="Times New Roman" w:cs="Times New Roman"/>
           <w:b/>
-          <w:sz w:val="30"/>
-          <w:szCs w:val="30"/>
+          <w:sz w:val="32"/>
+          <w:szCs w:val="32"/>
         </w:rPr>
         <w:t>Bevezetés</w:t>
       </w:r>
@@ -55,16 +55,16 @@
         <w:rPr>
           <w:rFonts w:ascii="Times New Roman" w:hAnsi="Times New Roman" w:cs="Times New Roman"/>
           <w:b/>
-          <w:sz w:val="24"/>
-          <w:szCs w:val="24"/>
+          <w:sz w:val="28"/>
+          <w:szCs w:val="28"/>
         </w:rPr>
       </w:pPr>
       <w:r>
         <w:rPr>
           <w:rFonts w:ascii="Times New Roman" w:hAnsi="Times New Roman" w:cs="Times New Roman"/>
           <w:b/>
-          <w:sz w:val="24"/>
-          <w:szCs w:val="24"/>
+          <w:sz w:val="28"/>
+          <w:szCs w:val="28"/>
         </w:rPr>
         <w:t>1.1 A téma bemutatása</w:t>
       </w:r>
@@ -359,6 +359,8 @@
           <w:rFonts w:ascii="Times New Roman" w:hAnsi="Times New Roman" w:cs="Times New Roman"/>
           <w:b/>
           <w:color w:val="000000" w:themeColor="text1"/>
+          <w:sz w:val="28"/>
+          <w:szCs w:val="28"/>
         </w:rPr>
       </w:pPr>
       <w:r>
@@ -366,6 +368,8 @@
           <w:rFonts w:ascii="Times New Roman" w:hAnsi="Times New Roman" w:cs="Times New Roman"/>
           <w:b/>
           <w:color w:val="000000" w:themeColor="text1"/>
+          <w:sz w:val="28"/>
+          <w:szCs w:val="28"/>
         </w:rPr>
         <w:t>1.2. A projekt célja</w:t>
       </w:r>
@@ -376,7 +380,10 @@
         <w:jc w:val="both"/>
       </w:pPr>
       <w:r>
-        <w:t>A projekt elsődleges célja egy olyan webalapú gyártósor-felügyeleti rendszer megvalósítása, amely egy ESP32-S3 mikrokontroller segítségével szimulálja egy ipari gyártósor működését, és lehetővé teszi a folyamat állapotának távoli nyomon követését. A fejlesztés során fontos szempont egy olyan rendszer kialakítása, amely szemlélteti az ipari automatizálás, a dolgok internete (</w:t>
+        <w:t>A projekt elsődleges célja egy olyan webalapú gyártósor-felügyeleti rendszer megvalósítása, amely egy ESP32-S3 mikrokontroller segítségével szimulálja egy ipari gyártósor működését, és lehetővé teszi a folyamat állapotának távoli nyomon követését.</w:t>
+      </w:r>
+      <w:r>
+        <w:t xml:space="preserve"> A fejlesztés során fontos szempont egy olyan rendszer kialakítása, amely szemlélteti az ipari automatizálás, a dolgok internete (</w:t>
       </w:r>
       <w:proofErr w:type="spellStart"/>
       <w:r>
@@ -659,6 +666,8 @@
           <w:rFonts w:ascii="Times New Roman" w:hAnsi="Times New Roman" w:cs="Times New Roman"/>
           <w:b/>
           <w:color w:val="000000" w:themeColor="text1"/>
+          <w:sz w:val="28"/>
+          <w:szCs w:val="28"/>
         </w:rPr>
       </w:pPr>
       <w:r>
@@ -666,6 +675,8 @@
           <w:rFonts w:ascii="Times New Roman" w:hAnsi="Times New Roman" w:cs="Times New Roman"/>
           <w:b/>
           <w:color w:val="000000" w:themeColor="text1"/>
+          <w:sz w:val="28"/>
+          <w:szCs w:val="28"/>
         </w:rPr>
         <w:t>1.3. A projekt lépései</w:t>
       </w:r>
@@ -1063,8 +1074,6 @@
           <w:rFonts w:ascii="Times New Roman" w:hAnsi="Times New Roman" w:cs="Times New Roman"/>
           <w:b/>
           <w:color w:val="000000" w:themeColor="text1"/>
-          <w:sz w:val="30"/>
-          <w:szCs w:val="30"/>
         </w:rPr>
       </w:pPr>
       <w:r>
@@ -1072,8 +1081,6 @@
           <w:rFonts w:ascii="Times New Roman" w:hAnsi="Times New Roman" w:cs="Times New Roman"/>
           <w:b/>
           <w:color w:val="000000" w:themeColor="text1"/>
-          <w:sz w:val="30"/>
-          <w:szCs w:val="30"/>
         </w:rPr>
         <w:lastRenderedPageBreak/>
         <w:t>2. Az ESP32 mikrokontroller bemutatása</w:t>
@@ -1084,15 +1091,15 @@
         <w:pStyle w:val="Cmsor2"/>
         <w:rPr>
           <w:color w:val="000000" w:themeColor="text1"/>
-          <w:sz w:val="26"/>
-          <w:szCs w:val="26"/>
-        </w:rPr>
-      </w:pPr>
-      <w:r>
-        <w:rPr>
-          <w:color w:val="000000" w:themeColor="text1"/>
-          <w:sz w:val="26"/>
-          <w:szCs w:val="26"/>
+          <w:sz w:val="28"/>
+          <w:szCs w:val="28"/>
+        </w:rPr>
+      </w:pPr>
+      <w:r>
+        <w:rPr>
+          <w:color w:val="000000" w:themeColor="text1"/>
+          <w:sz w:val="28"/>
+          <w:szCs w:val="28"/>
         </w:rPr>
         <w:t>2.1. Az ESP32 általános ismertetése</w:t>
       </w:r>
@@ -1299,14 +1306,14 @@
       <w:pPr>
         <w:pStyle w:val="Cmsor2"/>
         <w:rPr>
-          <w:sz w:val="24"/>
-          <w:szCs w:val="24"/>
-        </w:rPr>
-      </w:pPr>
-      <w:r>
-        <w:rPr>
-          <w:sz w:val="24"/>
-          <w:szCs w:val="24"/>
+          <w:sz w:val="28"/>
+          <w:szCs w:val="28"/>
+        </w:rPr>
+      </w:pPr>
+      <w:r>
+        <w:rPr>
+          <w:sz w:val="28"/>
+          <w:szCs w:val="28"/>
         </w:rPr>
         <w:t>2.2. Az ESP32-S3-DEV-N16R8 fejlesztőpanel bemutatása</w:t>
       </w:r>
@@ -1626,8 +1633,8 @@
           <w:rFonts w:ascii="Times New Roman" w:eastAsia="Times New Roman" w:hAnsi="Times New Roman" w:cs="Times New Roman"/>
           <w:b/>
           <w:bCs/>
-          <w:sz w:val="24"/>
-          <w:szCs w:val="24"/>
+          <w:sz w:val="28"/>
+          <w:szCs w:val="28"/>
           <w:lang w:eastAsia="hu-HU"/>
         </w:rPr>
       </w:pPr>
@@ -1636,8 +1643,8 @@
           <w:rFonts w:ascii="Times New Roman" w:eastAsia="Times New Roman" w:hAnsi="Times New Roman" w:cs="Times New Roman"/>
           <w:b/>
           <w:bCs/>
-          <w:sz w:val="24"/>
-          <w:szCs w:val="24"/>
+          <w:sz w:val="28"/>
+          <w:szCs w:val="28"/>
           <w:lang w:eastAsia="hu-HU"/>
         </w:rPr>
         <w:t>2.3. A mikrokontroller főbb műszaki jellemzői</w:t>
@@ -2802,30 +2809,30 @@
       <w:pPr>
         <w:pStyle w:val="Cmsor2"/>
         <w:rPr>
-          <w:sz w:val="24"/>
-          <w:szCs w:val="24"/>
-        </w:rPr>
-      </w:pPr>
-      <w:r>
-        <w:rPr>
-          <w:sz w:val="24"/>
-          <w:szCs w:val="24"/>
+          <w:sz w:val="28"/>
+          <w:szCs w:val="28"/>
+        </w:rPr>
+      </w:pPr>
+      <w:r>
+        <w:rPr>
+          <w:sz w:val="28"/>
+          <w:szCs w:val="28"/>
         </w:rPr>
         <w:t xml:space="preserve">2.4. A </w:t>
       </w:r>
       <w:proofErr w:type="spellStart"/>
       <w:r>
         <w:rPr>
-          <w:sz w:val="24"/>
-          <w:szCs w:val="24"/>
+          <w:sz w:val="28"/>
+          <w:szCs w:val="28"/>
         </w:rPr>
         <w:t>Wi</w:t>
       </w:r>
       <w:proofErr w:type="spellEnd"/>
       <w:r>
         <w:rPr>
-          <w:sz w:val="24"/>
-          <w:szCs w:val="24"/>
+          <w:sz w:val="28"/>
+          <w:szCs w:val="28"/>
         </w:rPr>
         <w:t>-Fi-kommunikáció szerepe a projektben</w:t>
       </w:r>
@@ -2972,8 +2979,8 @@
         <w:jc w:val="both"/>
         <w:rPr>
           <w:rFonts w:ascii="Times New Roman" w:eastAsia="Times New Roman" w:hAnsi="Times New Roman" w:cs="Times New Roman"/>
-          <w:sz w:val="24"/>
-          <w:szCs w:val="24"/>
+          <w:sz w:val="32"/>
+          <w:szCs w:val="32"/>
           <w:lang w:eastAsia="hu-HU"/>
         </w:rPr>
       </w:pPr>
@@ -2981,8 +2988,8 @@
         <w:rPr>
           <w:rFonts w:ascii="Times New Roman" w:eastAsia="Times New Roman" w:hAnsi="Times New Roman" w:cs="Times New Roman"/>
           <w:b/>
-          <w:sz w:val="30"/>
-          <w:szCs w:val="30"/>
+          <w:sz w:val="32"/>
+          <w:szCs w:val="32"/>
           <w:lang w:eastAsia="hu-HU"/>
         </w:rPr>
         <w:t>3. A rendszer követelményei</w:t>
@@ -2995,8 +3002,8 @@
           <w:rFonts w:ascii="Times New Roman" w:hAnsi="Times New Roman" w:cs="Times New Roman"/>
           <w:b/>
           <w:color w:val="000000" w:themeColor="text1"/>
-          <w:sz w:val="26"/>
-          <w:szCs w:val="26"/>
+          <w:sz w:val="28"/>
+          <w:szCs w:val="28"/>
         </w:rPr>
       </w:pPr>
       <w:r>
@@ -3004,8 +3011,8 @@
           <w:rFonts w:ascii="Times New Roman" w:hAnsi="Times New Roman" w:cs="Times New Roman"/>
           <w:b/>
           <w:color w:val="000000" w:themeColor="text1"/>
-          <w:sz w:val="26"/>
-          <w:szCs w:val="26"/>
+          <w:sz w:val="28"/>
+          <w:szCs w:val="28"/>
         </w:rPr>
         <w:t xml:space="preserve">3.1. </w:t>
       </w:r>
@@ -3015,8 +3022,8 @@
           <w:rFonts w:ascii="Times New Roman" w:hAnsi="Times New Roman" w:cs="Times New Roman"/>
           <w:b/>
           <w:color w:val="000000" w:themeColor="text1"/>
-          <w:sz w:val="26"/>
-          <w:szCs w:val="26"/>
+          <w:sz w:val="28"/>
+          <w:szCs w:val="28"/>
         </w:rPr>
         <w:t>Funkcionális</w:t>
       </w:r>
@@ -3026,8 +3033,8 @@
           <w:rFonts w:ascii="Times New Roman" w:hAnsi="Times New Roman" w:cs="Times New Roman"/>
           <w:b/>
           <w:color w:val="000000" w:themeColor="text1"/>
-          <w:sz w:val="26"/>
-          <w:szCs w:val="26"/>
+          <w:sz w:val="28"/>
+          <w:szCs w:val="28"/>
         </w:rPr>
         <w:t xml:space="preserve"> követelmények</w:t>
       </w:r>
@@ -3101,22 +3108,28 @@
         <w:rPr>
           <w:color w:val="000000" w:themeColor="text1"/>
         </w:rPr>
-        <w:t xml:space="preserve"> állapota közvetlenül, vizuálisan is ellenőrizhető. A vezérlőprogram a termelési folyamatot szimulálja, és nyilvántartja a legyártott darabok számát.</w:t>
-      </w:r>
-    </w:p>
-    <w:p>
-      <w:pPr>
-        <w:pStyle w:val="NormlWeb"/>
-        <w:jc w:val="both"/>
-        <w:rPr>
-          <w:color w:val="000000" w:themeColor="text1"/>
-        </w:rPr>
-      </w:pPr>
+        <w:t xml:space="preserve"> állapota </w:t>
+      </w:r>
       <w:r>
         <w:rPr>
           <w:color w:val="000000" w:themeColor="text1"/>
         </w:rPr>
         <w:lastRenderedPageBreak/>
+        <w:t>közvetlenül, vizuálisan is ellenőrizhető. A vezérlőprogram a termelési folyamatot szimulálja, és nyilvántartja a legyártott darabok számát.</w:t>
+      </w:r>
+    </w:p>
+    <w:p>
+      <w:pPr>
+        <w:pStyle w:val="NormlWeb"/>
+        <w:jc w:val="both"/>
+        <w:rPr>
+          <w:color w:val="000000" w:themeColor="text1"/>
+        </w:rPr>
+      </w:pPr>
+      <w:r>
+        <w:rPr>
+          <w:color w:val="000000" w:themeColor="text1"/>
+        </w:rPr>
         <w:t xml:space="preserve">A mikrokontroller és a háttérrendszer közötti adatátvitel </w:t>
       </w:r>
       <w:proofErr w:type="spellStart"/>
@@ -3478,8 +3491,8 @@
           <w:rFonts w:ascii="Times New Roman" w:hAnsi="Times New Roman" w:cs="Times New Roman"/>
           <w:b/>
           <w:color w:val="000000" w:themeColor="text1"/>
-          <w:sz w:val="26"/>
-          <w:szCs w:val="26"/>
+          <w:sz w:val="28"/>
+          <w:szCs w:val="28"/>
         </w:rPr>
       </w:pPr>
       <w:r>
@@ -3487,8 +3500,8 @@
           <w:rFonts w:ascii="Times New Roman" w:hAnsi="Times New Roman" w:cs="Times New Roman"/>
           <w:b/>
           <w:color w:val="000000" w:themeColor="text1"/>
-          <w:sz w:val="26"/>
-          <w:szCs w:val="26"/>
+          <w:sz w:val="28"/>
+          <w:szCs w:val="28"/>
         </w:rPr>
         <w:t xml:space="preserve">3.2. Nem </w:t>
       </w:r>
@@ -3498,8 +3511,8 @@
           <w:rFonts w:ascii="Times New Roman" w:hAnsi="Times New Roman" w:cs="Times New Roman"/>
           <w:b/>
           <w:color w:val="000000" w:themeColor="text1"/>
-          <w:sz w:val="26"/>
-          <w:szCs w:val="26"/>
+          <w:sz w:val="28"/>
+          <w:szCs w:val="28"/>
         </w:rPr>
         <w:t>funkcionális</w:t>
       </w:r>
@@ -3509,8 +3522,8 @@
           <w:rFonts w:ascii="Times New Roman" w:hAnsi="Times New Roman" w:cs="Times New Roman"/>
           <w:b/>
           <w:color w:val="000000" w:themeColor="text1"/>
-          <w:sz w:val="26"/>
-          <w:szCs w:val="26"/>
+          <w:sz w:val="28"/>
+          <w:szCs w:val="28"/>
         </w:rPr>
         <w:t xml:space="preserve"> követelmények</w:t>
       </w:r>
@@ -3811,8 +3824,8 @@
           <w:rFonts w:ascii="Times New Roman" w:hAnsi="Times New Roman" w:cs="Times New Roman"/>
           <w:b/>
           <w:color w:val="000000" w:themeColor="text1"/>
-          <w:sz w:val="26"/>
-          <w:szCs w:val="26"/>
+          <w:sz w:val="28"/>
+          <w:szCs w:val="28"/>
         </w:rPr>
       </w:pPr>
       <w:r>
@@ -3820,8 +3833,8 @@
           <w:rFonts w:ascii="Times New Roman" w:hAnsi="Times New Roman" w:cs="Times New Roman"/>
           <w:b/>
           <w:color w:val="000000" w:themeColor="text1"/>
-          <w:sz w:val="26"/>
-          <w:szCs w:val="26"/>
+          <w:sz w:val="28"/>
+          <w:szCs w:val="28"/>
         </w:rPr>
         <w:t>3.3. A rendszerrel szemben támasztott elvárások</w:t>
       </w:r>
@@ -3959,8 +3972,6 @@
           <w:rFonts w:ascii="Times New Roman" w:hAnsi="Times New Roman" w:cs="Times New Roman"/>
           <w:b/>
           <w:color w:val="000000" w:themeColor="text1"/>
-          <w:sz w:val="30"/>
-          <w:szCs w:val="30"/>
         </w:rPr>
       </w:pPr>
       <w:r>
@@ -3968,8 +3979,6 @@
           <w:rFonts w:ascii="Times New Roman" w:hAnsi="Times New Roman" w:cs="Times New Roman"/>
           <w:b/>
           <w:color w:val="000000" w:themeColor="text1"/>
-          <w:sz w:val="30"/>
-          <w:szCs w:val="30"/>
         </w:rPr>
         <w:t>4. MQTT-alapú kommunikáció</w:t>
       </w:r>
@@ -3980,15 +3989,15 @@
         <w:jc w:val="both"/>
         <w:rPr>
           <w:color w:val="000000" w:themeColor="text1"/>
-          <w:sz w:val="26"/>
-          <w:szCs w:val="26"/>
-        </w:rPr>
-      </w:pPr>
-      <w:r>
-        <w:rPr>
-          <w:color w:val="000000" w:themeColor="text1"/>
-          <w:sz w:val="26"/>
-          <w:szCs w:val="26"/>
+          <w:sz w:val="28"/>
+          <w:szCs w:val="28"/>
+        </w:rPr>
+      </w:pPr>
+      <w:r>
+        <w:rPr>
+          <w:color w:val="000000" w:themeColor="text1"/>
+          <w:sz w:val="28"/>
+          <w:szCs w:val="28"/>
         </w:rPr>
         <w:t>4.1. Az MQTT protokoll bemutatása</w:t>
       </w:r>
@@ -4185,15 +4194,15 @@
         <w:jc w:val="both"/>
         <w:rPr>
           <w:color w:val="000000" w:themeColor="text1"/>
-          <w:sz w:val="26"/>
-          <w:szCs w:val="26"/>
-        </w:rPr>
-      </w:pPr>
-      <w:r>
-        <w:rPr>
-          <w:color w:val="000000" w:themeColor="text1"/>
-          <w:sz w:val="26"/>
-          <w:szCs w:val="26"/>
+          <w:sz w:val="28"/>
+          <w:szCs w:val="28"/>
+        </w:rPr>
+      </w:pPr>
+      <w:r>
+        <w:rPr>
+          <w:color w:val="000000" w:themeColor="text1"/>
+          <w:sz w:val="28"/>
+          <w:szCs w:val="28"/>
         </w:rPr>
         <w:t xml:space="preserve">4.2. Az MQTT </w:t>
       </w:r>
@@ -4201,8 +4210,8 @@
       <w:r>
         <w:rPr>
           <w:color w:val="000000" w:themeColor="text1"/>
-          <w:sz w:val="26"/>
-          <w:szCs w:val="26"/>
+          <w:sz w:val="28"/>
+          <w:szCs w:val="28"/>
         </w:rPr>
         <w:t>broker</w:t>
       </w:r>
@@ -4210,8 +4219,8 @@
       <w:r>
         <w:rPr>
           <w:color w:val="000000" w:themeColor="text1"/>
-          <w:sz w:val="26"/>
-          <w:szCs w:val="26"/>
+          <w:sz w:val="28"/>
+          <w:szCs w:val="28"/>
         </w:rPr>
         <w:t xml:space="preserve"> szerepe</w:t>
       </w:r>
@@ -4457,15 +4466,15 @@
         <w:jc w:val="both"/>
         <w:rPr>
           <w:color w:val="000000" w:themeColor="text1"/>
-          <w:sz w:val="26"/>
-          <w:szCs w:val="26"/>
-        </w:rPr>
-      </w:pPr>
-      <w:r>
-        <w:rPr>
-          <w:color w:val="000000" w:themeColor="text1"/>
-          <w:sz w:val="26"/>
-          <w:szCs w:val="26"/>
+          <w:sz w:val="28"/>
+          <w:szCs w:val="28"/>
+        </w:rPr>
+      </w:pPr>
+      <w:r>
+        <w:rPr>
+          <w:color w:val="000000" w:themeColor="text1"/>
+          <w:sz w:val="28"/>
+          <w:szCs w:val="28"/>
         </w:rPr>
         <w:t>4.3. Az ESP32-S3 és az MQTT kapcsolata</w:t>
       </w:r>
@@ -4752,15 +4761,15 @@
         <w:jc w:val="both"/>
         <w:rPr>
           <w:color w:val="000000" w:themeColor="text1"/>
-          <w:sz w:val="26"/>
-          <w:szCs w:val="26"/>
-        </w:rPr>
-      </w:pPr>
-      <w:r>
-        <w:rPr>
-          <w:color w:val="000000" w:themeColor="text1"/>
-          <w:sz w:val="26"/>
-          <w:szCs w:val="26"/>
+          <w:sz w:val="28"/>
+          <w:szCs w:val="28"/>
+        </w:rPr>
+      </w:pPr>
+      <w:r>
+        <w:rPr>
+          <w:color w:val="000000" w:themeColor="text1"/>
+          <w:sz w:val="28"/>
+          <w:szCs w:val="28"/>
         </w:rPr>
         <w:t>4.4. MQTT témakörök és üzenetstruktúra</w:t>
       </w:r>
@@ -5126,15 +5135,15 @@
         <w:jc w:val="both"/>
         <w:rPr>
           <w:color w:val="000000" w:themeColor="text1"/>
-          <w:sz w:val="26"/>
-          <w:szCs w:val="26"/>
-        </w:rPr>
-      </w:pPr>
-      <w:r>
-        <w:rPr>
-          <w:color w:val="000000" w:themeColor="text1"/>
-          <w:sz w:val="26"/>
-          <w:szCs w:val="26"/>
+          <w:sz w:val="28"/>
+          <w:szCs w:val="28"/>
+        </w:rPr>
+      </w:pPr>
+      <w:r>
+        <w:rPr>
+          <w:color w:val="000000" w:themeColor="text1"/>
+          <w:sz w:val="28"/>
+          <w:szCs w:val="28"/>
         </w:rPr>
         <w:t>4.5. A kommunikáció tesztelése</w:t>
       </w:r>
@@ -5146,204 +5155,1959 @@
         <w:rPr>
           <w:color w:val="000000" w:themeColor="text1"/>
         </w:rPr>
+      </w:pPr>
+      <w:r>
+        <w:rPr>
+          <w:color w:val="000000" w:themeColor="text1"/>
+        </w:rPr>
+        <w:t xml:space="preserve">Az MQTT-kommunikáció ellenőrzése több lépésben történik. Elsőként a </w:t>
+      </w:r>
+      <w:proofErr w:type="spellStart"/>
+      <w:r>
+        <w:rPr>
+          <w:color w:val="000000" w:themeColor="text1"/>
+        </w:rPr>
+        <w:t>Mosquitto</w:t>
+      </w:r>
+      <w:proofErr w:type="spellEnd"/>
+      <w:r>
+        <w:rPr>
+          <w:color w:val="000000" w:themeColor="text1"/>
+        </w:rPr>
+        <w:t xml:space="preserve"> </w:t>
+      </w:r>
+      <w:proofErr w:type="spellStart"/>
+      <w:r>
+        <w:rPr>
+          <w:color w:val="000000" w:themeColor="text1"/>
+        </w:rPr>
+        <w:t>broker</w:t>
+      </w:r>
+      <w:proofErr w:type="spellEnd"/>
+      <w:r>
+        <w:rPr>
+          <w:color w:val="000000" w:themeColor="text1"/>
+        </w:rPr>
+        <w:t xml:space="preserve"> elindítása és működésének ellenőrzése szükséges. Ezt követően a mikrokontroller </w:t>
+      </w:r>
+      <w:proofErr w:type="spellStart"/>
+      <w:r>
+        <w:rPr>
+          <w:color w:val="000000" w:themeColor="text1"/>
+        </w:rPr>
+        <w:t>Wi</w:t>
+      </w:r>
+      <w:proofErr w:type="spellEnd"/>
+      <w:r>
+        <w:rPr>
+          <w:color w:val="000000" w:themeColor="text1"/>
+        </w:rPr>
+        <w:t>-Fi-kapcsolata, majd az MQTT-</w:t>
+      </w:r>
+      <w:proofErr w:type="spellStart"/>
+      <w:r>
+        <w:rPr>
+          <w:color w:val="000000" w:themeColor="text1"/>
+        </w:rPr>
+        <w:t>brokerhez</w:t>
+      </w:r>
+      <w:proofErr w:type="spellEnd"/>
+      <w:r>
+        <w:rPr>
+          <w:color w:val="000000" w:themeColor="text1"/>
+        </w:rPr>
+        <w:t xml:space="preserve"> történő csatlakozása vizsgálható.</w:t>
+      </w:r>
+    </w:p>
+    <w:p>
+      <w:pPr>
+        <w:pStyle w:val="NormlWeb"/>
+        <w:jc w:val="both"/>
+        <w:rPr>
+          <w:color w:val="000000" w:themeColor="text1"/>
+        </w:rPr>
+      </w:pPr>
+      <w:r>
+        <w:rPr>
+          <w:color w:val="000000" w:themeColor="text1"/>
+        </w:rPr>
+        <w:t xml:space="preserve">A fejlesztés során sikeresen megvalósult az ESP32-S3 </w:t>
+      </w:r>
+      <w:proofErr w:type="spellStart"/>
+      <w:r>
+        <w:rPr>
+          <w:color w:val="000000" w:themeColor="text1"/>
+        </w:rPr>
+        <w:t>Wi</w:t>
+      </w:r>
+      <w:proofErr w:type="spellEnd"/>
+      <w:r>
+        <w:rPr>
+          <w:color w:val="000000" w:themeColor="text1"/>
+        </w:rPr>
+        <w:t xml:space="preserve">-Fi-hálózathoz történő csatlakoztatása és az MQTT-üzenetek továbbítása a helyi hálózaton futó </w:t>
+      </w:r>
+      <w:proofErr w:type="spellStart"/>
+      <w:r>
+        <w:rPr>
+          <w:color w:val="000000" w:themeColor="text1"/>
+        </w:rPr>
+        <w:t>Mosquitto</w:t>
+      </w:r>
+      <w:proofErr w:type="spellEnd"/>
+      <w:r>
+        <w:rPr>
+          <w:color w:val="000000" w:themeColor="text1"/>
+        </w:rPr>
+        <w:t xml:space="preserve"> </w:t>
+      </w:r>
+      <w:proofErr w:type="spellStart"/>
+      <w:r>
+        <w:rPr>
+          <w:color w:val="000000" w:themeColor="text1"/>
+        </w:rPr>
+        <w:t>broker</w:t>
+      </w:r>
+      <w:proofErr w:type="spellEnd"/>
+      <w:r>
+        <w:rPr>
+          <w:color w:val="000000" w:themeColor="text1"/>
+        </w:rPr>
+        <w:t xml:space="preserve"> felé. A kapcsolat ellenőrzése során a parancssori feliratkozó programmal megfigyelhetők voltak a mikrokontroller által küldött tesztüzenetek.</w:t>
+      </w:r>
+    </w:p>
+    <w:p>
+      <w:pPr>
+        <w:pStyle w:val="NormlWeb"/>
+        <w:jc w:val="both"/>
+        <w:rPr>
+          <w:color w:val="000000" w:themeColor="text1"/>
+        </w:rPr>
+      </w:pPr>
+      <w:r>
+        <w:rPr>
+          <w:color w:val="000000" w:themeColor="text1"/>
+        </w:rPr>
+        <w:t xml:space="preserve">A tesztelés igazolta, hogy az ESP32-S3 és a </w:t>
+      </w:r>
+      <w:proofErr w:type="spellStart"/>
+      <w:r>
+        <w:rPr>
+          <w:color w:val="000000" w:themeColor="text1"/>
+        </w:rPr>
+        <w:t>broker</w:t>
+      </w:r>
+      <w:proofErr w:type="spellEnd"/>
+      <w:r>
+        <w:rPr>
+          <w:color w:val="000000" w:themeColor="text1"/>
+        </w:rPr>
+        <w:t xml:space="preserve"> közötti alapvető kommunikáció működik. Ez megfelelő alapot biztosít a gyártósor állapotát és a termelési adatokat feldolgozó további szoftverkomponensek kialakításához.</w:t>
+      </w:r>
+    </w:p>
+    <w:p>
+      <w:pPr>
+        <w:pStyle w:val="NormlWeb"/>
+        <w:jc w:val="both"/>
+      </w:pPr>
+    </w:p>
+    <w:p>
+      <w:pPr>
+        <w:pStyle w:val="NormlWeb"/>
+        <w:jc w:val="both"/>
+      </w:pPr>
+    </w:p>
+    <w:p>
+      <w:pPr>
+        <w:pStyle w:val="NormlWeb"/>
+        <w:jc w:val="both"/>
+        <w:rPr>
+          <w:color w:val="000000" w:themeColor="text1"/>
+        </w:rPr>
+      </w:pPr>
+    </w:p>
+    <w:p>
+      <w:pPr>
+        <w:pStyle w:val="NormlWeb"/>
+        <w:jc w:val="both"/>
+        <w:rPr>
+          <w:color w:val="000000" w:themeColor="text1"/>
+        </w:rPr>
+      </w:pPr>
+    </w:p>
+    <w:p>
+      <w:pPr>
+        <w:pStyle w:val="NormlWeb"/>
+        <w:jc w:val="both"/>
+        <w:rPr>
+          <w:color w:val="000000" w:themeColor="text1"/>
+        </w:rPr>
+      </w:pPr>
+    </w:p>
+    <w:p>
+      <w:pPr>
+        <w:pStyle w:val="NormlWeb"/>
+        <w:ind w:firstLine="708"/>
+        <w:jc w:val="both"/>
+        <w:rPr>
+          <w:b/>
+          <w:sz w:val="32"/>
+          <w:szCs w:val="32"/>
+        </w:rPr>
+      </w:pPr>
+      <w:r>
+        <w:rPr>
+          <w:b/>
+          <w:sz w:val="32"/>
+          <w:szCs w:val="32"/>
+        </w:rPr>
+        <w:lastRenderedPageBreak/>
+        <w:t>5. A Node.js háttérprogram megvalósítása</w:t>
+      </w:r>
+    </w:p>
+    <w:p>
+      <w:pPr>
+        <w:pStyle w:val="Cmsor2"/>
+        <w:rPr>
+          <w:sz w:val="28"/>
+          <w:szCs w:val="28"/>
+        </w:rPr>
+      </w:pPr>
+      <w:r>
+        <w:rPr>
+          <w:sz w:val="28"/>
+          <w:szCs w:val="28"/>
+        </w:rPr>
+        <w:t>5.1. A Node.js környezet bemutatása</w:t>
+      </w:r>
+    </w:p>
+    <w:p>
+      <w:pPr>
+        <w:pStyle w:val="NormlWeb"/>
+        <w:jc w:val="both"/>
+      </w:pPr>
+      <w:r>
+        <w:t xml:space="preserve">A gyártósor-felügyeleti rendszer háttérprogramjának fejlesztéséhez a Node.js futtatókörnyezetet alkalmazom. A Node.js lehetővé teszi a JavaScript-kód szerveroldali végrehajtását, így alkalmas a </w:t>
+      </w:r>
+      <w:proofErr w:type="gramStart"/>
+      <w:r>
+        <w:t>rendszer különböző</w:t>
+      </w:r>
+      <w:proofErr w:type="gramEnd"/>
+      <w:r>
+        <w:t xml:space="preserve"> komponensei közötti kommunikáció és adatfeldolgozás megvalósítására. A háttérprogram elsődleges feladata az ESP32-S3 mikrokontrollertől érkező MQTT-üzenetek fogadása, feldolgozása és továbbítása az adatbázis felé.</w:t>
+      </w:r>
+    </w:p>
+    <w:p>
+      <w:pPr>
+        <w:pStyle w:val="NormlWeb"/>
+        <w:jc w:val="both"/>
+      </w:pPr>
+      <w:r>
+        <w:t xml:space="preserve">A rendszerben az ESP32-S3 a gyártósor működési állapotát és a termelési darabszámot MQTT-protokollon </w:t>
+      </w:r>
+      <w:proofErr w:type="gramStart"/>
+      <w:r>
+        <w:t>keresztül továbbítja</w:t>
+      </w:r>
+      <w:proofErr w:type="gramEnd"/>
+      <w:r>
+        <w:t xml:space="preserve"> a </w:t>
+      </w:r>
+      <w:proofErr w:type="spellStart"/>
+      <w:r>
+        <w:t>Mosquitto</w:t>
+      </w:r>
+      <w:proofErr w:type="spellEnd"/>
+      <w:r>
+        <w:t xml:space="preserve"> </w:t>
+      </w:r>
+      <w:proofErr w:type="spellStart"/>
+      <w:r>
+        <w:t>brokernek</w:t>
+      </w:r>
+      <w:proofErr w:type="spellEnd"/>
+      <w:r>
+        <w:t xml:space="preserve">. A Node.js alkalmazás feliratkozik a megfelelő témakörökre, fogadja az üzeneteket, majd feldolgozza azok tartalmát. Az állapotjelentésekből kinyert adatokat a </w:t>
+      </w:r>
+      <w:proofErr w:type="spellStart"/>
+      <w:r>
+        <w:t>Supabase</w:t>
+      </w:r>
+      <w:proofErr w:type="spellEnd"/>
+      <w:r>
+        <w:t xml:space="preserve"> adatbázisban tárolja, lehetővé téve azok későbbi lekérdezését és webes megjelenítését.</w:t>
+      </w:r>
+    </w:p>
+    <w:p>
+      <w:pPr>
+        <w:pStyle w:val="NormlWeb"/>
+        <w:jc w:val="both"/>
+      </w:pPr>
+      <w:r>
+        <w:t xml:space="preserve">A fejlesztés során az </w:t>
+      </w:r>
+      <w:proofErr w:type="spellStart"/>
+      <w:r>
+        <w:t>npm</w:t>
+      </w:r>
+      <w:proofErr w:type="spellEnd"/>
+      <w:r>
+        <w:t xml:space="preserve"> csomagkezelőt használom a szükséges függőségek telepítésére és kezelésére. Az MQTT-kommunikációt a </w:t>
+      </w:r>
+      <w:proofErr w:type="spellStart"/>
+      <w:r>
+        <w:rPr>
+          <w:rStyle w:val="HTML-kd"/>
+          <w:rFonts w:ascii="Times New Roman" w:eastAsiaTheme="majorEastAsia" w:hAnsi="Times New Roman" w:cs="Times New Roman"/>
+          <w:sz w:val="24"/>
+          <w:szCs w:val="24"/>
+        </w:rPr>
+        <w:t>mqtt</w:t>
+      </w:r>
+      <w:proofErr w:type="spellEnd"/>
+      <w:r>
+        <w:t xml:space="preserve">, a </w:t>
+      </w:r>
+      <w:proofErr w:type="spellStart"/>
+      <w:r>
+        <w:t>Supabase</w:t>
+      </w:r>
+      <w:proofErr w:type="spellEnd"/>
+      <w:r>
+        <w:t xml:space="preserve"> szolgáltatás elérését az </w:t>
+      </w:r>
+      <w:r>
+        <w:rPr>
+          <w:rStyle w:val="HTML-kd"/>
+          <w:rFonts w:ascii="Times New Roman" w:eastAsiaTheme="majorEastAsia" w:hAnsi="Times New Roman" w:cs="Times New Roman"/>
+          <w:sz w:val="24"/>
+          <w:szCs w:val="24"/>
+        </w:rPr>
+        <w:t>@</w:t>
+      </w:r>
+      <w:proofErr w:type="spellStart"/>
+      <w:r>
+        <w:rPr>
+          <w:rStyle w:val="HTML-kd"/>
+          <w:rFonts w:ascii="Times New Roman" w:eastAsiaTheme="majorEastAsia" w:hAnsi="Times New Roman" w:cs="Times New Roman"/>
+          <w:sz w:val="24"/>
+          <w:szCs w:val="24"/>
+        </w:rPr>
+        <w:t>supabase</w:t>
+      </w:r>
+      <w:proofErr w:type="spellEnd"/>
+      <w:r>
+        <w:rPr>
+          <w:rStyle w:val="HTML-kd"/>
+          <w:rFonts w:ascii="Times New Roman" w:eastAsiaTheme="majorEastAsia" w:hAnsi="Times New Roman" w:cs="Times New Roman"/>
+          <w:sz w:val="24"/>
+          <w:szCs w:val="24"/>
+        </w:rPr>
+        <w:t>/</w:t>
+      </w:r>
+      <w:proofErr w:type="spellStart"/>
+      <w:r>
+        <w:rPr>
+          <w:rStyle w:val="HTML-kd"/>
+          <w:rFonts w:ascii="Times New Roman" w:eastAsiaTheme="majorEastAsia" w:hAnsi="Times New Roman" w:cs="Times New Roman"/>
+          <w:sz w:val="24"/>
+          <w:szCs w:val="24"/>
+        </w:rPr>
+        <w:t>supabase-js</w:t>
+      </w:r>
+      <w:proofErr w:type="spellEnd"/>
+      <w:r>
+        <w:t xml:space="preserve">, a környezeti változók betöltését pedig a </w:t>
+      </w:r>
+      <w:proofErr w:type="spellStart"/>
+      <w:r>
+        <w:rPr>
+          <w:rStyle w:val="HTML-kd"/>
+          <w:rFonts w:ascii="Times New Roman" w:eastAsiaTheme="majorEastAsia" w:hAnsi="Times New Roman" w:cs="Times New Roman"/>
+          <w:sz w:val="24"/>
+          <w:szCs w:val="24"/>
+        </w:rPr>
+        <w:t>dotenv</w:t>
+      </w:r>
+      <w:proofErr w:type="spellEnd"/>
+      <w:r>
+        <w:t xml:space="preserve"> könyvtár biztosítja. Ezek a könyvtárak egyszerűsítik a külső szolgáltatások integrációját, és csökkentik a kapcsolódó </w:t>
+      </w:r>
+      <w:proofErr w:type="gramStart"/>
+      <w:r>
+        <w:t>funkciók</w:t>
+      </w:r>
+      <w:proofErr w:type="gramEnd"/>
+      <w:r>
+        <w:t xml:space="preserve"> megvalósításához szükséges saját kód mennyiségét.</w:t>
+      </w:r>
+    </w:p>
+    <w:p>
+      <w:pPr>
+        <w:pStyle w:val="NormlWeb"/>
+        <w:jc w:val="both"/>
+      </w:pPr>
+      <w:r>
+        <w:t xml:space="preserve">A háttérprogram az ESP32-S3 </w:t>
+      </w:r>
+      <w:proofErr w:type="spellStart"/>
+      <w:r>
+        <w:t>firmware-étől</w:t>
+      </w:r>
+      <w:proofErr w:type="spellEnd"/>
+      <w:r>
+        <w:t xml:space="preserve"> elkülönített </w:t>
+      </w:r>
+      <w:r>
+        <w:rPr>
+          <w:rStyle w:val="HTML-kd"/>
+          <w:rFonts w:ascii="Times New Roman" w:eastAsiaTheme="majorEastAsia" w:hAnsi="Times New Roman" w:cs="Times New Roman"/>
+          <w:sz w:val="24"/>
+          <w:szCs w:val="24"/>
+        </w:rPr>
+        <w:t>backend</w:t>
+      </w:r>
+      <w:r>
+        <w:t xml:space="preserve"> </w:t>
+      </w:r>
+      <w:proofErr w:type="gramStart"/>
+      <w:r>
+        <w:t>mappában</w:t>
+      </w:r>
+      <w:proofErr w:type="gramEnd"/>
+      <w:r>
+        <w:t xml:space="preserve"> található. A projekt függőségeit és alapvető beállításait a </w:t>
+      </w:r>
+      <w:proofErr w:type="spellStart"/>
+      <w:r>
+        <w:rPr>
+          <w:rStyle w:val="HTML-kd"/>
+          <w:rFonts w:ascii="Times New Roman" w:eastAsiaTheme="majorEastAsia" w:hAnsi="Times New Roman" w:cs="Times New Roman"/>
+          <w:sz w:val="24"/>
+          <w:szCs w:val="24"/>
+        </w:rPr>
+        <w:t>package.json</w:t>
+      </w:r>
+      <w:proofErr w:type="spellEnd"/>
+      <w:r>
+        <w:t xml:space="preserve"> </w:t>
+      </w:r>
+      <w:proofErr w:type="gramStart"/>
+      <w:r>
+        <w:t>fájl</w:t>
+      </w:r>
+      <w:proofErr w:type="gramEnd"/>
+      <w:r>
+        <w:t xml:space="preserve"> tartalmazza, míg az alkalmazás belépési pontja az </w:t>
+      </w:r>
+      <w:r>
+        <w:rPr>
+          <w:rStyle w:val="HTML-kd"/>
+          <w:rFonts w:ascii="Times New Roman" w:eastAsiaTheme="majorEastAsia" w:hAnsi="Times New Roman" w:cs="Times New Roman"/>
+          <w:sz w:val="24"/>
+          <w:szCs w:val="24"/>
+        </w:rPr>
+        <w:t>index.js</w:t>
+      </w:r>
+      <w:r>
+        <w:t xml:space="preserve">. A </w:t>
+      </w:r>
+      <w:proofErr w:type="spellStart"/>
+      <w:r>
+        <w:t>Supabase</w:t>
+      </w:r>
+      <w:proofErr w:type="spellEnd"/>
+      <w:r>
+        <w:t xml:space="preserve"> elérési címét és a hitelesítéshez szükséges titkos kulcsot a különálló </w:t>
+      </w:r>
+      <w:r>
+        <w:rPr>
+          <w:rStyle w:val="HTML-kd"/>
+          <w:rFonts w:ascii="Times New Roman" w:eastAsiaTheme="majorEastAsia" w:hAnsi="Times New Roman" w:cs="Times New Roman"/>
+          <w:sz w:val="24"/>
+          <w:szCs w:val="24"/>
+        </w:rPr>
+        <w:t>.</w:t>
+      </w:r>
+      <w:proofErr w:type="spellStart"/>
+      <w:r>
+        <w:rPr>
+          <w:rStyle w:val="HTML-kd"/>
+          <w:rFonts w:ascii="Times New Roman" w:eastAsiaTheme="majorEastAsia" w:hAnsi="Times New Roman" w:cs="Times New Roman"/>
+          <w:sz w:val="24"/>
+          <w:szCs w:val="24"/>
+        </w:rPr>
+        <w:t>env</w:t>
+      </w:r>
+      <w:proofErr w:type="spellEnd"/>
+      <w:r>
+        <w:t xml:space="preserve"> </w:t>
+      </w:r>
+      <w:proofErr w:type="gramStart"/>
+      <w:r>
+        <w:t>fájlban</w:t>
+      </w:r>
+      <w:proofErr w:type="gramEnd"/>
+      <w:r>
+        <w:t xml:space="preserve"> tárolom. Ezt a </w:t>
+      </w:r>
+      <w:proofErr w:type="gramStart"/>
+      <w:r>
+        <w:t>fájlt</w:t>
+      </w:r>
+      <w:proofErr w:type="gramEnd"/>
+      <w:r>
+        <w:t xml:space="preserve"> a </w:t>
+      </w:r>
+      <w:r>
+        <w:rPr>
+          <w:rStyle w:val="HTML-kd"/>
+          <w:rFonts w:ascii="Times New Roman" w:eastAsiaTheme="majorEastAsia" w:hAnsi="Times New Roman" w:cs="Times New Roman"/>
+          <w:sz w:val="24"/>
+          <w:szCs w:val="24"/>
+        </w:rPr>
+        <w:t>.</w:t>
+      </w:r>
+      <w:proofErr w:type="spellStart"/>
+      <w:r>
+        <w:rPr>
+          <w:rStyle w:val="HTML-kd"/>
+          <w:rFonts w:ascii="Times New Roman" w:eastAsiaTheme="majorEastAsia" w:hAnsi="Times New Roman" w:cs="Times New Roman"/>
+          <w:sz w:val="24"/>
+          <w:szCs w:val="24"/>
+        </w:rPr>
+        <w:t>gitignore</w:t>
+      </w:r>
+      <w:proofErr w:type="spellEnd"/>
+      <w:r>
+        <w:t xml:space="preserve"> segítségével kizárom a verziókezelésből, így a titkos kapcsolati adatok nem kerülnek be a megosztott forráskódba.</w:t>
+      </w:r>
+    </w:p>
+    <w:p>
+      <w:pPr>
+        <w:pStyle w:val="NormlWeb"/>
+        <w:jc w:val="both"/>
+      </w:pPr>
+      <w:r>
+        <w:t>A Node.js háttérprogram tehát közvetítő szerepet tölt be az MQTT-alapú adatkommunikáció és az adatbázis között. Működése lehetővé teszi, hogy a mikrokontroller által szolgáltatott termelési adatok tartósan tárolhatók és később feldolgozhatók legyenek, megalapozva ezzel a webes felügyeleti felület kialakítását.</w:t>
+      </w:r>
+    </w:p>
+    <w:p>
+      <w:pPr>
+        <w:pStyle w:val="NormlWeb"/>
+        <w:rPr>
+          <w:sz w:val="28"/>
+          <w:szCs w:val="28"/>
+        </w:rPr>
+      </w:pPr>
+      <w:r>
+        <w:rPr>
+          <w:rStyle w:val="Kiemels2"/>
+          <w:sz w:val="28"/>
+          <w:szCs w:val="28"/>
+        </w:rPr>
+        <w:t>5.2. Az MQTT-kommunikáció megvalósítása</w:t>
+      </w:r>
+    </w:p>
+    <w:p>
+      <w:pPr>
+        <w:pStyle w:val="NormlWeb"/>
+        <w:jc w:val="both"/>
+      </w:pPr>
+      <w:r>
+        <w:t xml:space="preserve">A Node.js háttérprogram az MQTT-protokoll segítségével kommunikál a </w:t>
+      </w:r>
+      <w:proofErr w:type="spellStart"/>
+      <w:r>
+        <w:t>Mosquitto</w:t>
+      </w:r>
+      <w:proofErr w:type="spellEnd"/>
+      <w:r>
+        <w:t xml:space="preserve"> </w:t>
+      </w:r>
+      <w:proofErr w:type="spellStart"/>
+      <w:r>
+        <w:t>brokerrel</w:t>
+      </w:r>
+      <w:proofErr w:type="spellEnd"/>
+      <w:r>
+        <w:t xml:space="preserve">. A megvalósításhoz az </w:t>
+      </w:r>
+      <w:proofErr w:type="spellStart"/>
+      <w:r>
+        <w:t>mqtt</w:t>
+      </w:r>
+      <w:proofErr w:type="spellEnd"/>
+      <w:r>
+        <w:t xml:space="preserve"> könyvtárat alkalmazom, amely biztosítja a </w:t>
+      </w:r>
+      <w:proofErr w:type="spellStart"/>
+      <w:r>
+        <w:t>brokerhez</w:t>
+      </w:r>
+      <w:proofErr w:type="spellEnd"/>
+      <w:r>
+        <w:t xml:space="preserve"> történő csatlakozást, az üzenetek fogadását és a megadott témakörökre való feliratkozást.</w:t>
+      </w:r>
+    </w:p>
+    <w:p>
+      <w:pPr>
+        <w:pStyle w:val="NormlWeb"/>
+        <w:jc w:val="both"/>
+      </w:pPr>
+      <w:r>
+        <w:t xml:space="preserve">A háttérprogram két MQTT-témakört figyel: a </w:t>
+      </w:r>
+      <w:proofErr w:type="spellStart"/>
+      <w:r>
+        <w:rPr>
+          <w:i/>
+        </w:rPr>
+        <w:t>gyartosor</w:t>
+      </w:r>
+      <w:proofErr w:type="spellEnd"/>
+      <w:r>
+        <w:rPr>
+          <w:i/>
+        </w:rPr>
+        <w:t>/esp32/status</w:t>
+      </w:r>
+      <w:r>
+        <w:t xml:space="preserve"> témakör a gyártósor </w:t>
+      </w:r>
+      <w:proofErr w:type="gramStart"/>
+      <w:r>
+        <w:t>aktuális</w:t>
+      </w:r>
+      <w:proofErr w:type="gramEnd"/>
+      <w:r>
+        <w:t xml:space="preserve"> állapotáról és a termelési darabszámról továbbít adatokat, míg a </w:t>
+      </w:r>
+      <w:proofErr w:type="spellStart"/>
+      <w:r>
+        <w:rPr>
+          <w:i/>
+        </w:rPr>
+        <w:t>gyartosor</w:t>
+      </w:r>
+      <w:proofErr w:type="spellEnd"/>
+      <w:r>
+        <w:rPr>
+          <w:i/>
+        </w:rPr>
+        <w:t>/esp32/</w:t>
+      </w:r>
+      <w:proofErr w:type="spellStart"/>
+      <w:r>
+        <w:rPr>
+          <w:i/>
+        </w:rPr>
+        <w:t>event</w:t>
+      </w:r>
+      <w:proofErr w:type="spellEnd"/>
+      <w:r>
+        <w:t xml:space="preserve"> témakör az állapotváltozásokhoz kapcsolódó eseményeket közvetíti. A beérkező üzenetek szöveges tartalmát a </w:t>
+      </w:r>
+      <w:proofErr w:type="spellStart"/>
+      <w:proofErr w:type="gramStart"/>
+      <w:r>
+        <w:rPr>
+          <w:i/>
+        </w:rPr>
+        <w:t>JSON.parse</w:t>
+      </w:r>
+      <w:proofErr w:type="spellEnd"/>
+      <w:r>
+        <w:rPr>
+          <w:i/>
+        </w:rPr>
+        <w:t>(</w:t>
+      </w:r>
+      <w:proofErr w:type="gramEnd"/>
+      <w:r>
+        <w:rPr>
+          <w:i/>
+        </w:rPr>
+        <w:t>)</w:t>
+      </w:r>
+      <w:r>
+        <w:t xml:space="preserve"> függvénnyel dolgozza fel, amely a JSON-adatokat JavaScript-objektummá alakítja. Amennyiben az üzenet formátuma hibás, a program jelzi a hibát, és megszakítja az adott üzenet további feldolgozását.</w:t>
+      </w:r>
+    </w:p>
+    <w:p>
+      <w:pPr>
+        <w:pStyle w:val="NormlWeb"/>
+        <w:jc w:val="both"/>
+      </w:pPr>
+      <w:r>
+        <w:t xml:space="preserve">Az állapotüzenetek feldolgozása során a program kiolvassa a status mezőben tárolt működési állapotot, valamint a </w:t>
+      </w:r>
+      <w:proofErr w:type="spellStart"/>
+      <w:r>
+        <w:rPr>
+          <w:i/>
+        </w:rPr>
+        <w:t>totalProduced</w:t>
+      </w:r>
+      <w:proofErr w:type="spellEnd"/>
+      <w:r>
+        <w:t xml:space="preserve"> mezőben </w:t>
+      </w:r>
+      <w:proofErr w:type="gramStart"/>
+      <w:r>
+        <w:t>szereplő termelési</w:t>
+      </w:r>
+      <w:proofErr w:type="gramEnd"/>
+      <w:r>
+        <w:t xml:space="preserve"> darabszámot. Ezek az adatok </w:t>
+      </w:r>
+      <w:r>
+        <w:lastRenderedPageBreak/>
+        <w:t xml:space="preserve">a </w:t>
+      </w:r>
+      <w:proofErr w:type="spellStart"/>
+      <w:r>
+        <w:t>Supabase</w:t>
+      </w:r>
+      <w:proofErr w:type="spellEnd"/>
+      <w:r>
+        <w:t xml:space="preserve"> adatbázis </w:t>
+      </w:r>
+      <w:proofErr w:type="spellStart"/>
+      <w:r>
+        <w:t>production_logs</w:t>
+      </w:r>
+      <w:proofErr w:type="spellEnd"/>
+      <w:r>
+        <w:t xml:space="preserve"> táblájába kerülnek. A táblában a gép állapota, az előállított termékek száma és a rögzítés időpontja is tárolható, így az adatok később lekérdezhetők és elemezhetők.</w:t>
+      </w:r>
+    </w:p>
+    <w:p>
+      <w:pPr>
+        <w:pStyle w:val="NormlWeb"/>
+        <w:jc w:val="both"/>
+      </w:pPr>
+      <w:r>
+        <w:t xml:space="preserve">A háttérprogram </w:t>
+      </w:r>
+      <w:proofErr w:type="spellStart"/>
+      <w:r>
+        <w:t>eseményvezérelt</w:t>
+      </w:r>
+      <w:proofErr w:type="spellEnd"/>
+      <w:r>
+        <w:t xml:space="preserve"> működésű: külön eseménykezelők felelnek a sikeres MQTT-kapcsolatért, a beérkező üzenetek feldolgozásáért és a kommunikációs hibák jelzéséért. Az adatbázisba történő mentés eredményét szintén ellenőrzi, így a sikertelen mentésekről hibaüzenet jelenik meg a konzolon. A kapcsolat megszakadása esetén az MQTT-könyvtár támogatja az újbóli csatlakozási kísérleteket.</w:t>
+      </w:r>
+    </w:p>
+    <w:p>
+      <w:pPr>
+        <w:pStyle w:val="NormlWeb"/>
+        <w:jc w:val="both"/>
+      </w:pPr>
+      <w:r>
+        <w:t>Az MQTT-kommunikáció megvalósításával létrejön az adatkapcsolat az ESP32-S3 mikrokontroller és a Node.js háttérprogram között. Ez lehetővé teszi a gyártósor állapotának és termelési adatainak fogadását, majd azok továbbítását az adatbázisba. A megoldás így megalapozza a tárolt adatok későbbi lekérdezését és webes megjelenítését.</w:t>
+      </w:r>
+    </w:p>
+    <w:p>
+      <w:pPr>
+        <w:pStyle w:val="NormlWeb"/>
+        <w:rPr>
+          <w:sz w:val="28"/>
+          <w:szCs w:val="28"/>
+        </w:rPr>
+      </w:pPr>
+      <w:r>
+        <w:rPr>
+          <w:rStyle w:val="Kiemels2"/>
+          <w:sz w:val="28"/>
+          <w:szCs w:val="28"/>
+        </w:rPr>
+        <w:t>5.3. Az adatfolyam teljes menete</w:t>
+      </w:r>
+    </w:p>
+    <w:p>
+      <w:pPr>
+        <w:pStyle w:val="NormlWeb"/>
+        <w:jc w:val="both"/>
+      </w:pPr>
+      <w:r>
+        <w:t xml:space="preserve">A rendszer felépítése egymásra épülő </w:t>
+      </w:r>
+      <w:proofErr w:type="gramStart"/>
+      <w:r>
+        <w:t>komponensekből</w:t>
+      </w:r>
+      <w:proofErr w:type="gramEnd"/>
+      <w:r>
+        <w:t xml:space="preserve"> áll, amelyek együttesen biztosítják a gyártósor adatainak továbbítását és tárolását. Az ESP32-S3 végzi a gyártási folyamat szimulációját, a </w:t>
+      </w:r>
+      <w:proofErr w:type="spellStart"/>
+      <w:r>
+        <w:t>Mosquitto</w:t>
+      </w:r>
+      <w:proofErr w:type="spellEnd"/>
+      <w:r>
+        <w:t xml:space="preserve"> </w:t>
+      </w:r>
+      <w:proofErr w:type="spellStart"/>
+      <w:r>
+        <w:t>broker</w:t>
+      </w:r>
+      <w:proofErr w:type="spellEnd"/>
+      <w:r>
+        <w:t xml:space="preserve"> az üzenetközvetítésért felel, a Node.js háttérprogram pedig az adatfeldolgozást és az adatbázissal való kommunikációt valósítja meg.</w:t>
+      </w:r>
+    </w:p>
+    <w:p>
+      <w:pPr>
+        <w:pStyle w:val="NormlWeb"/>
+        <w:jc w:val="both"/>
+      </w:pPr>
+      <w:r>
+        <w:t xml:space="preserve">A </w:t>
+      </w:r>
+      <w:proofErr w:type="gramStart"/>
+      <w:r>
+        <w:t>komponensek</w:t>
+      </w:r>
+      <w:proofErr w:type="gramEnd"/>
+      <w:r>
+        <w:t xml:space="preserve"> közötti adatáramlás egyirányú folyamatként írható le: a mikrokontroller által előállított adatok a kommunikációs rétegen keresztül jutnak el a háttérprogramhoz, amely azokat a </w:t>
+      </w:r>
+      <w:proofErr w:type="spellStart"/>
+      <w:r>
+        <w:t>Supabase</w:t>
+      </w:r>
+      <w:proofErr w:type="spellEnd"/>
+      <w:r>
+        <w:t xml:space="preserve"> adatbázisában tárolja. Az adatbázis biztosítja a termelési adatok tartós megőrzését, és lehetőséget teremt azok későbbi lekérdezésére.</w:t>
+      </w:r>
+    </w:p>
+    <w:p>
+      <w:pPr>
+        <w:pStyle w:val="NormlWeb"/>
+        <w:jc w:val="both"/>
+      </w:pPr>
+      <w:r>
+        <w:t>A rendszer jelenlegi felépítése előkészíti a webes felügyeleti felület integrációját. Ennek kialakításával a tárolt adatok a felhasználó számára is áttekinthetővé válnak, így a gyártósor állapota és a termelési darabszám egy központi felületen követhető lesz.</w:t>
+      </w:r>
+    </w:p>
+    <w:p>
+      <w:pPr>
+        <w:pStyle w:val="NormlWeb"/>
+        <w:jc w:val="both"/>
+        <w:rPr>
+          <w:sz w:val="28"/>
+          <w:szCs w:val="28"/>
+        </w:rPr>
+      </w:pPr>
+      <w:r>
+        <w:rPr>
+          <w:rStyle w:val="Kiemels2"/>
+          <w:sz w:val="28"/>
+          <w:szCs w:val="28"/>
+        </w:rPr>
+        <w:t xml:space="preserve">5.4. A </w:t>
+      </w:r>
+      <w:proofErr w:type="spellStart"/>
+      <w:r>
+        <w:rPr>
+          <w:rStyle w:val="Kiemels2"/>
+          <w:sz w:val="28"/>
+          <w:szCs w:val="28"/>
+        </w:rPr>
+        <w:t>Supabase</w:t>
+      </w:r>
+      <w:proofErr w:type="spellEnd"/>
+      <w:r>
+        <w:rPr>
+          <w:rStyle w:val="Kiemels2"/>
+          <w:sz w:val="28"/>
+          <w:szCs w:val="28"/>
+        </w:rPr>
+        <w:t xml:space="preserve"> adatbázis-integrációja</w:t>
+      </w:r>
+    </w:p>
+    <w:p>
+      <w:pPr>
+        <w:pStyle w:val="NormlWeb"/>
+        <w:jc w:val="both"/>
+      </w:pPr>
+      <w:r>
+        <w:t xml:space="preserve">A rendszer a termelési adatok tárolására a </w:t>
+      </w:r>
+      <w:proofErr w:type="spellStart"/>
+      <w:r>
+        <w:t>Supabase</w:t>
+      </w:r>
+      <w:proofErr w:type="spellEnd"/>
+      <w:r>
+        <w:t xml:space="preserve"> szolgáltatást használja, amely </w:t>
+      </w:r>
+      <w:proofErr w:type="spellStart"/>
+      <w:r>
+        <w:t>PostgreSQL</w:t>
+      </w:r>
+      <w:proofErr w:type="spellEnd"/>
+      <w:r>
+        <w:t>-alapú adatbázist biztosít. Az adatbázis feladata a gyártósor működési állapotának, a legyártott termékek számának és az adatok rögzítési időpontjának megőrzése.</w:t>
+      </w:r>
+    </w:p>
+    <w:p>
+      <w:pPr>
+        <w:pStyle w:val="NormlWeb"/>
+        <w:jc w:val="both"/>
+      </w:pPr>
+      <w:r>
+        <w:t xml:space="preserve">Az adatbázisban a </w:t>
+      </w:r>
+      <w:proofErr w:type="spellStart"/>
+      <w:r>
+        <w:rPr>
+          <w:rStyle w:val="Kiemels"/>
+          <w:rFonts w:eastAsiaTheme="majorEastAsia"/>
+        </w:rPr>
+        <w:t>production_logs</w:t>
+      </w:r>
+      <w:proofErr w:type="spellEnd"/>
+      <w:r>
+        <w:t xml:space="preserve"> tábla tárolja a háttérprogramtól érkező adatokat. A tábla egyedi azonosítóval rendelkező rekordokból áll, amelyek a gép állapotát, a termelési darabszámot és az időbélyeget tartalmazzák. Ez a felépítés lehetővé teszi a korábbi állapotjelentések megőrzését és a termelési adatok időbeli vizsgálatát.</w:t>
+      </w:r>
+    </w:p>
+    <w:p>
+      <w:pPr>
+        <w:pStyle w:val="NormlWeb"/>
+        <w:jc w:val="both"/>
+      </w:pPr>
+      <w:r>
+        <w:t xml:space="preserve">A Node.js alkalmazás az </w:t>
+      </w:r>
+      <w:r>
+        <w:rPr>
+          <w:rStyle w:val="Kiemels"/>
+          <w:rFonts w:eastAsiaTheme="majorEastAsia"/>
+        </w:rPr>
+        <w:t>@</w:t>
+      </w:r>
+      <w:proofErr w:type="spellStart"/>
+      <w:r>
+        <w:rPr>
+          <w:rStyle w:val="Kiemels"/>
+          <w:rFonts w:eastAsiaTheme="majorEastAsia"/>
+        </w:rPr>
+        <w:t>supabase</w:t>
+      </w:r>
+      <w:proofErr w:type="spellEnd"/>
+      <w:r>
+        <w:rPr>
+          <w:rStyle w:val="Kiemels"/>
+          <w:rFonts w:eastAsiaTheme="majorEastAsia"/>
+        </w:rPr>
+        <w:t>/</w:t>
+      </w:r>
+      <w:proofErr w:type="spellStart"/>
+      <w:r>
+        <w:rPr>
+          <w:rStyle w:val="Kiemels"/>
+          <w:rFonts w:eastAsiaTheme="majorEastAsia"/>
+        </w:rPr>
+        <w:t>supabase-js</w:t>
+      </w:r>
+      <w:proofErr w:type="spellEnd"/>
+      <w:r>
+        <w:t xml:space="preserve"> könyvtár segítségével kapcsolódik az adatbázishoz. Az adatmentés során a program a beérkező </w:t>
+      </w:r>
+      <w:proofErr w:type="spellStart"/>
+      <w:r>
+        <w:t>állapotadatokat</w:t>
+      </w:r>
+      <w:proofErr w:type="spellEnd"/>
+      <w:r>
+        <w:t xml:space="preserve"> a megfelelő </w:t>
+      </w:r>
+      <w:proofErr w:type="spellStart"/>
+      <w:r>
+        <w:t>mezőkhöz</w:t>
+      </w:r>
+      <w:proofErr w:type="spellEnd"/>
+      <w:r>
+        <w:t xml:space="preserve"> rendeli, majd új rekordként rögzíti a táblában. A művelet eredményét ellenőrzi, így sikertelen mentés esetén hibaüzenet jelenik meg a konzolon.</w:t>
+      </w:r>
+    </w:p>
+    <w:p>
+      <w:pPr>
+        <w:pStyle w:val="NormlWeb"/>
+        <w:jc w:val="both"/>
+      </w:pPr>
+      <w:r>
+        <w:t xml:space="preserve">A kapcsolat biztonságos konfigurálása érdekében az adatbázis elérési címét és a hozzáféréshez szükséges titkos kulcsot külön </w:t>
+      </w:r>
+      <w:r>
+        <w:rPr>
+          <w:rStyle w:val="Kiemels"/>
+          <w:rFonts w:eastAsiaTheme="majorEastAsia"/>
+        </w:rPr>
+        <w:t>.</w:t>
+      </w:r>
+      <w:proofErr w:type="spellStart"/>
+      <w:r>
+        <w:rPr>
+          <w:rStyle w:val="Kiemels"/>
+          <w:rFonts w:eastAsiaTheme="majorEastAsia"/>
+        </w:rPr>
+        <w:t>env</w:t>
+      </w:r>
+      <w:proofErr w:type="spellEnd"/>
+      <w:r>
+        <w:t xml:space="preserve"> </w:t>
+      </w:r>
+      <w:proofErr w:type="gramStart"/>
+      <w:r>
+        <w:t>fájlban</w:t>
+      </w:r>
+      <w:proofErr w:type="gramEnd"/>
+      <w:r>
+        <w:t xml:space="preserve"> tárolom. Ezt a </w:t>
+      </w:r>
+      <w:proofErr w:type="gramStart"/>
+      <w:r>
+        <w:t>fájlt</w:t>
+      </w:r>
+      <w:proofErr w:type="gramEnd"/>
+      <w:r>
+        <w:t xml:space="preserve"> a </w:t>
+      </w:r>
+      <w:r>
+        <w:rPr>
+          <w:rStyle w:val="Kiemels"/>
+          <w:rFonts w:eastAsiaTheme="majorEastAsia"/>
+        </w:rPr>
+        <w:t>.</w:t>
+      </w:r>
+      <w:proofErr w:type="spellStart"/>
+      <w:r>
+        <w:rPr>
+          <w:rStyle w:val="Kiemels"/>
+          <w:rFonts w:eastAsiaTheme="majorEastAsia"/>
+        </w:rPr>
+        <w:t>gitignore</w:t>
+      </w:r>
+      <w:proofErr w:type="spellEnd"/>
+      <w:r>
+        <w:t xml:space="preserve"> kizárja a </w:t>
+      </w:r>
+      <w:r>
+        <w:lastRenderedPageBreak/>
+        <w:t>verziókezelésből, így a bizalmas kapcsolati adatok nem kerülnek be a projekt megosztott forrásfájljai közé.</w:t>
+      </w:r>
+    </w:p>
+    <w:p>
+      <w:pPr>
+        <w:pStyle w:val="NormlWeb"/>
+        <w:jc w:val="both"/>
+      </w:pPr>
+      <w:r>
+        <w:t xml:space="preserve">A </w:t>
+      </w:r>
+      <w:proofErr w:type="spellStart"/>
+      <w:r>
+        <w:t>Supabase</w:t>
+      </w:r>
+      <w:proofErr w:type="spellEnd"/>
+      <w:r>
+        <w:t>-integrációval megvalósul a termelési adatok tartós tárolása. Az adatbázis így alapot biztosít a későbbi lekérdezésekhez, a termelési folyamat elemzéséhez és az adatok webes felületen történő megjelenítéséhez.</w:t>
+      </w:r>
+    </w:p>
+    <w:p>
+      <w:pPr>
+        <w:pStyle w:val="NormlWeb"/>
+        <w:rPr>
+          <w:sz w:val="28"/>
+          <w:szCs w:val="28"/>
+        </w:rPr>
+      </w:pPr>
+      <w:r>
+        <w:rPr>
+          <w:rStyle w:val="Kiemels2"/>
+          <w:sz w:val="28"/>
+          <w:szCs w:val="28"/>
+        </w:rPr>
+        <w:t>5.5. A háttérprogram tesztelése</w:t>
+      </w:r>
+    </w:p>
+    <w:p>
+      <w:pPr>
+        <w:pStyle w:val="NormlWeb"/>
+        <w:jc w:val="both"/>
+      </w:pPr>
+      <w:r>
+        <w:t xml:space="preserve">A háttérprogram működését az ESP32-S3 mikrokontroller, a </w:t>
+      </w:r>
+      <w:proofErr w:type="spellStart"/>
+      <w:r>
+        <w:t>Mosquitto</w:t>
+      </w:r>
+      <w:proofErr w:type="spellEnd"/>
+      <w:r>
+        <w:t xml:space="preserve"> </w:t>
+      </w:r>
+      <w:proofErr w:type="spellStart"/>
+      <w:r>
+        <w:t>broker</w:t>
+      </w:r>
+      <w:proofErr w:type="spellEnd"/>
+      <w:r>
+        <w:t xml:space="preserve"> és a </w:t>
+      </w:r>
+      <w:proofErr w:type="spellStart"/>
+      <w:r>
+        <w:t>Supabase</w:t>
+      </w:r>
+      <w:proofErr w:type="spellEnd"/>
+      <w:r>
+        <w:t xml:space="preserve"> adatbázis együttes használatával teszteltem. A vizsgálat célja annak ellenőrzése volt, hogy a mikrokontroller által küldött állapotadatok megfelelően eljutnak-e a háttérprogramhoz, majd sikeresen mentésre kerülnek-e az adatbázisban.</w:t>
+      </w:r>
+    </w:p>
+    <w:p>
+      <w:pPr>
+        <w:pStyle w:val="NormlWeb"/>
+        <w:jc w:val="both"/>
+      </w:pPr>
+      <w:r>
+        <w:t>A tesztelés során ellenőriztem az MQTT-kapcsolat létrejöttét, az üzenetek fogadását és a JSON-adatok feldolgozását. A Node.js alkalmazás konzolkimenete segítségével nyomon követhetővé vált a beérkező üzenetek tartalma, valamint az adatbázisba történő mentés eredménye.</w:t>
+      </w:r>
+    </w:p>
+    <w:p>
+      <w:pPr>
+        <w:pStyle w:val="NormlWeb"/>
+        <w:jc w:val="both"/>
+      </w:pPr>
+      <w:r>
+        <w:t xml:space="preserve">A </w:t>
+      </w:r>
+      <w:proofErr w:type="spellStart"/>
+      <w:r>
+        <w:t>Supabase</w:t>
+      </w:r>
+      <w:proofErr w:type="spellEnd"/>
+      <w:r>
+        <w:t xml:space="preserve"> felületén megvizsgáltam a </w:t>
+      </w:r>
+      <w:proofErr w:type="spellStart"/>
+      <w:r>
+        <w:rPr>
+          <w:rStyle w:val="Kiemels"/>
+          <w:rFonts w:eastAsiaTheme="majorEastAsia"/>
+        </w:rPr>
+        <w:t>production_logs</w:t>
+      </w:r>
+      <w:proofErr w:type="spellEnd"/>
+      <w:r>
+        <w:t xml:space="preserve"> táblában megjelenő rekordokat. A tárolt adatok között megtalálható volt a gyártósor </w:t>
+      </w:r>
+      <w:proofErr w:type="gramStart"/>
+      <w:r>
+        <w:t>aktuális</w:t>
+      </w:r>
+      <w:proofErr w:type="gramEnd"/>
+      <w:r>
+        <w:t xml:space="preserve"> állapota, a termelési darabszám és a rögzítés időpontja. A darabszám változásával új rekordok kerültek az adatbázisba, ami igazolta az adatmentési folyamat megfelelő működését.</w:t>
+      </w:r>
+    </w:p>
+    <w:p>
+      <w:pPr>
+        <w:pStyle w:val="NormlWeb"/>
+        <w:jc w:val="both"/>
+      </w:pPr>
+      <w:r>
+        <w:t xml:space="preserve">A tesztek alapján az ESP32-S3, az MQTT-kommunikáció, a Node.js háttérprogram és a </w:t>
+      </w:r>
+      <w:proofErr w:type="spellStart"/>
+      <w:r>
+        <w:t>Supabase</w:t>
+      </w:r>
+      <w:proofErr w:type="spellEnd"/>
+      <w:r>
+        <w:t xml:space="preserve"> adatbázis közötti adatátvitel sikeresen megvalósult. Ezzel a rendszer alapvető adatgyűjtési és adattárolási </w:t>
+      </w:r>
+      <w:proofErr w:type="gramStart"/>
+      <w:r>
+        <w:t>funkciói</w:t>
+      </w:r>
+      <w:proofErr w:type="gramEnd"/>
+      <w:r>
+        <w:t xml:space="preserve"> működőképessé váltak, és előkészítették a későbbi webes felügyeleti felület fejlesztését.</w:t>
+      </w:r>
+    </w:p>
+    <w:p>
+      <w:pPr>
+        <w:pStyle w:val="NormlWeb"/>
+        <w:ind w:firstLine="708"/>
+        <w:rPr>
+          <w:b/>
+          <w:sz w:val="32"/>
+          <w:szCs w:val="32"/>
+        </w:rPr>
+      </w:pPr>
+      <w:r>
+        <w:rPr>
+          <w:b/>
+          <w:sz w:val="32"/>
+          <w:szCs w:val="32"/>
+        </w:rPr>
+        <w:t xml:space="preserve">6. A </w:t>
+      </w:r>
+      <w:proofErr w:type="spellStart"/>
+      <w:r>
+        <w:rPr>
+          <w:b/>
+          <w:sz w:val="32"/>
+          <w:szCs w:val="32"/>
+        </w:rPr>
+        <w:t>Supabase</w:t>
+      </w:r>
+      <w:proofErr w:type="spellEnd"/>
+      <w:r>
+        <w:rPr>
+          <w:b/>
+          <w:sz w:val="32"/>
+          <w:szCs w:val="32"/>
+        </w:rPr>
+        <w:t xml:space="preserve"> adatbázis megvalósítása</w:t>
+      </w:r>
+    </w:p>
+    <w:p>
+      <w:pPr>
+        <w:pStyle w:val="NormlWeb"/>
+        <w:rPr>
+          <w:sz w:val="28"/>
+          <w:szCs w:val="28"/>
+        </w:rPr>
+      </w:pPr>
+      <w:r>
+        <w:rPr>
+          <w:rStyle w:val="Kiemels2"/>
+          <w:sz w:val="28"/>
+          <w:szCs w:val="28"/>
+        </w:rPr>
+        <w:t xml:space="preserve">6.1. A </w:t>
+      </w:r>
+      <w:proofErr w:type="spellStart"/>
+      <w:r>
+        <w:rPr>
+          <w:rStyle w:val="Kiemels2"/>
+          <w:sz w:val="28"/>
+          <w:szCs w:val="28"/>
+        </w:rPr>
+        <w:t>Supabase</w:t>
+      </w:r>
+      <w:proofErr w:type="spellEnd"/>
+      <w:r>
+        <w:rPr>
+          <w:rStyle w:val="Kiemels2"/>
+          <w:sz w:val="28"/>
+          <w:szCs w:val="28"/>
+        </w:rPr>
+        <w:t xml:space="preserve"> bemutatása</w:t>
+      </w:r>
+    </w:p>
+    <w:p>
+      <w:pPr>
+        <w:pStyle w:val="NormlWeb"/>
+        <w:jc w:val="both"/>
+      </w:pPr>
+      <w:r>
+        <w:t xml:space="preserve">A </w:t>
+      </w:r>
+      <w:proofErr w:type="spellStart"/>
+      <w:r>
+        <w:t>Supabase</w:t>
+      </w:r>
+      <w:proofErr w:type="spellEnd"/>
+      <w:r>
+        <w:t xml:space="preserve"> egy nyílt forráskódú technológiákra épülő háttérszolgáltatás, amely többek között </w:t>
+      </w:r>
+      <w:proofErr w:type="spellStart"/>
+      <w:r>
+        <w:t>PostgreSQL</w:t>
+      </w:r>
+      <w:proofErr w:type="spellEnd"/>
+      <w:r>
+        <w:t>-alapú adatbázist biztosít az alkalmazások számára. A projektben a termelési adatok tárolására és későbbi lekérdezésére használom. Az adatbázis központi szerepet tölt be, mivel lehetővé teszi a gyártósor működése során keletkező adatok tartós megőrzését.</w:t>
+      </w:r>
+    </w:p>
+    <w:p>
+      <w:pPr>
+        <w:pStyle w:val="NormlWeb"/>
+        <w:jc w:val="both"/>
+      </w:pPr>
+      <w:r>
+        <w:t xml:space="preserve">A rendszerben a </w:t>
+      </w:r>
+      <w:proofErr w:type="spellStart"/>
+      <w:r>
+        <w:t>Supabase</w:t>
+      </w:r>
+      <w:proofErr w:type="spellEnd"/>
+      <w:r>
+        <w:t xml:space="preserve"> a Node.js háttérprogramhoz kapcsolódik. A háttérprogram a mikrokontrollertől érkező állapotjelentések feldolgozása után az adatokat az adatbázisba menti. A tárolt </w:t>
+      </w:r>
+      <w:proofErr w:type="gramStart"/>
+      <w:r>
+        <w:t>információk</w:t>
+      </w:r>
+      <w:proofErr w:type="gramEnd"/>
+      <w:r>
+        <w:t xml:space="preserve"> közé tartozik a gyártósor aktuális állapota, a legyártott termékek száma és a rögzítés időpontja.</w:t>
+      </w:r>
+    </w:p>
+    <w:p>
+      <w:pPr>
+        <w:pStyle w:val="NormlWeb"/>
+        <w:jc w:val="both"/>
+      </w:pPr>
+      <w:r>
+        <w:t xml:space="preserve">A </w:t>
+      </w:r>
+      <w:proofErr w:type="spellStart"/>
+      <w:r>
+        <w:t>Supabase</w:t>
+      </w:r>
+      <w:proofErr w:type="spellEnd"/>
+      <w:r>
+        <w:t xml:space="preserve"> webes kezelőfelületet is biztosít az adatbázis kezeléséhez. Ezen keresztül létrehozhatók és módosíthatók a táblák, megtekinthetők a tárolt rekordok, valamint beállíthatók a hozzáférési jogosultságok. Ez megkönnyíti a fejlesztés során az adatbázis ellenőrzését és a mentési folyamat tesztelését.</w:t>
+      </w:r>
+    </w:p>
+    <w:p>
+      <w:pPr>
+        <w:pStyle w:val="NormlWeb"/>
+        <w:jc w:val="both"/>
+      </w:pPr>
+      <w:r>
+        <w:lastRenderedPageBreak/>
+        <w:t xml:space="preserve">A </w:t>
+      </w:r>
+      <w:proofErr w:type="spellStart"/>
+      <w:r>
+        <w:t>Supabase</w:t>
+      </w:r>
+      <w:proofErr w:type="spellEnd"/>
+      <w:r>
+        <w:t xml:space="preserve"> alkalmazásával a rendszer adatkezelése elkülönül a mikrokontroller működésétől. Ez a felépítés lehetővé teszi, hogy a termelési adatok később lekérdezhetők, elemezhetők és egy webes felügyeleti felületen megjeleníthetők legyenek.</w:t>
+      </w:r>
+    </w:p>
+    <w:p>
+      <w:pPr>
+        <w:pStyle w:val="NormlWeb"/>
+        <w:rPr>
+          <w:sz w:val="28"/>
+          <w:szCs w:val="28"/>
+        </w:rPr>
+      </w:pPr>
+      <w:r>
+        <w:rPr>
+          <w:rStyle w:val="Kiemels2"/>
+          <w:sz w:val="28"/>
+          <w:szCs w:val="28"/>
+        </w:rPr>
+        <w:t xml:space="preserve">6.2. Az adatbázis </w:t>
+      </w:r>
+      <w:proofErr w:type="gramStart"/>
+      <w:r>
+        <w:rPr>
+          <w:rStyle w:val="Kiemels2"/>
+          <w:sz w:val="28"/>
+          <w:szCs w:val="28"/>
+        </w:rPr>
+        <w:t>struktúrája</w:t>
+      </w:r>
+      <w:proofErr w:type="gramEnd"/>
+    </w:p>
+    <w:p>
+      <w:pPr>
+        <w:pStyle w:val="NormlWeb"/>
+        <w:jc w:val="both"/>
+      </w:pPr>
+      <w:r>
+        <w:t xml:space="preserve">A rendszer adatainak tárolására a </w:t>
+      </w:r>
+      <w:proofErr w:type="spellStart"/>
+      <w:r>
+        <w:t>Supabase</w:t>
+      </w:r>
+      <w:proofErr w:type="spellEnd"/>
+      <w:r>
+        <w:t xml:space="preserve"> adatbázisában egy </w:t>
+      </w:r>
+      <w:proofErr w:type="spellStart"/>
+      <w:r>
+        <w:rPr>
+          <w:rStyle w:val="Kiemels"/>
+          <w:rFonts w:eastAsiaTheme="majorEastAsia"/>
+        </w:rPr>
+        <w:t>production_logs</w:t>
+      </w:r>
+      <w:proofErr w:type="spellEnd"/>
+      <w:r>
+        <w:t xml:space="preserve"> nevű táblát hoztam létre. A tábla feladata a gyártósor működési állapotának, a termelési darabszámnak és az adatok rögzítési időpontjának tárolása. A megfelelően kialakított </w:t>
+      </w:r>
+      <w:proofErr w:type="gramStart"/>
+      <w:r>
+        <w:t>struktúra</w:t>
+      </w:r>
+      <w:proofErr w:type="gramEnd"/>
+      <w:r>
+        <w:t xml:space="preserve"> biztosítja, hogy a termelési információk egységes formában legyenek elérhetők.</w:t>
+      </w:r>
+    </w:p>
+    <w:p>
+      <w:pPr>
+        <w:pStyle w:val="NormlWeb"/>
+        <w:jc w:val="both"/>
+      </w:pPr>
+      <w:r>
+        <w:t xml:space="preserve">A tábla négy mezőből áll. Az </w:t>
+      </w:r>
+      <w:proofErr w:type="spellStart"/>
+      <w:r>
+        <w:rPr>
+          <w:rStyle w:val="Kiemels"/>
+          <w:rFonts w:eastAsiaTheme="majorEastAsia"/>
+        </w:rPr>
+        <w:t>id</w:t>
+      </w:r>
+      <w:proofErr w:type="spellEnd"/>
+      <w:r>
+        <w:t xml:space="preserve"> mező minden rekordhoz egyedi azonosítót rendel, amely elsődleges kulcsként szolgál. A </w:t>
+      </w:r>
+      <w:proofErr w:type="spellStart"/>
+      <w:r>
+        <w:rPr>
+          <w:rStyle w:val="Kiemels"/>
+          <w:rFonts w:eastAsiaTheme="majorEastAsia"/>
+        </w:rPr>
+        <w:t>machine_status</w:t>
+      </w:r>
+      <w:proofErr w:type="spellEnd"/>
+      <w:r>
+        <w:t xml:space="preserve"> a gyártósor </w:t>
+      </w:r>
+      <w:proofErr w:type="gramStart"/>
+      <w:r>
+        <w:t>aktuális</w:t>
+      </w:r>
+      <w:proofErr w:type="gramEnd"/>
+      <w:r>
+        <w:t xml:space="preserve"> állapotát tárolja szöveges formában, míg a </w:t>
+      </w:r>
+      <w:proofErr w:type="spellStart"/>
+      <w:r>
+        <w:rPr>
+          <w:rStyle w:val="Kiemels"/>
+          <w:rFonts w:eastAsiaTheme="majorEastAsia"/>
+        </w:rPr>
+        <w:t>total_produced</w:t>
+      </w:r>
+      <w:proofErr w:type="spellEnd"/>
+      <w:r>
+        <w:t xml:space="preserve"> mező az addig legyártott termékek számát tartalmazza. A </w:t>
+      </w:r>
+      <w:proofErr w:type="spellStart"/>
+      <w:r>
+        <w:rPr>
+          <w:rStyle w:val="Kiemels"/>
+          <w:rFonts w:eastAsiaTheme="majorEastAsia"/>
+        </w:rPr>
+        <w:t>recorded_at</w:t>
+      </w:r>
+      <w:proofErr w:type="spellEnd"/>
+      <w:r>
+        <w:t xml:space="preserve"> mező az adat rögzítésének időpontját tárolja időbélyeg formájában.</w:t>
+      </w:r>
+    </w:p>
+    <w:p>
+      <w:pPr>
+        <w:pStyle w:val="NormlWeb"/>
+        <w:jc w:val="both"/>
+      </w:pPr>
+      <w:r>
+        <w:t xml:space="preserve">Az adatbázisban az </w:t>
+      </w:r>
+      <w:proofErr w:type="spellStart"/>
+      <w:r>
+        <w:rPr>
+          <w:rStyle w:val="Kiemels"/>
+          <w:rFonts w:eastAsiaTheme="majorEastAsia"/>
+        </w:rPr>
+        <w:t>id</w:t>
+      </w:r>
+      <w:proofErr w:type="spellEnd"/>
+      <w:r>
+        <w:t xml:space="preserve"> mező </w:t>
+      </w:r>
+      <w:proofErr w:type="gramStart"/>
+      <w:r>
+        <w:t>automatikusan</w:t>
+      </w:r>
+      <w:proofErr w:type="gramEnd"/>
+      <w:r>
+        <w:t xml:space="preserve"> </w:t>
+      </w:r>
+      <w:proofErr w:type="spellStart"/>
+      <w:r>
+        <w:t>generálódik</w:t>
+      </w:r>
+      <w:proofErr w:type="spellEnd"/>
+      <w:r>
+        <w:t xml:space="preserve">, a </w:t>
+      </w:r>
+      <w:proofErr w:type="spellStart"/>
+      <w:r>
+        <w:rPr>
+          <w:rStyle w:val="Kiemels"/>
+          <w:rFonts w:eastAsiaTheme="majorEastAsia"/>
+        </w:rPr>
+        <w:t>recorded_at</w:t>
+      </w:r>
+      <w:proofErr w:type="spellEnd"/>
+      <w:r>
+        <w:t xml:space="preserve"> mező pedig alapértelmezés szerint a rögzítés időpontját kapja meg. A </w:t>
+      </w:r>
+      <w:proofErr w:type="spellStart"/>
+      <w:r>
+        <w:rPr>
+          <w:rStyle w:val="Kiemels"/>
+          <w:rFonts w:eastAsiaTheme="majorEastAsia"/>
+        </w:rPr>
+        <w:t>machine_status</w:t>
+      </w:r>
+      <w:proofErr w:type="spellEnd"/>
+      <w:r>
+        <w:t xml:space="preserve"> és a </w:t>
+      </w:r>
+      <w:proofErr w:type="spellStart"/>
+      <w:r>
+        <w:rPr>
+          <w:rStyle w:val="Kiemels"/>
+          <w:rFonts w:eastAsiaTheme="majorEastAsia"/>
+        </w:rPr>
+        <w:t>total_produced</w:t>
+      </w:r>
+      <w:proofErr w:type="spellEnd"/>
+      <w:r>
+        <w:t xml:space="preserve"> mezők kitöltése kötelező, így minden mentett rekord tartalmazza a legfontosabb termelési adatokat.</w:t>
+      </w:r>
+    </w:p>
+    <w:p>
+      <w:pPr>
+        <w:pStyle w:val="NormlWeb"/>
+        <w:jc w:val="both"/>
+      </w:pPr>
+      <w:r>
+        <w:t>Ez a táblaszerkezet lehetővé teszi a különböző időpontokban rögzített állapotjelentések elkülönített tárolását. A rekordok később lekérdezhetők, összehasonlíthatók, és felhasználhatók a termelési folyamat időbeli elemzéséhez.</w:t>
+      </w:r>
+    </w:p>
+    <w:p>
+      <w:pPr>
+        <w:pStyle w:val="NormlWeb"/>
+        <w:rPr>
+          <w:sz w:val="28"/>
+          <w:szCs w:val="28"/>
+        </w:rPr>
+      </w:pPr>
+      <w:r>
+        <w:rPr>
+          <w:rStyle w:val="Kiemels2"/>
+          <w:sz w:val="28"/>
+          <w:szCs w:val="28"/>
+        </w:rPr>
+        <w:t>6.3. Az adatok tárolása és kezelése</w:t>
+      </w:r>
+    </w:p>
+    <w:p>
+      <w:pPr>
+        <w:pStyle w:val="NormlWeb"/>
+        <w:jc w:val="both"/>
+      </w:pPr>
+      <w:r>
+        <w:t xml:space="preserve">A gyártósor működése során keletkező </w:t>
+      </w:r>
+      <w:proofErr w:type="spellStart"/>
+      <w:r>
+        <w:t>állapotadatokat</w:t>
+      </w:r>
+      <w:proofErr w:type="spellEnd"/>
+      <w:r>
+        <w:t xml:space="preserve"> a Node.js háttérprogram továbbítja a </w:t>
+      </w:r>
+      <w:proofErr w:type="spellStart"/>
+      <w:r>
+        <w:t>Supabase</w:t>
+      </w:r>
+      <w:proofErr w:type="spellEnd"/>
+      <w:r>
+        <w:t xml:space="preserve"> adatbázisába. Minden sikeres mentéskor új rekord jön létre a </w:t>
+      </w:r>
+      <w:proofErr w:type="spellStart"/>
+      <w:r>
+        <w:rPr>
+          <w:rStyle w:val="Kiemels"/>
+          <w:rFonts w:eastAsiaTheme="majorEastAsia"/>
+        </w:rPr>
+        <w:t>production_logs</w:t>
+      </w:r>
+      <w:proofErr w:type="spellEnd"/>
+      <w:r>
+        <w:t xml:space="preserve"> táblában, így a korábban rögzített adatok is megmaradnak. Ez lehetővé teszi a termelési folyamat változásainak későbbi áttekintését.</w:t>
+      </w:r>
+    </w:p>
+    <w:p>
+      <w:pPr>
+        <w:pStyle w:val="NormlWeb"/>
+        <w:jc w:val="both"/>
+      </w:pPr>
+      <w:r>
+        <w:t xml:space="preserve">A rekordok a gép működési állapotát, az addig legyártott termékek számát és a rögzítés időpontját tartalmazzák. Az időbélyeget az adatbázis </w:t>
+      </w:r>
+      <w:proofErr w:type="gramStart"/>
+      <w:r>
+        <w:t>automatikusan</w:t>
+      </w:r>
+      <w:proofErr w:type="gramEnd"/>
+      <w:r>
+        <w:t xml:space="preserve"> rendeli hozzá az új rekordhoz, ezért a mentett adatok időrendben is vizsgálhatók. A táblában tárolt </w:t>
+      </w:r>
+      <w:proofErr w:type="gramStart"/>
+      <w:r>
+        <w:t>információk</w:t>
+      </w:r>
+      <w:proofErr w:type="gramEnd"/>
+      <w:r>
+        <w:t xml:space="preserve"> a </w:t>
+      </w:r>
+      <w:proofErr w:type="spellStart"/>
+      <w:r>
+        <w:t>Supabase</w:t>
+      </w:r>
+      <w:proofErr w:type="spellEnd"/>
+      <w:r>
+        <w:t xml:space="preserve"> kezelőfelületén megtekinthetők, illetve SQL-lekérdezésekkel szűrhetők és rendezhetők.</w:t>
+      </w:r>
+    </w:p>
+    <w:p>
+      <w:pPr>
+        <w:pStyle w:val="NormlWeb"/>
+        <w:jc w:val="both"/>
+      </w:pPr>
+      <w:r>
+        <w:t>A jelenlegi megvalósításban a háttérprogram az állapotjelentéseket menti az adatbázisba. Az új rekordok segítségével nyomon követhető a termelési darabszám alakulása és a gyártósor különböző állapotainak rögzítése. A tárolt adatok később statisztikai elemzésekhez és a webes felügyeleti felület adatainak megjelenítéséhez is felhasználhatók.</w:t>
+      </w:r>
+    </w:p>
+    <w:p>
+      <w:pPr>
+        <w:pStyle w:val="NormlWeb"/>
+        <w:rPr>
+          <w:sz w:val="28"/>
+          <w:szCs w:val="28"/>
+        </w:rPr>
+      </w:pPr>
+      <w:r>
+        <w:rPr>
+          <w:rStyle w:val="Kiemels2"/>
+          <w:sz w:val="28"/>
+          <w:szCs w:val="28"/>
+        </w:rPr>
+        <w:t>6.4. Adatbázis-biztonság és hozzáférés</w:t>
+      </w:r>
+    </w:p>
+    <w:p>
+      <w:pPr>
+        <w:pStyle w:val="NormlWeb"/>
+        <w:jc w:val="both"/>
+      </w:pPr>
+      <w:r>
+        <w:t xml:space="preserve">Az adatbázis biztonságos működésének fontos része a hozzáférési jogosultságok megfelelő beállítása. A </w:t>
+      </w:r>
+      <w:proofErr w:type="spellStart"/>
+      <w:r>
+        <w:t>Supabase</w:t>
+      </w:r>
+      <w:proofErr w:type="spellEnd"/>
+      <w:r>
+        <w:t xml:space="preserve"> a </w:t>
+      </w:r>
+      <w:proofErr w:type="spellStart"/>
+      <w:r>
+        <w:t>PostgreSQL</w:t>
+      </w:r>
+      <w:proofErr w:type="spellEnd"/>
+      <w:r>
+        <w:t xml:space="preserve"> jogosultságkezelési lehetőségei mellett sor szintű hozzáférés-szabályozást is biztosít a </w:t>
+      </w:r>
+      <w:proofErr w:type="spellStart"/>
+      <w:r>
+        <w:t>Row</w:t>
+      </w:r>
+      <w:proofErr w:type="spellEnd"/>
+      <w:r>
+        <w:t xml:space="preserve"> </w:t>
+      </w:r>
+      <w:proofErr w:type="spellStart"/>
+      <w:r>
+        <w:t>Level</w:t>
+      </w:r>
+      <w:proofErr w:type="spellEnd"/>
+      <w:r>
+        <w:t xml:space="preserve"> </w:t>
+      </w:r>
+      <w:proofErr w:type="spellStart"/>
+      <w:r>
+        <w:t>Security</w:t>
+      </w:r>
+      <w:proofErr w:type="spellEnd"/>
+      <w:r>
+        <w:t xml:space="preserve"> (RLS) segítségével. Ennek engedélyezésével meghatározható, hogy az egyes felhasználók és alkalmazások milyen műveleteket végezhetnek az adatbázis tábláin.</w:t>
+      </w:r>
+    </w:p>
+    <w:p>
+      <w:pPr>
+        <w:pStyle w:val="NormlWeb"/>
+        <w:jc w:val="both"/>
+      </w:pPr>
+      <w:r>
+        <w:lastRenderedPageBreak/>
+        <w:t xml:space="preserve">A projektben a </w:t>
+      </w:r>
+      <w:proofErr w:type="spellStart"/>
+      <w:r>
+        <w:rPr>
+          <w:rStyle w:val="Kiemels"/>
+          <w:rFonts w:eastAsiaTheme="majorEastAsia"/>
+        </w:rPr>
+        <w:t>production_logs</w:t>
+      </w:r>
+      <w:proofErr w:type="spellEnd"/>
+      <w:r>
+        <w:t xml:space="preserve"> táblán engedélyeztem az RLS </w:t>
+      </w:r>
+      <w:proofErr w:type="gramStart"/>
+      <w:r>
+        <w:t>funkciót</w:t>
+      </w:r>
+      <w:proofErr w:type="gramEnd"/>
+      <w:r>
+        <w:t>. Az adatmentéshez a Node.js háttérprogram a környezeti változók között tárolt titkos kulcsot használja, amely lehetővé teszi a megfelelő jogosultságokkal rendelkező adatbázis-műveletek végrehajtását. A szükséges hozzáféréseket úgy kell beállítani, hogy a háttérprogram mentési műveletei működjenek, miközben illetéktelen alkalmazások ne férhessenek hozzá az adatokhoz.</w:t>
+      </w:r>
+    </w:p>
+    <w:p>
+      <w:pPr>
+        <w:pStyle w:val="NormlWeb"/>
+        <w:jc w:val="both"/>
+      </w:pPr>
+      <w:r>
+        <w:t xml:space="preserve">A hitelesítési adatok védelme érdekében a </w:t>
+      </w:r>
+      <w:proofErr w:type="spellStart"/>
+      <w:r>
+        <w:t>Supabase</w:t>
+      </w:r>
+      <w:proofErr w:type="spellEnd"/>
+      <w:r>
+        <w:t xml:space="preserve"> elérési címét és a titkos kulcsot a </w:t>
+      </w:r>
+      <w:r>
+        <w:rPr>
+          <w:rStyle w:val="Kiemels"/>
+          <w:rFonts w:eastAsiaTheme="majorEastAsia"/>
+        </w:rPr>
+        <w:t>backend/.</w:t>
+      </w:r>
+      <w:proofErr w:type="spellStart"/>
+      <w:r>
+        <w:rPr>
+          <w:rStyle w:val="Kiemels"/>
+          <w:rFonts w:eastAsiaTheme="majorEastAsia"/>
+        </w:rPr>
+        <w:t>env</w:t>
+      </w:r>
+      <w:proofErr w:type="spellEnd"/>
+      <w:r>
+        <w:t xml:space="preserve"> </w:t>
+      </w:r>
+      <w:proofErr w:type="gramStart"/>
+      <w:r>
+        <w:t>fájlban</w:t>
+      </w:r>
+      <w:proofErr w:type="gramEnd"/>
+      <w:r>
+        <w:t xml:space="preserve"> tárolom. A </w:t>
+      </w:r>
+      <w:proofErr w:type="gramStart"/>
+      <w:r>
+        <w:t>fájl</w:t>
+      </w:r>
+      <w:proofErr w:type="gramEnd"/>
+      <w:r>
+        <w:t xml:space="preserve"> szerepel a </w:t>
+      </w:r>
+      <w:r>
+        <w:rPr>
+          <w:rStyle w:val="Kiemels"/>
+          <w:rFonts w:eastAsiaTheme="majorEastAsia"/>
+        </w:rPr>
+        <w:t>.</w:t>
+      </w:r>
+      <w:proofErr w:type="spellStart"/>
+      <w:r>
+        <w:rPr>
+          <w:rStyle w:val="Kiemels"/>
+          <w:rFonts w:eastAsiaTheme="majorEastAsia"/>
+        </w:rPr>
+        <w:t>gitignore</w:t>
+      </w:r>
+      <w:proofErr w:type="spellEnd"/>
+      <w:r>
+        <w:t xml:space="preserve"> beállításai között, ezért a verziókezelés nem veszi fel a projekt megosztott fájljai közé. Ez csökkenti annak kockázatát, hogy a hozzáférési adatok véletlenül nyilvánosságra kerüljenek.</w:t>
+      </w:r>
+    </w:p>
+    <w:p>
+      <w:pPr>
+        <w:pStyle w:val="NormlWeb"/>
+        <w:rPr>
+          <w:sz w:val="28"/>
+          <w:szCs w:val="28"/>
+        </w:rPr>
+      </w:pPr>
+      <w:r>
+        <w:rPr>
+          <w:rStyle w:val="Kiemels2"/>
+          <w:sz w:val="28"/>
+          <w:szCs w:val="28"/>
+        </w:rPr>
+        <w:t>6.5. Az adatbázis tesztelése</w:t>
+      </w:r>
+    </w:p>
+    <w:p>
+      <w:pPr>
+        <w:pStyle w:val="NormlWeb"/>
+        <w:jc w:val="both"/>
+      </w:pPr>
+      <w:r>
+        <w:t xml:space="preserve">Az adatbázis tesztelésének célja annak ellenőrzése volt, hogy a Node.js háttérprogram által továbbított termelési adatok megfelelően mentődnek-e a </w:t>
+      </w:r>
+      <w:proofErr w:type="spellStart"/>
+      <w:r>
+        <w:t>Supabase</w:t>
+      </w:r>
+      <w:proofErr w:type="spellEnd"/>
+      <w:r>
+        <w:t xml:space="preserve"> adatbázisába. A vizsgálat során a </w:t>
+      </w:r>
+      <w:proofErr w:type="spellStart"/>
+      <w:r>
+        <w:t>Supabase</w:t>
+      </w:r>
+      <w:proofErr w:type="spellEnd"/>
+      <w:r>
+        <w:t xml:space="preserve"> kezelőfelületén megnyitottam a </w:t>
+      </w:r>
+      <w:proofErr w:type="spellStart"/>
+      <w:r>
+        <w:rPr>
+          <w:rStyle w:val="Kiemels"/>
+          <w:rFonts w:eastAsiaTheme="majorEastAsia"/>
+        </w:rPr>
+        <w:t>production_logs</w:t>
+      </w:r>
+      <w:proofErr w:type="spellEnd"/>
+      <w:r>
+        <w:t xml:space="preserve"> táblát, és ellenőriztem a rögzített rekordok tartalmát.</w:t>
+      </w:r>
+    </w:p>
+    <w:p>
+      <w:pPr>
+        <w:pStyle w:val="NormlWeb"/>
+        <w:jc w:val="both"/>
+      </w:pPr>
+      <w:r>
+        <w:t>A tesztelés során meggyőződtem arról, hogy a táblában megjelenik a gyártósor működési állapota, a termelési darabszám és az adatok rögzítésének időpontja. A mikrokontroller működése közben a darabszám változásával új rekordok kerültek az adatbázisba, így a termelési adatok alakulása több időpontban is nyomon követhetővé vált.</w:t>
+      </w:r>
+    </w:p>
+    <w:p>
+      <w:pPr>
+        <w:pStyle w:val="NormlWeb"/>
+        <w:jc w:val="both"/>
+      </w:pPr>
+      <w:r>
+        <w:t>A háttérprogram konzolkimenetén ellenőriztem az adatmentési műveletek eredményét is. Sikeres mentés esetén visszajelzés jelent meg, míg hiba esetén a program kiírta a kapcsolódó hibaüzenetet. Ez megkönnyítette az adatbázis-kapcsolat és az adatmentési folyamat ellenőrzését.</w:t>
+      </w:r>
+    </w:p>
+    <w:p>
+      <w:pPr>
+        <w:pStyle w:val="NormlWeb"/>
+        <w:jc w:val="both"/>
+      </w:pPr>
+      <w:r>
+        <w:t xml:space="preserve">A tesztelés eredményei alapján a </w:t>
+      </w:r>
+      <w:proofErr w:type="spellStart"/>
+      <w:r>
+        <w:t>Supabase</w:t>
+      </w:r>
+      <w:proofErr w:type="spellEnd"/>
+      <w:r>
+        <w:t xml:space="preserve"> adatbázis megfelelően együttműködik a Node.js háttérprogrammal, és alkalmas a gyártósor szimulációja során keletkező termelési adatok tárolására. Ezzel az adatgyűjtési és adattárolási folyamat működése igazolhatóvá vált.</w:t>
+      </w:r>
+    </w:p>
+    <w:p>
+      <w:pPr>
+        <w:pStyle w:val="NormlWeb"/>
+        <w:jc w:val="both"/>
       </w:pPr>
       <w:bookmarkStart w:id="0" w:name="_GoBack"/>
       <w:bookmarkEnd w:id="0"/>
-      <w:r>
-        <w:rPr>
-          <w:color w:val="000000" w:themeColor="text1"/>
-        </w:rPr>
-        <w:t xml:space="preserve">Az MQTT-kommunikáció ellenőrzése több lépésben történik. Elsőként a </w:t>
-      </w:r>
-      <w:proofErr w:type="spellStart"/>
-      <w:r>
-        <w:rPr>
-          <w:color w:val="000000" w:themeColor="text1"/>
-        </w:rPr>
-        <w:t>Mosquitto</w:t>
-      </w:r>
-      <w:proofErr w:type="spellEnd"/>
-      <w:r>
-        <w:rPr>
-          <w:color w:val="000000" w:themeColor="text1"/>
-        </w:rPr>
-        <w:t xml:space="preserve"> </w:t>
-      </w:r>
-      <w:proofErr w:type="spellStart"/>
-      <w:r>
-        <w:rPr>
-          <w:color w:val="000000" w:themeColor="text1"/>
-        </w:rPr>
-        <w:t>broker</w:t>
-      </w:r>
-      <w:proofErr w:type="spellEnd"/>
-      <w:r>
-        <w:rPr>
-          <w:color w:val="000000" w:themeColor="text1"/>
-        </w:rPr>
-        <w:t xml:space="preserve"> elindítása és működésének ellenőrzése szükséges. Ezt követően a mikrokontroller </w:t>
-      </w:r>
-      <w:proofErr w:type="spellStart"/>
-      <w:r>
-        <w:rPr>
-          <w:color w:val="000000" w:themeColor="text1"/>
-        </w:rPr>
-        <w:t>Wi</w:t>
-      </w:r>
-      <w:proofErr w:type="spellEnd"/>
-      <w:r>
-        <w:rPr>
-          <w:color w:val="000000" w:themeColor="text1"/>
-        </w:rPr>
-        <w:t>-Fi-kapcsolata, majd az MQTT-</w:t>
-      </w:r>
-      <w:proofErr w:type="spellStart"/>
-      <w:r>
-        <w:rPr>
-          <w:color w:val="000000" w:themeColor="text1"/>
-        </w:rPr>
-        <w:t>brokerhez</w:t>
-      </w:r>
-      <w:proofErr w:type="spellEnd"/>
-      <w:r>
-        <w:rPr>
-          <w:color w:val="000000" w:themeColor="text1"/>
-        </w:rPr>
-        <w:t xml:space="preserve"> történő csatlakozása vizsgálható.</w:t>
-      </w:r>
-    </w:p>
-    <w:p>
-      <w:pPr>
-        <w:pStyle w:val="NormlWeb"/>
-        <w:jc w:val="both"/>
-        <w:rPr>
-          <w:color w:val="000000" w:themeColor="text1"/>
-        </w:rPr>
-      </w:pPr>
-      <w:r>
-        <w:rPr>
-          <w:color w:val="000000" w:themeColor="text1"/>
-        </w:rPr>
-        <w:t xml:space="preserve">A fejlesztés során sikeresen megvalósult az ESP32-S3 </w:t>
-      </w:r>
-      <w:proofErr w:type="spellStart"/>
-      <w:r>
-        <w:rPr>
-          <w:color w:val="000000" w:themeColor="text1"/>
-        </w:rPr>
-        <w:t>Wi</w:t>
-      </w:r>
-      <w:proofErr w:type="spellEnd"/>
-      <w:r>
-        <w:rPr>
-          <w:color w:val="000000" w:themeColor="text1"/>
-        </w:rPr>
-        <w:t xml:space="preserve">-Fi-hálózathoz történő csatlakoztatása és az MQTT-üzenetek továbbítása a helyi hálózaton futó </w:t>
-      </w:r>
-      <w:proofErr w:type="spellStart"/>
-      <w:r>
-        <w:rPr>
-          <w:color w:val="000000" w:themeColor="text1"/>
-        </w:rPr>
-        <w:t>Mosquitto</w:t>
-      </w:r>
-      <w:proofErr w:type="spellEnd"/>
-      <w:r>
-        <w:rPr>
-          <w:color w:val="000000" w:themeColor="text1"/>
-        </w:rPr>
-        <w:t xml:space="preserve"> </w:t>
-      </w:r>
-      <w:proofErr w:type="spellStart"/>
-      <w:r>
-        <w:rPr>
-          <w:color w:val="000000" w:themeColor="text1"/>
-        </w:rPr>
-        <w:t>broker</w:t>
-      </w:r>
-      <w:proofErr w:type="spellEnd"/>
-      <w:r>
-        <w:rPr>
-          <w:color w:val="000000" w:themeColor="text1"/>
-        </w:rPr>
-        <w:t xml:space="preserve"> felé. A kapcsolat ellenőrzése során a parancssori feliratkozó programmal megfigyelhetők voltak a mikrokontroller által küldött tesztüzenetek.</w:t>
-      </w:r>
-    </w:p>
-    <w:p>
-      <w:pPr>
-        <w:pStyle w:val="NormlWeb"/>
-        <w:jc w:val="both"/>
-        <w:rPr>
-          <w:color w:val="000000" w:themeColor="text1"/>
-        </w:rPr>
-      </w:pPr>
-      <w:r>
-        <w:rPr>
-          <w:color w:val="000000" w:themeColor="text1"/>
-        </w:rPr>
-        <w:t xml:space="preserve">A tesztelés igazolta, hogy az ESP32-S3 és a </w:t>
-      </w:r>
-      <w:proofErr w:type="spellStart"/>
-      <w:r>
-        <w:rPr>
-          <w:color w:val="000000" w:themeColor="text1"/>
-        </w:rPr>
-        <w:t>broker</w:t>
-      </w:r>
-      <w:proofErr w:type="spellEnd"/>
-      <w:r>
-        <w:rPr>
-          <w:color w:val="000000" w:themeColor="text1"/>
-        </w:rPr>
-        <w:t xml:space="preserve"> közötti alapvető kommunikáció működik. Ez megfelelő alapot biztosít a gyártósor állapotát és a termelési adatokat feldolgozó további szoftverkomponensek kialakításához.</w:t>
-      </w:r>
-    </w:p>
-    <w:p>
-      <w:pPr>
-        <w:pStyle w:val="NormlWeb"/>
-        <w:jc w:val="both"/>
-      </w:pPr>
-    </w:p>
-    <w:p>
-      <w:pPr>
-        <w:pStyle w:val="NormlWeb"/>
-        <w:jc w:val="both"/>
-      </w:pPr>
-    </w:p>
-    <w:p>
-      <w:pPr>
-        <w:pStyle w:val="NormlWeb"/>
-        <w:jc w:val="both"/>
-        <w:rPr>
-          <w:color w:val="000000" w:themeColor="text1"/>
-        </w:rPr>
-      </w:pPr>
-    </w:p>
-    <w:p>
-      <w:pPr>
-        <w:pStyle w:val="NormlWeb"/>
-        <w:jc w:val="both"/>
-        <w:rPr>
-          <w:color w:val="000000" w:themeColor="text1"/>
-        </w:rPr>
-      </w:pPr>
-    </w:p>
-    <w:p>
-      <w:pPr>
-        <w:pStyle w:val="NormlWeb"/>
-        <w:jc w:val="both"/>
-        <w:rPr>
-          <w:color w:val="000000" w:themeColor="text1"/>
-        </w:rPr>
-      </w:pPr>
-    </w:p>
-    <w:p>
-      <w:pPr>
-        <w:pStyle w:val="NormlWeb"/>
-        <w:jc w:val="both"/>
-        <w:rPr>
-          <w:color w:val="000000" w:themeColor="text1"/>
-        </w:rPr>
+    </w:p>
+    <w:p>
+      <w:pPr>
+        <w:pStyle w:val="NormlWeb"/>
+        <w:jc w:val="both"/>
+      </w:pPr>
+    </w:p>
+    <w:p>
+      <w:pPr>
+        <w:pStyle w:val="NormlWeb"/>
+        <w:jc w:val="both"/>
+      </w:pPr>
+    </w:p>
+    <w:p>
+      <w:pPr>
+        <w:pStyle w:val="NormlWeb"/>
+        <w:jc w:val="both"/>
+      </w:pPr>
+    </w:p>
+    <w:p>
+      <w:pPr>
+        <w:pStyle w:val="NormlWeb"/>
+        <w:jc w:val="both"/>
+      </w:pPr>
+    </w:p>
+    <w:p>
+      <w:pPr>
+        <w:pStyle w:val="NormlWeb"/>
+        <w:jc w:val="both"/>
+      </w:pPr>
+    </w:p>
+    <w:p>
+      <w:pPr>
+        <w:pStyle w:val="NormlWeb"/>
+        <w:jc w:val="both"/>
+      </w:pPr>
+    </w:p>
+    <w:p>
+      <w:pPr>
+        <w:pStyle w:val="NormlWeb"/>
+        <w:jc w:val="both"/>
       </w:pPr>
     </w:p>
     <w:p>

--- a/docs/dokumentacio.docx
+++ b/docs/dokumentacio.docx
@@ -354,6 +354,157 @@
     </w:p>
     <w:p>
       <w:pPr>
+        <w:spacing w:before="100" w:beforeAutospacing="1" w:after="100" w:afterAutospacing="1" w:line="240" w:lineRule="auto"/>
+        <w:jc w:val="center"/>
+        <w:rPr>
+          <w:rFonts w:ascii="Times New Roman" w:eastAsia="Times New Roman" w:hAnsi="Times New Roman" w:cs="Times New Roman"/>
+          <w:sz w:val="24"/>
+          <w:szCs w:val="24"/>
+          <w:lang w:eastAsia="hu-HU"/>
+        </w:rPr>
+      </w:pPr>
+      <w:r>
+        <w:rPr>
+          <w:noProof/>
+          <w:lang w:eastAsia="hu-HU"/>
+        </w:rPr>
+        <w:lastRenderedPageBreak/>
+        <w:drawing>
+          <wp:inline distT="0" distB="0" distL="0" distR="0" wp14:anchorId="36E87358" wp14:editId="0E9DB623">
+            <wp:extent cx="4253154" cy="3202678"/>
+            <wp:effectExtent l="0" t="0" r="0" b="0"/>
+            <wp:docPr id="1" name="Kép 1" descr="C:\Users\Felhasználó\AppData\Local\Microsoft\Windows\INetCache\Content.Word\kep01.jpg"/>
+            <wp:cNvGraphicFramePr>
+              <a:graphicFrameLocks xmlns:a="http://schemas.openxmlformats.org/drawingml/2006/main" noChangeAspect="1"/>
+            </wp:cNvGraphicFramePr>
+            <a:graphic xmlns:a="http://schemas.openxmlformats.org/drawingml/2006/main">
+              <a:graphicData uri="http://schemas.openxmlformats.org/drawingml/2006/picture">
+                <pic:pic xmlns:pic="http://schemas.openxmlformats.org/drawingml/2006/picture">
+                  <pic:nvPicPr>
+                    <pic:cNvPr id="0" name="Picture 4" descr="C:\Users\Felhasználó\AppData\Local\Microsoft\Windows\INetCache\Content.Word\kep01.jpg"/>
+                    <pic:cNvPicPr>
+                      <a:picLocks noChangeAspect="1" noChangeArrowheads="1"/>
+                    </pic:cNvPicPr>
+                  </pic:nvPicPr>
+                  <pic:blipFill>
+                    <a:blip r:embed="rId5">
+                      <a:extLst>
+                        <a:ext uri="{28A0092B-C50C-407E-A947-70E740481C1C}">
+                          <a14:useLocalDpi xmlns:a14="http://schemas.microsoft.com/office/drawing/2010/main" val="0"/>
+                        </a:ext>
+                      </a:extLst>
+                    </a:blip>
+                    <a:srcRect/>
+                    <a:stretch>
+                      <a:fillRect/>
+                    </a:stretch>
+                  </pic:blipFill>
+                  <pic:spPr bwMode="auto">
+                    <a:xfrm>
+                      <a:off x="0" y="0"/>
+                      <a:ext cx="4262782" cy="3209928"/>
+                    </a:xfrm>
+                    <a:prstGeom prst="rect">
+                      <a:avLst/>
+                    </a:prstGeom>
+                    <a:noFill/>
+                    <a:ln>
+                      <a:noFill/>
+                    </a:ln>
+                  </pic:spPr>
+                </pic:pic>
+              </a:graphicData>
+            </a:graphic>
+          </wp:inline>
+        </w:drawing>
+      </w:r>
+    </w:p>
+    <w:p>
+      <w:pPr>
+        <w:spacing w:before="100" w:beforeAutospacing="1" w:after="100" w:afterAutospacing="1" w:line="240" w:lineRule="auto"/>
+        <w:jc w:val="center"/>
+        <w:rPr>
+          <w:rFonts w:ascii="Times New Roman" w:eastAsia="Times New Roman" w:hAnsi="Times New Roman" w:cs="Times New Roman"/>
+          <w:sz w:val="20"/>
+          <w:szCs w:val="20"/>
+          <w:lang w:eastAsia="hu-HU"/>
+        </w:rPr>
+      </w:pPr>
+      <w:r>
+        <w:rPr>
+          <w:rFonts w:ascii="Times New Roman" w:eastAsia="Times New Roman" w:hAnsi="Times New Roman" w:cs="Times New Roman"/>
+          <w:bCs/>
+          <w:sz w:val="20"/>
+          <w:szCs w:val="20"/>
+          <w:lang w:eastAsia="hu-HU"/>
+        </w:rPr>
+        <w:t xml:space="preserve">1.1. ábra – Az ESP32-S3-alapú gyártósor-felügyeleti rendszer hardveres </w:t>
+      </w:r>
+      <w:proofErr w:type="gramStart"/>
+      <w:r>
+        <w:rPr>
+          <w:rFonts w:ascii="Times New Roman" w:eastAsia="Times New Roman" w:hAnsi="Times New Roman" w:cs="Times New Roman"/>
+          <w:bCs/>
+          <w:sz w:val="20"/>
+          <w:szCs w:val="20"/>
+          <w:lang w:eastAsia="hu-HU"/>
+        </w:rPr>
+        <w:t>prototípusa</w:t>
+      </w:r>
+      <w:proofErr w:type="gramEnd"/>
+    </w:p>
+    <w:p>
+      <w:pPr>
+        <w:spacing w:before="100" w:beforeAutospacing="1" w:after="100" w:afterAutospacing="1" w:line="240" w:lineRule="auto"/>
+        <w:rPr>
+          <w:rFonts w:ascii="Times New Roman" w:eastAsia="Times New Roman" w:hAnsi="Times New Roman" w:cs="Times New Roman"/>
+          <w:sz w:val="24"/>
+          <w:szCs w:val="24"/>
+          <w:lang w:eastAsia="hu-HU"/>
+        </w:rPr>
+      </w:pPr>
+      <w:r>
+        <w:rPr>
+          <w:rFonts w:ascii="Times New Roman" w:eastAsia="Times New Roman" w:hAnsi="Times New Roman" w:cs="Times New Roman"/>
+          <w:sz w:val="20"/>
+          <w:szCs w:val="20"/>
+          <w:lang w:eastAsia="hu-HU"/>
+        </w:rPr>
+        <w:t xml:space="preserve">Forrás: saját készítésű </w:t>
+      </w:r>
+      <w:r>
+        <w:rPr>
+          <w:rFonts w:ascii="Times New Roman" w:eastAsia="Times New Roman" w:hAnsi="Times New Roman" w:cs="Times New Roman"/>
+          <w:sz w:val="20"/>
+          <w:szCs w:val="20"/>
+          <w:lang w:eastAsia="hu-HU"/>
+        </w:rPr>
+        <w:t>kép</w:t>
+      </w:r>
+      <w:r>
+        <w:rPr>
+          <w:rFonts w:ascii="Times New Roman" w:eastAsia="Times New Roman" w:hAnsi="Times New Roman" w:cs="Times New Roman"/>
+          <w:sz w:val="20"/>
+          <w:szCs w:val="20"/>
+          <w:lang w:eastAsia="hu-HU"/>
+        </w:rPr>
+        <w:t>.</w:t>
+      </w:r>
+    </w:p>
+    <w:p>
+      <w:pPr>
+        <w:spacing w:before="100" w:beforeAutospacing="1" w:after="100" w:afterAutospacing="1" w:line="240" w:lineRule="auto"/>
+        <w:jc w:val="center"/>
+        <w:rPr>
+          <w:rFonts w:ascii="Times New Roman" w:eastAsia="Times New Roman" w:hAnsi="Times New Roman" w:cs="Times New Roman"/>
+          <w:sz w:val="24"/>
+          <w:szCs w:val="24"/>
+          <w:lang w:eastAsia="hu-HU"/>
+        </w:rPr>
+      </w:pPr>
+    </w:p>
+    <w:p>
+      <w:pPr>
         <w:pStyle w:val="Cmsor3"/>
         <w:rPr>
           <w:rFonts w:ascii="Times New Roman" w:hAnsi="Times New Roman" w:cs="Times New Roman"/>
@@ -419,7 +570,6 @@
         <w:jc w:val="both"/>
       </w:pPr>
       <w:r>
-        <w:lastRenderedPageBreak/>
         <w:t xml:space="preserve">A rendszer alapját az ESP32-S3 fejlesztőpanelre épülő vezérlőprogram alkotja. Az ESP32 egy beépített </w:t>
       </w:r>
       <w:proofErr w:type="spellStart"/>
@@ -553,6 +703,7 @@
       </w:pPr>
       <w:proofErr w:type="gramStart"/>
       <w:r>
+        <w:lastRenderedPageBreak/>
         <w:t>A</w:t>
       </w:r>
       <w:proofErr w:type="gramEnd"/>
@@ -814,7 +965,6 @@
           <w:b w:val="0"/>
           <w:u w:val="single"/>
         </w:rPr>
-        <w:lastRenderedPageBreak/>
         <w:t>3. MQTT-kommunikáció kialakítása</w:t>
       </w:r>
     </w:p>
@@ -902,6 +1052,7 @@
         <w:jc w:val="both"/>
       </w:pPr>
       <w:r>
+        <w:lastRenderedPageBreak/>
         <w:t xml:space="preserve">A </w:t>
       </w:r>
       <w:proofErr w:type="spellStart"/>
@@ -1434,6 +1585,131 @@
     <w:p>
       <w:pPr>
         <w:pStyle w:val="NormlWeb"/>
+        <w:jc w:val="center"/>
+      </w:pPr>
+      <w:r>
+        <w:pict>
+          <v:shapetype id="_x0000_t75" coordsize="21600,21600" o:spt="75" o:preferrelative="t" path="m@4@5l@4@11@9@11@9@5xe" filled="f" stroked="f">
+            <v:stroke joinstyle="miter"/>
+            <v:formulas>
+              <v:f eqn="if lineDrawn pixelLineWidth 0"/>
+              <v:f eqn="sum @0 1 0"/>
+              <v:f eqn="sum 0 0 @1"/>
+              <v:f eqn="prod @2 1 2"/>
+              <v:f eqn="prod @3 21600 pixelWidth"/>
+              <v:f eqn="prod @3 21600 pixelHeight"/>
+              <v:f eqn="sum @0 0 1"/>
+              <v:f eqn="prod @6 1 2"/>
+              <v:f eqn="prod @7 21600 pixelWidth"/>
+              <v:f eqn="sum @8 21600 0"/>
+              <v:f eqn="prod @7 21600 pixelHeight"/>
+              <v:f eqn="sum @10 21600 0"/>
+            </v:formulas>
+            <v:path o:extrusionok="f" gradientshapeok="t" o:connecttype="rect"/>
+            <o:lock v:ext="edit" aspectratio="t"/>
+          </v:shapetype>
+          <v:shape id="_x0000_i1029" type="#_x0000_t75" style="width:335.25pt;height:335.25pt">
+            <v:imagedata r:id="rId6" o:title="kep02"/>
+          </v:shape>
+        </w:pict>
+      </w:r>
+    </w:p>
+    <w:p>
+      <w:pPr>
+        <w:spacing w:before="100" w:beforeAutospacing="1" w:after="100" w:afterAutospacing="1" w:line="240" w:lineRule="auto"/>
+        <w:jc w:val="center"/>
+        <w:rPr>
+          <w:rFonts w:ascii="Times New Roman" w:eastAsia="Times New Roman" w:hAnsi="Times New Roman" w:cs="Times New Roman"/>
+          <w:sz w:val="20"/>
+          <w:szCs w:val="20"/>
+          <w:lang w:eastAsia="hu-HU"/>
+        </w:rPr>
+      </w:pPr>
+      <w:r>
+        <w:rPr>
+          <w:rFonts w:ascii="Times New Roman" w:eastAsia="Times New Roman" w:hAnsi="Times New Roman" w:cs="Times New Roman"/>
+          <w:sz w:val="20"/>
+          <w:szCs w:val="20"/>
+          <w:lang w:eastAsia="hu-HU"/>
+        </w:rPr>
+        <w:t>2.1. ábra – Az ESP32-S3-DEV-N16R8 fejlesztőpanel</w:t>
+      </w:r>
+    </w:p>
+    <w:p>
+      <w:pPr>
+        <w:spacing w:before="100" w:beforeAutospacing="1" w:after="100" w:afterAutospacing="1" w:line="240" w:lineRule="auto"/>
+        <w:rPr>
+          <w:rFonts w:ascii="Times New Roman" w:eastAsia="Times New Roman" w:hAnsi="Times New Roman" w:cs="Times New Roman"/>
+          <w:sz w:val="20"/>
+          <w:szCs w:val="20"/>
+          <w:lang w:eastAsia="hu-HU"/>
+        </w:rPr>
+      </w:pPr>
+      <w:r>
+        <w:rPr>
+          <w:rFonts w:ascii="Times New Roman" w:eastAsia="Times New Roman" w:hAnsi="Times New Roman" w:cs="Times New Roman"/>
+          <w:sz w:val="20"/>
+          <w:szCs w:val="20"/>
+          <w:lang w:eastAsia="hu-HU"/>
+        </w:rPr>
+        <w:t xml:space="preserve">Forrás: HESTORE, ESP32-S3-DEV-N16R8 fejlesztőpanel termékoldala. Elérhető: </w:t>
+      </w:r>
+      <w:hyperlink r:id="rId7" w:history="1">
+        <w:r>
+          <w:rPr>
+            <w:rFonts w:ascii="Times New Roman" w:eastAsia="Times New Roman" w:hAnsi="Times New Roman" w:cs="Times New Roman"/>
+            <w:color w:val="0000FF"/>
+            <w:sz w:val="20"/>
+            <w:szCs w:val="20"/>
+            <w:u w:val="single"/>
+            <w:lang w:eastAsia="hu-HU"/>
+          </w:rPr>
+          <w:t>https://www.hestore.hu/prod_10048179.html</w:t>
+        </w:r>
+      </w:hyperlink>
+      <w:r>
+        <w:rPr>
+          <w:rFonts w:ascii="Times New Roman" w:eastAsia="Times New Roman" w:hAnsi="Times New Roman" w:cs="Times New Roman"/>
+          <w:sz w:val="20"/>
+          <w:szCs w:val="20"/>
+          <w:lang w:eastAsia="hu-HU"/>
+        </w:rPr>
+        <w:t xml:space="preserve"> (Letöltés </w:t>
+      </w:r>
+      <w:proofErr w:type="gramStart"/>
+      <w:r>
+        <w:rPr>
+          <w:rFonts w:ascii="Times New Roman" w:eastAsia="Times New Roman" w:hAnsi="Times New Roman" w:cs="Times New Roman"/>
+          <w:sz w:val="20"/>
+          <w:szCs w:val="20"/>
+          <w:lang w:eastAsia="hu-HU"/>
+        </w:rPr>
+        <w:t>dátuma</w:t>
+      </w:r>
+      <w:proofErr w:type="gramEnd"/>
+      <w:r>
+        <w:rPr>
+          <w:rFonts w:ascii="Times New Roman" w:eastAsia="Times New Roman" w:hAnsi="Times New Roman" w:cs="Times New Roman"/>
+          <w:sz w:val="20"/>
+          <w:szCs w:val="20"/>
+          <w:lang w:eastAsia="hu-HU"/>
+        </w:rPr>
+        <w:t>: 2026. 10. 28.).</w:t>
+      </w:r>
+    </w:p>
+    <w:p>
+      <w:pPr>
+        <w:pStyle w:val="NormlWeb"/>
+        <w:jc w:val="center"/>
+        <w:rPr>
+          <w:sz w:val="20"/>
+          <w:szCs w:val="20"/>
+        </w:rPr>
+      </w:pPr>
+    </w:p>
+    <w:p>
+      <w:pPr>
+        <w:pStyle w:val="NormlWeb"/>
         <w:jc w:val="both"/>
       </w:pPr>
       <w:r>
@@ -1545,7 +1821,11 @@
       </w:r>
       <w:proofErr w:type="spellEnd"/>
       <w:r>
-        <w:t>-Fi-képessége teszi lehetővé a gyártósor adatainak hálózati továbbítását, amelyhez az MQTT (</w:t>
+        <w:t xml:space="preserve">-Fi-képessége teszi lehetővé a gyártósor adatainak hálózati </w:t>
+      </w:r>
+      <w:r>
+        <w:lastRenderedPageBreak/>
+        <w:t>továbbítását, amelyhez az MQTT (</w:t>
       </w:r>
       <w:proofErr w:type="spellStart"/>
       <w:r>
@@ -2558,252 +2838,627 @@
           <w:szCs w:val="24"/>
           <w:lang w:eastAsia="hu-HU"/>
         </w:rPr>
+        <w:t>A processzor számítási teljesítménye lehetővé teszi a gyártósor vezérléséhez szükséges logikai műveletek, az időzítések és a kommunikációs feladatok végrehajtását. A rendelkezésre álló memória elegendő erőforrást biztosít a vezérlőprogram futtatásához és a hálózati kommunikáció kezeléséhez.</w:t>
+      </w:r>
+    </w:p>
+    <w:p>
+      <w:pPr>
+        <w:spacing w:before="100" w:beforeAutospacing="1" w:after="100" w:afterAutospacing="1" w:line="240" w:lineRule="auto"/>
+        <w:jc w:val="both"/>
+        <w:rPr>
+          <w:rFonts w:ascii="Times New Roman" w:eastAsia="Times New Roman" w:hAnsi="Times New Roman" w:cs="Times New Roman"/>
+          <w:sz w:val="24"/>
+          <w:szCs w:val="24"/>
+          <w:lang w:eastAsia="hu-HU"/>
+        </w:rPr>
+      </w:pPr>
+      <w:r>
+        <w:rPr>
+          <w:rFonts w:ascii="Times New Roman" w:eastAsia="Times New Roman" w:hAnsi="Times New Roman" w:cs="Times New Roman"/>
+          <w:sz w:val="24"/>
+          <w:szCs w:val="24"/>
+          <w:lang w:eastAsia="hu-HU"/>
+        </w:rPr>
+        <w:t xml:space="preserve">A GPIO-csatlakozók a projekt hardveres vezérlésének alapját képezik. Segítségükkel a mikrokontroller digitális bemeneteken keresztül érzékeli a kezelőgombok állapotát, digitális kimeneteken keresztül pedig </w:t>
+      </w:r>
+      <w:proofErr w:type="spellStart"/>
+      <w:r>
+        <w:rPr>
+          <w:rFonts w:ascii="Times New Roman" w:eastAsia="Times New Roman" w:hAnsi="Times New Roman" w:cs="Times New Roman"/>
+          <w:sz w:val="24"/>
+          <w:szCs w:val="24"/>
+          <w:lang w:eastAsia="hu-HU"/>
+        </w:rPr>
+        <w:t>vezérli</w:t>
+      </w:r>
+      <w:proofErr w:type="spellEnd"/>
+      <w:r>
+        <w:rPr>
+          <w:rFonts w:ascii="Times New Roman" w:eastAsia="Times New Roman" w:hAnsi="Times New Roman" w:cs="Times New Roman"/>
+          <w:sz w:val="24"/>
+          <w:szCs w:val="24"/>
+          <w:lang w:eastAsia="hu-HU"/>
+        </w:rPr>
+        <w:t xml:space="preserve"> az állapotjelző LED-</w:t>
+      </w:r>
+      <w:proofErr w:type="spellStart"/>
+      <w:r>
+        <w:rPr>
+          <w:rFonts w:ascii="Times New Roman" w:eastAsia="Times New Roman" w:hAnsi="Times New Roman" w:cs="Times New Roman"/>
+          <w:sz w:val="24"/>
+          <w:szCs w:val="24"/>
+          <w:lang w:eastAsia="hu-HU"/>
+        </w:rPr>
+        <w:t>eket</w:t>
+      </w:r>
+      <w:proofErr w:type="spellEnd"/>
+      <w:r>
+        <w:rPr>
+          <w:rFonts w:ascii="Times New Roman" w:eastAsia="Times New Roman" w:hAnsi="Times New Roman" w:cs="Times New Roman"/>
+          <w:sz w:val="24"/>
+          <w:szCs w:val="24"/>
+          <w:lang w:eastAsia="hu-HU"/>
+        </w:rPr>
+        <w:t xml:space="preserve">. A megvalósítás során a bemenetek és kimenetek </w:t>
+      </w:r>
+      <w:proofErr w:type="gramStart"/>
+      <w:r>
+        <w:rPr>
+          <w:rFonts w:ascii="Times New Roman" w:eastAsia="Times New Roman" w:hAnsi="Times New Roman" w:cs="Times New Roman"/>
+          <w:sz w:val="24"/>
+          <w:szCs w:val="24"/>
+          <w:lang w:eastAsia="hu-HU"/>
+        </w:rPr>
+        <w:t>konkrét</w:t>
+      </w:r>
+      <w:proofErr w:type="gramEnd"/>
+      <w:r>
+        <w:rPr>
+          <w:rFonts w:ascii="Times New Roman" w:eastAsia="Times New Roman" w:hAnsi="Times New Roman" w:cs="Times New Roman"/>
+          <w:sz w:val="24"/>
+          <w:szCs w:val="24"/>
+          <w:lang w:eastAsia="hu-HU"/>
+        </w:rPr>
+        <w:t xml:space="preserve"> GPIO-kiosztás alapján kerülnek konfigurálásra.</w:t>
+      </w:r>
+    </w:p>
+    <w:p>
+      <w:pPr>
+        <w:spacing w:before="100" w:beforeAutospacing="1" w:after="100" w:afterAutospacing="1" w:line="240" w:lineRule="auto"/>
+        <w:jc w:val="both"/>
+        <w:rPr>
+          <w:rFonts w:ascii="Times New Roman" w:eastAsia="Times New Roman" w:hAnsi="Times New Roman" w:cs="Times New Roman"/>
+          <w:sz w:val="24"/>
+          <w:szCs w:val="24"/>
+          <w:lang w:eastAsia="hu-HU"/>
+        </w:rPr>
+      </w:pPr>
+      <w:r>
+        <w:rPr>
+          <w:rFonts w:ascii="Times New Roman" w:eastAsia="Times New Roman" w:hAnsi="Times New Roman" w:cs="Times New Roman"/>
+          <w:sz w:val="24"/>
+          <w:szCs w:val="24"/>
+          <w:lang w:eastAsia="hu-HU"/>
+        </w:rPr>
+        <w:t xml:space="preserve">A beépített </w:t>
+      </w:r>
+      <w:proofErr w:type="spellStart"/>
+      <w:r>
+        <w:rPr>
+          <w:rFonts w:ascii="Times New Roman" w:eastAsia="Times New Roman" w:hAnsi="Times New Roman" w:cs="Times New Roman"/>
+          <w:sz w:val="24"/>
+          <w:szCs w:val="24"/>
+          <w:lang w:eastAsia="hu-HU"/>
+        </w:rPr>
+        <w:t>Wi</w:t>
+      </w:r>
+      <w:proofErr w:type="spellEnd"/>
+      <w:r>
+        <w:rPr>
+          <w:rFonts w:ascii="Times New Roman" w:eastAsia="Times New Roman" w:hAnsi="Times New Roman" w:cs="Times New Roman"/>
+          <w:sz w:val="24"/>
+          <w:szCs w:val="24"/>
+          <w:lang w:eastAsia="hu-HU"/>
+        </w:rPr>
+        <w:t xml:space="preserve">-Fi lehetőséget biztosít a mikrokontroller hálózathoz történő csatlakoztatására. Ennek segítségével a gyártósor működési adatai továbbíthatók a háttérrendszer felé. Az adatátvitelhez tervezetten az MQTT-protokollt alkalmazzuk, amely alkalmas </w:t>
+      </w:r>
+      <w:proofErr w:type="gramStart"/>
+      <w:r>
+        <w:rPr>
+          <w:rFonts w:ascii="Times New Roman" w:eastAsia="Times New Roman" w:hAnsi="Times New Roman" w:cs="Times New Roman"/>
+          <w:sz w:val="24"/>
+          <w:szCs w:val="24"/>
+          <w:lang w:eastAsia="hu-HU"/>
+        </w:rPr>
+        <w:t>kis méretű</w:t>
+      </w:r>
+      <w:proofErr w:type="gramEnd"/>
+      <w:r>
+        <w:rPr>
+          <w:rFonts w:ascii="Times New Roman" w:eastAsia="Times New Roman" w:hAnsi="Times New Roman" w:cs="Times New Roman"/>
+          <w:sz w:val="24"/>
+          <w:szCs w:val="24"/>
+          <w:lang w:eastAsia="hu-HU"/>
+        </w:rPr>
+        <w:t xml:space="preserve"> üzenetek hatékony továbbítására hálózatra kapcsolódó eszközök között.</w:t>
+      </w:r>
+    </w:p>
+    <w:p>
+      <w:pPr>
+        <w:spacing w:before="100" w:beforeAutospacing="1" w:after="100" w:afterAutospacing="1" w:line="240" w:lineRule="auto"/>
+        <w:jc w:val="both"/>
+        <w:rPr>
+          <w:rFonts w:ascii="Times New Roman" w:eastAsia="Times New Roman" w:hAnsi="Times New Roman" w:cs="Times New Roman"/>
+          <w:sz w:val="24"/>
+          <w:szCs w:val="24"/>
+          <w:lang w:eastAsia="hu-HU"/>
+        </w:rPr>
+      </w:pPr>
+      <w:r>
+        <w:rPr>
+          <w:rFonts w:ascii="Times New Roman" w:eastAsia="Times New Roman" w:hAnsi="Times New Roman" w:cs="Times New Roman"/>
+          <w:sz w:val="24"/>
+          <w:szCs w:val="24"/>
+          <w:lang w:eastAsia="hu-HU"/>
+        </w:rPr>
+        <w:t xml:space="preserve">A </w:t>
+      </w:r>
+      <w:proofErr w:type="spellStart"/>
+      <w:r>
+        <w:rPr>
+          <w:rFonts w:ascii="Times New Roman" w:eastAsia="Times New Roman" w:hAnsi="Times New Roman" w:cs="Times New Roman"/>
+          <w:sz w:val="24"/>
+          <w:szCs w:val="24"/>
+          <w:lang w:eastAsia="hu-HU"/>
+        </w:rPr>
+        <w:t>Bluetooth</w:t>
+      </w:r>
+      <w:proofErr w:type="spellEnd"/>
+      <w:r>
+        <w:rPr>
+          <w:rFonts w:ascii="Times New Roman" w:eastAsia="Times New Roman" w:hAnsi="Times New Roman" w:cs="Times New Roman"/>
+          <w:sz w:val="24"/>
+          <w:szCs w:val="24"/>
+          <w:lang w:eastAsia="hu-HU"/>
+        </w:rPr>
+        <w:t xml:space="preserve"> </w:t>
+      </w:r>
+      <w:proofErr w:type="spellStart"/>
+      <w:r>
+        <w:rPr>
+          <w:rFonts w:ascii="Times New Roman" w:eastAsia="Times New Roman" w:hAnsi="Times New Roman" w:cs="Times New Roman"/>
+          <w:sz w:val="24"/>
+          <w:szCs w:val="24"/>
+          <w:lang w:eastAsia="hu-HU"/>
+        </w:rPr>
+        <w:t>Low</w:t>
+      </w:r>
+      <w:proofErr w:type="spellEnd"/>
+      <w:r>
+        <w:rPr>
+          <w:rFonts w:ascii="Times New Roman" w:eastAsia="Times New Roman" w:hAnsi="Times New Roman" w:cs="Times New Roman"/>
+          <w:sz w:val="24"/>
+          <w:szCs w:val="24"/>
+          <w:lang w:eastAsia="hu-HU"/>
+        </w:rPr>
+        <w:t xml:space="preserve"> </w:t>
+      </w:r>
+      <w:proofErr w:type="spellStart"/>
+      <w:r>
+        <w:rPr>
+          <w:rFonts w:ascii="Times New Roman" w:eastAsia="Times New Roman" w:hAnsi="Times New Roman" w:cs="Times New Roman"/>
+          <w:sz w:val="24"/>
+          <w:szCs w:val="24"/>
+          <w:lang w:eastAsia="hu-HU"/>
+        </w:rPr>
+        <w:t>Energy</w:t>
+      </w:r>
+      <w:proofErr w:type="spellEnd"/>
+      <w:r>
+        <w:rPr>
+          <w:rFonts w:ascii="Times New Roman" w:eastAsia="Times New Roman" w:hAnsi="Times New Roman" w:cs="Times New Roman"/>
+          <w:sz w:val="24"/>
+          <w:szCs w:val="24"/>
+          <w:lang w:eastAsia="hu-HU"/>
+        </w:rPr>
+        <w:t xml:space="preserve"> támogatás nem alapvető része a jelenlegi projektnek, de a későbbiekben további vezeték nélküli kommunikációs lehetőségeket biztosíthat. A fejlesztés </w:t>
+      </w:r>
+      <w:r>
+        <w:rPr>
+          <w:rFonts w:ascii="Times New Roman" w:eastAsia="Times New Roman" w:hAnsi="Times New Roman" w:cs="Times New Roman"/>
+          <w:sz w:val="24"/>
+          <w:szCs w:val="24"/>
+          <w:lang w:eastAsia="hu-HU"/>
+        </w:rPr>
         <w:lastRenderedPageBreak/>
-        <w:t>A processzor számítási teljesítménye lehetővé teszi a gyártósor vezérléséhez szükséges logikai műveletek, az időzítések és a kommunikációs feladatok végrehajtását. A rendelkezésre álló memória elegendő erőforrást biztosít a vezérlőprogram futtatásához és a hálózati kommunikáció kezeléséhez.</w:t>
+        <w:t xml:space="preserve">során elsősorban a </w:t>
+      </w:r>
+      <w:proofErr w:type="spellStart"/>
+      <w:r>
+        <w:rPr>
+          <w:rFonts w:ascii="Times New Roman" w:eastAsia="Times New Roman" w:hAnsi="Times New Roman" w:cs="Times New Roman"/>
+          <w:sz w:val="24"/>
+          <w:szCs w:val="24"/>
+          <w:lang w:eastAsia="hu-HU"/>
+        </w:rPr>
+        <w:t>Wi</w:t>
+      </w:r>
+      <w:proofErr w:type="spellEnd"/>
+      <w:r>
+        <w:rPr>
+          <w:rFonts w:ascii="Times New Roman" w:eastAsia="Times New Roman" w:hAnsi="Times New Roman" w:cs="Times New Roman"/>
+          <w:sz w:val="24"/>
+          <w:szCs w:val="24"/>
+          <w:lang w:eastAsia="hu-HU"/>
+        </w:rPr>
+        <w:t>-Fi-kapcsolat és az MQTT-alapú adatátvitel kerül előtérbe, mivel ezek illeszkednek a webalapú felügyeleti rendszer tervezett felépítéséhez.</w:t>
       </w:r>
     </w:p>
     <w:p>
       <w:pPr>
         <w:spacing w:before="100" w:beforeAutospacing="1" w:after="100" w:afterAutospacing="1" w:line="240" w:lineRule="auto"/>
-        <w:jc w:val="both"/>
-        <w:rPr>
-          <w:rFonts w:ascii="Times New Roman" w:eastAsia="Times New Roman" w:hAnsi="Times New Roman" w:cs="Times New Roman"/>
-          <w:sz w:val="24"/>
-          <w:szCs w:val="24"/>
-          <w:lang w:eastAsia="hu-HU"/>
-        </w:rPr>
-      </w:pPr>
-      <w:r>
-        <w:rPr>
-          <w:rFonts w:ascii="Times New Roman" w:eastAsia="Times New Roman" w:hAnsi="Times New Roman" w:cs="Times New Roman"/>
-          <w:sz w:val="24"/>
-          <w:szCs w:val="24"/>
-          <w:lang w:eastAsia="hu-HU"/>
-        </w:rPr>
-        <w:t xml:space="preserve">A GPIO-csatlakozók a projekt hardveres vezérlésének alapját képezik. Segítségükkel a mikrokontroller digitális bemeneteken keresztül érzékeli a kezelőgombok állapotát, digitális kimeneteken keresztül pedig </w:t>
-      </w:r>
-      <w:proofErr w:type="spellStart"/>
-      <w:r>
-        <w:rPr>
-          <w:rFonts w:ascii="Times New Roman" w:eastAsia="Times New Roman" w:hAnsi="Times New Roman" w:cs="Times New Roman"/>
-          <w:sz w:val="24"/>
-          <w:szCs w:val="24"/>
-          <w:lang w:eastAsia="hu-HU"/>
-        </w:rPr>
-        <w:t>vezérli</w:t>
-      </w:r>
-      <w:proofErr w:type="spellEnd"/>
-      <w:r>
-        <w:rPr>
-          <w:rFonts w:ascii="Times New Roman" w:eastAsia="Times New Roman" w:hAnsi="Times New Roman" w:cs="Times New Roman"/>
-          <w:sz w:val="24"/>
-          <w:szCs w:val="24"/>
-          <w:lang w:eastAsia="hu-HU"/>
-        </w:rPr>
-        <w:t xml:space="preserve"> az állapotjelző LED-</w:t>
-      </w:r>
-      <w:proofErr w:type="spellStart"/>
-      <w:r>
-        <w:rPr>
-          <w:rFonts w:ascii="Times New Roman" w:eastAsia="Times New Roman" w:hAnsi="Times New Roman" w:cs="Times New Roman"/>
-          <w:sz w:val="24"/>
-          <w:szCs w:val="24"/>
-          <w:lang w:eastAsia="hu-HU"/>
-        </w:rPr>
-        <w:t>eket</w:t>
-      </w:r>
-      <w:proofErr w:type="spellEnd"/>
-      <w:r>
-        <w:rPr>
-          <w:rFonts w:ascii="Times New Roman" w:eastAsia="Times New Roman" w:hAnsi="Times New Roman" w:cs="Times New Roman"/>
-          <w:sz w:val="24"/>
-          <w:szCs w:val="24"/>
-          <w:lang w:eastAsia="hu-HU"/>
-        </w:rPr>
-        <w:t xml:space="preserve">. A megvalósítás során a bemenetek és kimenetek </w:t>
+        <w:jc w:val="center"/>
+        <w:rPr>
+          <w:rFonts w:ascii="Times New Roman" w:eastAsia="Times New Roman" w:hAnsi="Times New Roman" w:cs="Times New Roman"/>
+          <w:sz w:val="24"/>
+          <w:szCs w:val="24"/>
+          <w:lang w:eastAsia="hu-HU"/>
+        </w:rPr>
+      </w:pPr>
+      <w:r>
+        <w:rPr>
+          <w:rFonts w:ascii="Times New Roman" w:eastAsia="Times New Roman" w:hAnsi="Times New Roman" w:cs="Times New Roman"/>
+          <w:sz w:val="24"/>
+          <w:szCs w:val="24"/>
+          <w:lang w:eastAsia="hu-HU"/>
+        </w:rPr>
+        <w:pict>
+          <v:shape id="_x0000_i1032" type="#_x0000_t75" style="width:415.5pt;height:240pt">
+            <v:imagedata r:id="rId8" o:title="kep03"/>
+          </v:shape>
+        </w:pict>
+      </w:r>
+    </w:p>
+    <w:p>
+      <w:pPr>
+        <w:spacing w:before="100" w:beforeAutospacing="1" w:after="100" w:afterAutospacing="1" w:line="240" w:lineRule="auto"/>
+        <w:jc w:val="center"/>
+        <w:rPr>
+          <w:rFonts w:ascii="Times New Roman" w:eastAsia="Times New Roman" w:hAnsi="Times New Roman" w:cs="Times New Roman"/>
+          <w:sz w:val="20"/>
+          <w:szCs w:val="20"/>
+          <w:lang w:eastAsia="hu-HU"/>
+        </w:rPr>
+      </w:pPr>
+      <w:r>
+        <w:rPr>
+          <w:rFonts w:ascii="Times New Roman" w:eastAsia="Times New Roman" w:hAnsi="Times New Roman" w:cs="Times New Roman"/>
+          <w:sz w:val="20"/>
+          <w:szCs w:val="20"/>
+          <w:lang w:eastAsia="hu-HU"/>
+        </w:rPr>
+        <w:t>2.2. ábra – Az ESP32-S3-DEVKIT-N16R8 fejlesztőpanel GPIO-lábkiosztása</w:t>
+      </w:r>
+    </w:p>
+    <w:p>
+      <w:pPr>
+        <w:spacing w:before="100" w:beforeAutospacing="1" w:after="100" w:afterAutospacing="1" w:line="240" w:lineRule="auto"/>
+        <w:rPr>
+          <w:rFonts w:ascii="Times New Roman" w:eastAsia="Times New Roman" w:hAnsi="Times New Roman" w:cs="Times New Roman"/>
+          <w:sz w:val="20"/>
+          <w:szCs w:val="20"/>
+          <w:lang w:eastAsia="hu-HU"/>
+        </w:rPr>
+      </w:pPr>
+      <w:r>
+        <w:rPr>
+          <w:rFonts w:ascii="Times New Roman" w:eastAsia="Times New Roman" w:hAnsi="Times New Roman" w:cs="Times New Roman"/>
+          <w:sz w:val="20"/>
+          <w:szCs w:val="20"/>
+          <w:lang w:eastAsia="hu-HU"/>
+        </w:rPr>
+        <w:t xml:space="preserve">Forrás: </w:t>
+      </w:r>
+      <w:proofErr w:type="spellStart"/>
+      <w:r>
+        <w:rPr>
+          <w:rFonts w:ascii="Times New Roman" w:eastAsia="Times New Roman" w:hAnsi="Times New Roman" w:cs="Times New Roman"/>
+          <w:sz w:val="20"/>
+          <w:szCs w:val="20"/>
+          <w:lang w:eastAsia="hu-HU"/>
+        </w:rPr>
+        <w:t>OceanLabz</w:t>
+      </w:r>
+      <w:proofErr w:type="spellEnd"/>
+      <w:r>
+        <w:rPr>
+          <w:rFonts w:ascii="Times New Roman" w:eastAsia="Times New Roman" w:hAnsi="Times New Roman" w:cs="Times New Roman"/>
+          <w:sz w:val="20"/>
+          <w:szCs w:val="20"/>
+          <w:lang w:eastAsia="hu-HU"/>
+        </w:rPr>
+        <w:t xml:space="preserve">, </w:t>
+      </w:r>
+      <w:proofErr w:type="spellStart"/>
+      <w:r>
+        <w:rPr>
+          <w:rFonts w:ascii="Times New Roman" w:eastAsia="Times New Roman" w:hAnsi="Times New Roman" w:cs="Times New Roman"/>
+          <w:i/>
+          <w:iCs/>
+          <w:sz w:val="20"/>
+          <w:szCs w:val="20"/>
+          <w:lang w:eastAsia="hu-HU"/>
+        </w:rPr>
+        <w:t>Getting</w:t>
+      </w:r>
+      <w:proofErr w:type="spellEnd"/>
+      <w:r>
+        <w:rPr>
+          <w:rFonts w:ascii="Times New Roman" w:eastAsia="Times New Roman" w:hAnsi="Times New Roman" w:cs="Times New Roman"/>
+          <w:i/>
+          <w:iCs/>
+          <w:sz w:val="20"/>
+          <w:szCs w:val="20"/>
+          <w:lang w:eastAsia="hu-HU"/>
+        </w:rPr>
+        <w:t xml:space="preserve"> </w:t>
+      </w:r>
+      <w:proofErr w:type="spellStart"/>
+      <w:r>
+        <w:rPr>
+          <w:rFonts w:ascii="Times New Roman" w:eastAsia="Times New Roman" w:hAnsi="Times New Roman" w:cs="Times New Roman"/>
+          <w:i/>
+          <w:iCs/>
+          <w:sz w:val="20"/>
+          <w:szCs w:val="20"/>
+          <w:lang w:eastAsia="hu-HU"/>
+        </w:rPr>
+        <w:t>Started</w:t>
+      </w:r>
+      <w:proofErr w:type="spellEnd"/>
+      <w:r>
+        <w:rPr>
+          <w:rFonts w:ascii="Times New Roman" w:eastAsia="Times New Roman" w:hAnsi="Times New Roman" w:cs="Times New Roman"/>
+          <w:i/>
+          <w:iCs/>
+          <w:sz w:val="20"/>
+          <w:szCs w:val="20"/>
+          <w:lang w:eastAsia="hu-HU"/>
+        </w:rPr>
+        <w:t xml:space="preserve"> </w:t>
+      </w:r>
+      <w:proofErr w:type="spellStart"/>
+      <w:r>
+        <w:rPr>
+          <w:rFonts w:ascii="Times New Roman" w:eastAsia="Times New Roman" w:hAnsi="Times New Roman" w:cs="Times New Roman"/>
+          <w:i/>
+          <w:iCs/>
+          <w:sz w:val="20"/>
+          <w:szCs w:val="20"/>
+          <w:lang w:eastAsia="hu-HU"/>
+        </w:rPr>
+        <w:t>With</w:t>
+      </w:r>
+      <w:proofErr w:type="spellEnd"/>
+      <w:r>
+        <w:rPr>
+          <w:rFonts w:ascii="Times New Roman" w:eastAsia="Times New Roman" w:hAnsi="Times New Roman" w:cs="Times New Roman"/>
+          <w:i/>
+          <w:iCs/>
+          <w:sz w:val="20"/>
+          <w:szCs w:val="20"/>
+          <w:lang w:eastAsia="hu-HU"/>
+        </w:rPr>
+        <w:t xml:space="preserve"> ESP32-S3 DevKit-N16R8 </w:t>
+      </w:r>
+      <w:proofErr w:type="spellStart"/>
+      <w:r>
+        <w:rPr>
+          <w:rFonts w:ascii="Times New Roman" w:eastAsia="Times New Roman" w:hAnsi="Times New Roman" w:cs="Times New Roman"/>
+          <w:i/>
+          <w:iCs/>
+          <w:sz w:val="20"/>
+          <w:szCs w:val="20"/>
+          <w:lang w:eastAsia="hu-HU"/>
+        </w:rPr>
+        <w:t>Board</w:t>
+      </w:r>
+      <w:proofErr w:type="spellEnd"/>
+      <w:r>
+        <w:rPr>
+          <w:rFonts w:ascii="Times New Roman" w:eastAsia="Times New Roman" w:hAnsi="Times New Roman" w:cs="Times New Roman"/>
+          <w:sz w:val="20"/>
+          <w:szCs w:val="20"/>
+          <w:lang w:eastAsia="hu-HU"/>
+        </w:rPr>
+        <w:t xml:space="preserve">. Elérhető: </w:t>
+      </w:r>
+      <w:hyperlink r:id="rId9" w:history="1">
+        <w:r>
+          <w:rPr>
+            <w:rFonts w:ascii="Times New Roman" w:eastAsia="Times New Roman" w:hAnsi="Times New Roman" w:cs="Times New Roman"/>
+            <w:color w:val="0000FF"/>
+            <w:sz w:val="20"/>
+            <w:szCs w:val="20"/>
+            <w:u w:val="single"/>
+            <w:lang w:eastAsia="hu-HU"/>
+          </w:rPr>
+          <w:t>https://www.oceanlabz.in/getting-started-with-esp32-s3-devkit-n16r8-board/</w:t>
+        </w:r>
+      </w:hyperlink>
+      <w:r>
+        <w:rPr>
+          <w:rFonts w:ascii="Times New Roman" w:eastAsia="Times New Roman" w:hAnsi="Times New Roman" w:cs="Times New Roman"/>
+          <w:sz w:val="20"/>
+          <w:szCs w:val="20"/>
+          <w:lang w:eastAsia="hu-HU"/>
+        </w:rPr>
+        <w:t xml:space="preserve"> (Letöltés </w:t>
       </w:r>
       <w:proofErr w:type="gramStart"/>
       <w:r>
         <w:rPr>
           <w:rFonts w:ascii="Times New Roman" w:eastAsia="Times New Roman" w:hAnsi="Times New Roman" w:cs="Times New Roman"/>
-          <w:sz w:val="24"/>
-          <w:szCs w:val="24"/>
-          <w:lang w:eastAsia="hu-HU"/>
-        </w:rPr>
-        <w:t>konkrét</w:t>
+          <w:sz w:val="20"/>
+          <w:szCs w:val="20"/>
+          <w:lang w:eastAsia="hu-HU"/>
+        </w:rPr>
+        <w:t>dátuma</w:t>
       </w:r>
       <w:proofErr w:type="gramEnd"/>
       <w:r>
         <w:rPr>
           <w:rFonts w:ascii="Times New Roman" w:eastAsia="Times New Roman" w:hAnsi="Times New Roman" w:cs="Times New Roman"/>
-          <w:sz w:val="24"/>
-          <w:szCs w:val="24"/>
-          <w:lang w:eastAsia="hu-HU"/>
-        </w:rPr>
-        <w:t xml:space="preserve"> GPIO-kiosztás alapján kerülnek konfigurálásra.</w:t>
+          <w:sz w:val="20"/>
+          <w:szCs w:val="20"/>
+          <w:lang w:eastAsia="hu-HU"/>
+        </w:rPr>
+        <w:t>: 2026. 10. 28.).</w:t>
       </w:r>
     </w:p>
     <w:p>
       <w:pPr>
         <w:spacing w:before="100" w:beforeAutospacing="1" w:after="100" w:afterAutospacing="1" w:line="240" w:lineRule="auto"/>
-        <w:jc w:val="both"/>
-        <w:rPr>
-          <w:rFonts w:ascii="Times New Roman" w:eastAsia="Times New Roman" w:hAnsi="Times New Roman" w:cs="Times New Roman"/>
-          <w:sz w:val="24"/>
-          <w:szCs w:val="24"/>
-          <w:lang w:eastAsia="hu-HU"/>
-        </w:rPr>
-      </w:pPr>
-      <w:r>
-        <w:rPr>
-          <w:rFonts w:ascii="Times New Roman" w:eastAsia="Times New Roman" w:hAnsi="Times New Roman" w:cs="Times New Roman"/>
-          <w:sz w:val="24"/>
-          <w:szCs w:val="24"/>
-          <w:lang w:eastAsia="hu-HU"/>
-        </w:rPr>
-        <w:t xml:space="preserve">A beépített </w:t>
-      </w:r>
-      <w:proofErr w:type="spellStart"/>
-      <w:r>
-        <w:rPr>
-          <w:rFonts w:ascii="Times New Roman" w:eastAsia="Times New Roman" w:hAnsi="Times New Roman" w:cs="Times New Roman"/>
-          <w:sz w:val="24"/>
-          <w:szCs w:val="24"/>
-          <w:lang w:eastAsia="hu-HU"/>
-        </w:rPr>
-        <w:t>Wi</w:t>
-      </w:r>
-      <w:proofErr w:type="spellEnd"/>
-      <w:r>
-        <w:rPr>
-          <w:rFonts w:ascii="Times New Roman" w:eastAsia="Times New Roman" w:hAnsi="Times New Roman" w:cs="Times New Roman"/>
-          <w:sz w:val="24"/>
-          <w:szCs w:val="24"/>
-          <w:lang w:eastAsia="hu-HU"/>
-        </w:rPr>
-        <w:t xml:space="preserve">-Fi lehetőséget biztosít a mikrokontroller hálózathoz történő csatlakoztatására. Ennek segítségével a gyártósor működési adatai továbbíthatók a háttérrendszer felé. Az adatátvitelhez tervezetten az MQTT-protokollt alkalmazzuk, amely alkalmas </w:t>
-      </w:r>
-      <w:proofErr w:type="gramStart"/>
-      <w:r>
-        <w:rPr>
-          <w:rFonts w:ascii="Times New Roman" w:eastAsia="Times New Roman" w:hAnsi="Times New Roman" w:cs="Times New Roman"/>
-          <w:sz w:val="24"/>
-          <w:szCs w:val="24"/>
-          <w:lang w:eastAsia="hu-HU"/>
-        </w:rPr>
-        <w:t>kis méretű</w:t>
-      </w:r>
-      <w:proofErr w:type="gramEnd"/>
-      <w:r>
-        <w:rPr>
-          <w:rFonts w:ascii="Times New Roman" w:eastAsia="Times New Roman" w:hAnsi="Times New Roman" w:cs="Times New Roman"/>
-          <w:sz w:val="24"/>
-          <w:szCs w:val="24"/>
-          <w:lang w:eastAsia="hu-HU"/>
-        </w:rPr>
-        <w:t xml:space="preserve"> üzenetek hatékony továbbítására hálózatra kapcsolódó eszközök között.</w:t>
+        <w:jc w:val="center"/>
+        <w:rPr>
+          <w:rFonts w:ascii="Times New Roman" w:eastAsia="Times New Roman" w:hAnsi="Times New Roman" w:cs="Times New Roman"/>
+          <w:sz w:val="20"/>
+          <w:szCs w:val="20"/>
+          <w:lang w:eastAsia="hu-HU"/>
+        </w:rPr>
+      </w:pPr>
+      <w:r>
+        <w:rPr>
+          <w:rFonts w:ascii="Times New Roman" w:eastAsia="Times New Roman" w:hAnsi="Times New Roman" w:cs="Times New Roman"/>
+          <w:sz w:val="20"/>
+          <w:szCs w:val="20"/>
+          <w:lang w:eastAsia="hu-HU"/>
+        </w:rPr>
+        <w:drawing>
+          <wp:inline distT="0" distB="0" distL="0" distR="0" wp14:anchorId="16310F58" wp14:editId="0258AED5">
+            <wp:extent cx="3486637" cy="2219635"/>
+            <wp:effectExtent l="0" t="0" r="0" b="9525"/>
+            <wp:docPr id="4" name="Kép 4"/>
+            <wp:cNvGraphicFramePr>
+              <a:graphicFrameLocks xmlns:a="http://schemas.openxmlformats.org/drawingml/2006/main" noChangeAspect="1"/>
+            </wp:cNvGraphicFramePr>
+            <a:graphic xmlns:a="http://schemas.openxmlformats.org/drawingml/2006/main">
+              <a:graphicData uri="http://schemas.openxmlformats.org/drawingml/2006/picture">
+                <pic:pic xmlns:pic="http://schemas.openxmlformats.org/drawingml/2006/picture">
+                  <pic:nvPicPr>
+                    <pic:cNvPr id="1" name=""/>
+                    <pic:cNvPicPr/>
+                  </pic:nvPicPr>
+                  <pic:blipFill>
+                    <a:blip r:embed="rId10"/>
+                    <a:stretch>
+                      <a:fillRect/>
+                    </a:stretch>
+                  </pic:blipFill>
+                  <pic:spPr>
+                    <a:xfrm>
+                      <a:off x="0" y="0"/>
+                      <a:ext cx="3486637" cy="2219635"/>
+                    </a:xfrm>
+                    <a:prstGeom prst="rect">
+                      <a:avLst/>
+                    </a:prstGeom>
+                  </pic:spPr>
+                </pic:pic>
+              </a:graphicData>
+            </a:graphic>
+          </wp:inline>
+        </w:drawing>
       </w:r>
     </w:p>
     <w:p>
       <w:pPr>
         <w:spacing w:before="100" w:beforeAutospacing="1" w:after="100" w:afterAutospacing="1" w:line="240" w:lineRule="auto"/>
-        <w:jc w:val="both"/>
-        <w:rPr>
-          <w:rFonts w:ascii="Times New Roman" w:eastAsia="Times New Roman" w:hAnsi="Times New Roman" w:cs="Times New Roman"/>
-          <w:sz w:val="24"/>
-          <w:szCs w:val="24"/>
-          <w:lang w:eastAsia="hu-HU"/>
-        </w:rPr>
-      </w:pPr>
-      <w:r>
-        <w:rPr>
-          <w:rFonts w:ascii="Times New Roman" w:eastAsia="Times New Roman" w:hAnsi="Times New Roman" w:cs="Times New Roman"/>
-          <w:sz w:val="24"/>
-          <w:szCs w:val="24"/>
-          <w:lang w:eastAsia="hu-HU"/>
-        </w:rPr>
-        <w:t xml:space="preserve">A </w:t>
-      </w:r>
-      <w:proofErr w:type="spellStart"/>
-      <w:r>
-        <w:rPr>
-          <w:rFonts w:ascii="Times New Roman" w:eastAsia="Times New Roman" w:hAnsi="Times New Roman" w:cs="Times New Roman"/>
-          <w:sz w:val="24"/>
-          <w:szCs w:val="24"/>
-          <w:lang w:eastAsia="hu-HU"/>
-        </w:rPr>
-        <w:t>Bluetooth</w:t>
-      </w:r>
-      <w:proofErr w:type="spellEnd"/>
-      <w:r>
-        <w:rPr>
-          <w:rFonts w:ascii="Times New Roman" w:eastAsia="Times New Roman" w:hAnsi="Times New Roman" w:cs="Times New Roman"/>
-          <w:sz w:val="24"/>
-          <w:szCs w:val="24"/>
-          <w:lang w:eastAsia="hu-HU"/>
-        </w:rPr>
-        <w:t xml:space="preserve"> </w:t>
-      </w:r>
-      <w:proofErr w:type="spellStart"/>
-      <w:r>
-        <w:rPr>
-          <w:rFonts w:ascii="Times New Roman" w:eastAsia="Times New Roman" w:hAnsi="Times New Roman" w:cs="Times New Roman"/>
-          <w:sz w:val="24"/>
-          <w:szCs w:val="24"/>
-          <w:lang w:eastAsia="hu-HU"/>
-        </w:rPr>
-        <w:t>Low</w:t>
-      </w:r>
-      <w:proofErr w:type="spellEnd"/>
-      <w:r>
-        <w:rPr>
-          <w:rFonts w:ascii="Times New Roman" w:eastAsia="Times New Roman" w:hAnsi="Times New Roman" w:cs="Times New Roman"/>
-          <w:sz w:val="24"/>
-          <w:szCs w:val="24"/>
-          <w:lang w:eastAsia="hu-HU"/>
-        </w:rPr>
-        <w:t xml:space="preserve"> </w:t>
-      </w:r>
-      <w:proofErr w:type="spellStart"/>
-      <w:r>
-        <w:rPr>
-          <w:rFonts w:ascii="Times New Roman" w:eastAsia="Times New Roman" w:hAnsi="Times New Roman" w:cs="Times New Roman"/>
-          <w:sz w:val="24"/>
-          <w:szCs w:val="24"/>
-          <w:lang w:eastAsia="hu-HU"/>
-        </w:rPr>
-        <w:t>Energy</w:t>
-      </w:r>
-      <w:proofErr w:type="spellEnd"/>
-      <w:r>
-        <w:rPr>
-          <w:rFonts w:ascii="Times New Roman" w:eastAsia="Times New Roman" w:hAnsi="Times New Roman" w:cs="Times New Roman"/>
-          <w:sz w:val="24"/>
-          <w:szCs w:val="24"/>
-          <w:lang w:eastAsia="hu-HU"/>
-        </w:rPr>
-        <w:t xml:space="preserve"> támogatás nem alapvető része a jelenlegi projektnek, de a későbbiekben további vezeték nélküli kommunikációs lehetőségeket biztosíthat. A fejlesztés során elsősorban a </w:t>
-      </w:r>
-      <w:proofErr w:type="spellStart"/>
-      <w:r>
-        <w:rPr>
-          <w:rFonts w:ascii="Times New Roman" w:eastAsia="Times New Roman" w:hAnsi="Times New Roman" w:cs="Times New Roman"/>
-          <w:sz w:val="24"/>
-          <w:szCs w:val="24"/>
-          <w:lang w:eastAsia="hu-HU"/>
-        </w:rPr>
-        <w:t>Wi</w:t>
-      </w:r>
-      <w:proofErr w:type="spellEnd"/>
-      <w:r>
-        <w:rPr>
-          <w:rFonts w:ascii="Times New Roman" w:eastAsia="Times New Roman" w:hAnsi="Times New Roman" w:cs="Times New Roman"/>
-          <w:sz w:val="24"/>
-          <w:szCs w:val="24"/>
-          <w:lang w:eastAsia="hu-HU"/>
-        </w:rPr>
-        <w:t>-Fi-kapcsolat és az MQTT-alapú adatátvitel kerül előtérbe, mivel ezek illeszkednek a webalapú felügyeleti rendszer tervezett felépítéséhez.</w:t>
-      </w:r>
+        <w:jc w:val="center"/>
+        <w:rPr>
+          <w:rFonts w:ascii="Times New Roman" w:eastAsia="Times New Roman" w:hAnsi="Times New Roman" w:cs="Times New Roman"/>
+          <w:sz w:val="20"/>
+          <w:szCs w:val="20"/>
+          <w:lang w:eastAsia="hu-HU"/>
+        </w:rPr>
+      </w:pPr>
+      <w:r>
+        <w:rPr>
+          <w:rFonts w:ascii="Times New Roman" w:eastAsia="Times New Roman" w:hAnsi="Times New Roman" w:cs="Times New Roman"/>
+          <w:sz w:val="20"/>
+          <w:szCs w:val="20"/>
+          <w:lang w:eastAsia="hu-HU"/>
+        </w:rPr>
+        <w:t>2.3. ábra – Az ESP32-S3 LED-jeinek és nyomógombjainak GPIO-hozzárendelése</w:t>
+      </w:r>
+    </w:p>
+    <w:p>
+      <w:pPr>
+        <w:spacing w:before="100" w:beforeAutospacing="1" w:after="100" w:afterAutospacing="1" w:line="240" w:lineRule="auto"/>
+        <w:rPr>
+          <w:rFonts w:ascii="Times New Roman" w:eastAsia="Times New Roman" w:hAnsi="Times New Roman" w:cs="Times New Roman"/>
+          <w:sz w:val="20"/>
+          <w:szCs w:val="20"/>
+          <w:lang w:eastAsia="hu-HU"/>
+        </w:rPr>
+      </w:pPr>
+      <w:r>
+        <w:rPr>
+          <w:rFonts w:ascii="Times New Roman" w:eastAsia="Times New Roman" w:hAnsi="Times New Roman" w:cs="Times New Roman"/>
+          <w:sz w:val="20"/>
+          <w:szCs w:val="20"/>
+          <w:lang w:eastAsia="hu-HU"/>
+        </w:rPr>
+        <w:t>Forrás: saját készítésű képernyőkép.</w:t>
+      </w:r>
+    </w:p>
+    <w:p>
+      <w:pPr>
+        <w:spacing w:before="100" w:beforeAutospacing="1" w:after="100" w:afterAutospacing="1" w:line="240" w:lineRule="auto"/>
+        <w:jc w:val="center"/>
+        <w:rPr>
+          <w:rFonts w:ascii="Times New Roman" w:eastAsia="Times New Roman" w:hAnsi="Times New Roman" w:cs="Times New Roman"/>
+          <w:sz w:val="20"/>
+          <w:szCs w:val="20"/>
+          <w:lang w:eastAsia="hu-HU"/>
+        </w:rPr>
+      </w:pPr>
+    </w:p>
+    <w:p>
+      <w:pPr>
+        <w:spacing w:before="100" w:beforeAutospacing="1" w:after="100" w:afterAutospacing="1" w:line="240" w:lineRule="auto"/>
+        <w:jc w:val="center"/>
+        <w:rPr>
+          <w:rFonts w:ascii="Times New Roman" w:eastAsia="Times New Roman" w:hAnsi="Times New Roman" w:cs="Times New Roman"/>
+          <w:sz w:val="24"/>
+          <w:szCs w:val="24"/>
+          <w:lang w:eastAsia="hu-HU"/>
+        </w:rPr>
+      </w:pPr>
+    </w:p>
+    <w:p>
+      <w:pPr>
+        <w:spacing w:before="100" w:beforeAutospacing="1" w:after="100" w:afterAutospacing="1" w:line="240" w:lineRule="auto"/>
+        <w:jc w:val="center"/>
+        <w:rPr>
+          <w:rFonts w:ascii="Times New Roman" w:eastAsia="Times New Roman" w:hAnsi="Times New Roman" w:cs="Times New Roman"/>
+          <w:sz w:val="24"/>
+          <w:szCs w:val="24"/>
+          <w:lang w:eastAsia="hu-HU"/>
+        </w:rPr>
+      </w:pPr>
+    </w:p>
+    <w:p>
+      <w:pPr>
+        <w:spacing w:before="100" w:beforeAutospacing="1" w:after="100" w:afterAutospacing="1" w:line="240" w:lineRule="auto"/>
+        <w:jc w:val="center"/>
+        <w:rPr>
+          <w:rFonts w:ascii="Times New Roman" w:eastAsia="Times New Roman" w:hAnsi="Times New Roman" w:cs="Times New Roman"/>
+          <w:sz w:val="24"/>
+          <w:szCs w:val="24"/>
+          <w:lang w:eastAsia="hu-HU"/>
+        </w:rPr>
+      </w:pPr>
     </w:p>
     <w:p>
       <w:pPr>
@@ -2818,6 +3473,7 @@
           <w:sz w:val="28"/>
           <w:szCs w:val="28"/>
         </w:rPr>
+        <w:lastRenderedPageBreak/>
         <w:t xml:space="preserve">2.4. A </w:t>
       </w:r>
       <w:proofErr w:type="spellStart"/>
@@ -2971,6 +3627,12 @@
       <w:r>
         <w:t xml:space="preserve"> komponensei közötti kapcsolat alapját, és megteremti a távoli adatmegjelenítés lehetőségét.</w:t>
       </w:r>
+    </w:p>
+    <w:p>
+      <w:pPr>
+        <w:pStyle w:val="NormlWeb"/>
+        <w:jc w:val="both"/>
+      </w:pPr>
     </w:p>
     <w:p>
       <w:pPr>
@@ -3108,14 +3770,7 @@
         <w:rPr>
           <w:color w:val="000000" w:themeColor="text1"/>
         </w:rPr>
-        <w:t xml:space="preserve"> állapota </w:t>
-      </w:r>
-      <w:r>
-        <w:rPr>
-          <w:color w:val="000000" w:themeColor="text1"/>
-        </w:rPr>
-        <w:lastRenderedPageBreak/>
-        <w:t>közvetlenül, vizuálisan is ellenőrizhető. A vezérlőprogram a termelési folyamatot szimulálja, és nyilvántartja a legyártott darabok számát.</w:t>
+        <w:t xml:space="preserve"> állapota közvetlenül, vizuálisan is ellenőrizhető. A vezérlőprogram a termelési folyamatot szimulálja, és nyilvántartja a legyártott darabok számát.</w:t>
       </w:r>
     </w:p>
     <w:p>
@@ -3330,6 +3985,133 @@
     <w:p>
       <w:pPr>
         <w:pStyle w:val="NormlWeb"/>
+        <w:jc w:val="center"/>
+        <w:rPr>
+          <w:color w:val="000000" w:themeColor="text1"/>
+        </w:rPr>
+      </w:pPr>
+      <w:r>
+        <w:rPr>
+          <w:noProof/>
+          <w:color w:val="000000" w:themeColor="text1"/>
+        </w:rPr>
+        <w:lastRenderedPageBreak/>
+        <w:drawing>
+          <wp:inline distT="0" distB="0" distL="0" distR="0" wp14:anchorId="009DB25F" wp14:editId="3CD0A17B">
+            <wp:extent cx="5760720" cy="3474720"/>
+            <wp:effectExtent l="0" t="0" r="0" b="0"/>
+            <wp:docPr id="5" name="Kép 5" descr="C:\Users\Felhasználó\AppData\Local\Microsoft\Windows\INetCache\Content.Word\kep04.png"/>
+            <wp:cNvGraphicFramePr>
+              <a:graphicFrameLocks xmlns:a="http://schemas.openxmlformats.org/drawingml/2006/main" noChangeAspect="1"/>
+            </wp:cNvGraphicFramePr>
+            <a:graphic xmlns:a="http://schemas.openxmlformats.org/drawingml/2006/main">
+              <a:graphicData uri="http://schemas.openxmlformats.org/drawingml/2006/picture">
+                <pic:pic xmlns:pic="http://schemas.openxmlformats.org/drawingml/2006/picture">
+                  <pic:nvPicPr>
+                    <pic:cNvPr id="0" name="Picture 11" descr="C:\Users\Felhasználó\AppData\Local\Microsoft\Windows\INetCache\Content.Word\kep04.png"/>
+                    <pic:cNvPicPr>
+                      <a:picLocks noChangeAspect="1" noChangeArrowheads="1"/>
+                    </pic:cNvPicPr>
+                  </pic:nvPicPr>
+                  <pic:blipFill>
+                    <a:blip r:embed="rId11" cstate="print">
+                      <a:extLst>
+                        <a:ext uri="{28A0092B-C50C-407E-A947-70E740481C1C}">
+                          <a14:useLocalDpi xmlns:a14="http://schemas.microsoft.com/office/drawing/2010/main" val="0"/>
+                        </a:ext>
+                      </a:extLst>
+                    </a:blip>
+                    <a:srcRect/>
+                    <a:stretch>
+                      <a:fillRect/>
+                    </a:stretch>
+                  </pic:blipFill>
+                  <pic:spPr bwMode="auto">
+                    <a:xfrm>
+                      <a:off x="0" y="0"/>
+                      <a:ext cx="5760720" cy="3474720"/>
+                    </a:xfrm>
+                    <a:prstGeom prst="rect">
+                      <a:avLst/>
+                    </a:prstGeom>
+                    <a:noFill/>
+                    <a:ln>
+                      <a:noFill/>
+                    </a:ln>
+                  </pic:spPr>
+                </pic:pic>
+              </a:graphicData>
+            </a:graphic>
+          </wp:inline>
+        </w:drawing>
+      </w:r>
+    </w:p>
+    <w:p>
+      <w:pPr>
+        <w:spacing w:before="100" w:beforeAutospacing="1" w:after="100" w:afterAutospacing="1" w:line="240" w:lineRule="auto"/>
+        <w:jc w:val="center"/>
+        <w:rPr>
+          <w:rFonts w:ascii="Times New Roman" w:eastAsia="Times New Roman" w:hAnsi="Times New Roman" w:cs="Times New Roman"/>
+          <w:sz w:val="20"/>
+          <w:szCs w:val="20"/>
+          <w:lang w:eastAsia="hu-HU"/>
+        </w:rPr>
+      </w:pPr>
+      <w:r>
+        <w:rPr>
+          <w:rFonts w:ascii="Times New Roman" w:eastAsia="Times New Roman" w:hAnsi="Times New Roman" w:cs="Times New Roman"/>
+          <w:sz w:val="20"/>
+          <w:szCs w:val="20"/>
+          <w:lang w:eastAsia="hu-HU"/>
+        </w:rPr>
+        <w:t xml:space="preserve">3.1. ábra – </w:t>
+      </w:r>
+      <w:proofErr w:type="gramStart"/>
+      <w:r>
+        <w:rPr>
+          <w:rFonts w:ascii="Times New Roman" w:eastAsia="Times New Roman" w:hAnsi="Times New Roman" w:cs="Times New Roman"/>
+          <w:sz w:val="20"/>
+          <w:szCs w:val="20"/>
+          <w:lang w:eastAsia="hu-HU"/>
+        </w:rPr>
+        <w:t>A</w:t>
+      </w:r>
+      <w:proofErr w:type="gramEnd"/>
+      <w:r>
+        <w:rPr>
+          <w:rFonts w:ascii="Times New Roman" w:eastAsia="Times New Roman" w:hAnsi="Times New Roman" w:cs="Times New Roman"/>
+          <w:sz w:val="20"/>
+          <w:szCs w:val="20"/>
+          <w:lang w:eastAsia="hu-HU"/>
+        </w:rPr>
+        <w:t xml:space="preserve"> gyártósor-szimuláció állapotgépe</w:t>
+      </w:r>
+    </w:p>
+    <w:p>
+      <w:pPr>
+        <w:spacing w:before="100" w:beforeAutospacing="1" w:after="100" w:afterAutospacing="1" w:line="240" w:lineRule="auto"/>
+        <w:rPr>
+          <w:rFonts w:ascii="Times New Roman" w:eastAsia="Times New Roman" w:hAnsi="Times New Roman" w:cs="Times New Roman"/>
+          <w:sz w:val="20"/>
+          <w:szCs w:val="20"/>
+          <w:lang w:eastAsia="hu-HU"/>
+        </w:rPr>
+      </w:pPr>
+      <w:r>
+        <w:rPr>
+          <w:rFonts w:ascii="Times New Roman" w:eastAsia="Times New Roman" w:hAnsi="Times New Roman" w:cs="Times New Roman"/>
+          <w:sz w:val="20"/>
+          <w:szCs w:val="20"/>
+          <w:lang w:eastAsia="hu-HU"/>
+        </w:rPr>
+        <w:t>Forrás: saját szerkesztés, mesterséges intelligencia segítségével generált ábra.</w:t>
+      </w:r>
+      <w:bookmarkStart w:id="0" w:name="_GoBack"/>
+      <w:bookmarkEnd w:id="0"/>
+    </w:p>
+    <w:p>
+      <w:pPr>
+        <w:pStyle w:val="NormlWeb"/>
         <w:numPr>
           <w:ilvl w:val="0"/>
           <w:numId w:val="2"/>
@@ -3458,6 +4240,26 @@
     <w:p>
       <w:pPr>
         <w:pStyle w:val="NormlWeb"/>
+        <w:ind w:left="360"/>
+        <w:jc w:val="both"/>
+        <w:rPr>
+          <w:color w:val="000000" w:themeColor="text1"/>
+        </w:rPr>
+      </w:pPr>
+    </w:p>
+    <w:p>
+      <w:pPr>
+        <w:pStyle w:val="NormlWeb"/>
+        <w:ind w:left="360"/>
+        <w:jc w:val="both"/>
+        <w:rPr>
+          <w:color w:val="000000" w:themeColor="text1"/>
+        </w:rPr>
+      </w:pPr>
+    </w:p>
+    <w:p>
+      <w:pPr>
+        <w:pStyle w:val="NormlWeb"/>
         <w:jc w:val="both"/>
         <w:rPr>
           <w:color w:val="000000" w:themeColor="text1"/>
@@ -3579,6 +4381,7 @@
         <w:jc w:val="both"/>
       </w:pPr>
       <w:r>
+        <w:lastRenderedPageBreak/>
         <w:t xml:space="preserve">● </w:t>
       </w:r>
       <w:r>
@@ -3699,7 +4502,6 @@
         <w:jc w:val="both"/>
       </w:pPr>
       <w:r>
-        <w:lastRenderedPageBreak/>
         <w:t xml:space="preserve">● </w:t>
       </w:r>
       <w:r>
@@ -3952,7 +4754,11 @@
       </w:r>
       <w:proofErr w:type="spellEnd"/>
       <w:r>
-        <w:t xml:space="preserve"> használata biztosítja a forráskód változásainak nyomon követését és a fejlesztési folyamat dokumentálását. Ezek az elvárások együttesen hozzájárulnak egy átlátható, kezelhető és </w:t>
+        <w:t xml:space="preserve"> használata biztosítja a forráskód változásainak nyomon követését és a fejlesztési folyamat dokumentálását. Ezek az </w:t>
+      </w:r>
+      <w:r>
+        <w:lastRenderedPageBreak/>
+        <w:t xml:space="preserve">elvárások együttesen hozzájárulnak egy átlátható, kezelhető és </w:t>
       </w:r>
       <w:proofErr w:type="spellStart"/>
       <w:r>
@@ -4099,7 +4905,6 @@
         <w:rPr>
           <w:color w:val="000000" w:themeColor="text1"/>
         </w:rPr>
-        <w:lastRenderedPageBreak/>
         <w:t xml:space="preserve">Az MQTT működése a </w:t>
       </w:r>
       <w:proofErr w:type="spellStart"/>
@@ -4462,6 +5267,142 @@
     </w:p>
     <w:p>
       <w:pPr>
+        <w:pStyle w:val="NormlWeb"/>
+        <w:rPr>
+          <w:color w:val="000000" w:themeColor="text1"/>
+        </w:rPr>
+      </w:pPr>
+      <w:r>
+        <w:rPr>
+          <w:color w:val="000000" w:themeColor="text1"/>
+        </w:rPr>
+        <w:drawing>
+          <wp:inline distT="0" distB="0" distL="0" distR="0" wp14:anchorId="34756CF4" wp14:editId="17E4A89D">
+            <wp:extent cx="5760720" cy="713740"/>
+            <wp:effectExtent l="0" t="0" r="0" b="0"/>
+            <wp:docPr id="2" name="Kép 2"/>
+            <wp:cNvGraphicFramePr>
+              <a:graphicFrameLocks xmlns:a="http://schemas.openxmlformats.org/drawingml/2006/main" noChangeAspect="1"/>
+            </wp:cNvGraphicFramePr>
+            <a:graphic xmlns:a="http://schemas.openxmlformats.org/drawingml/2006/main">
+              <a:graphicData uri="http://schemas.openxmlformats.org/drawingml/2006/picture">
+                <pic:pic xmlns:pic="http://schemas.openxmlformats.org/drawingml/2006/picture">
+                  <pic:nvPicPr>
+                    <pic:cNvPr id="1" name=""/>
+                    <pic:cNvPicPr/>
+                  </pic:nvPicPr>
+                  <pic:blipFill>
+                    <a:blip r:embed="rId12"/>
+                    <a:stretch>
+                      <a:fillRect/>
+                    </a:stretch>
+                  </pic:blipFill>
+                  <pic:spPr>
+                    <a:xfrm>
+                      <a:off x="0" y="0"/>
+                      <a:ext cx="5760720" cy="713740"/>
+                    </a:xfrm>
+                    <a:prstGeom prst="rect">
+                      <a:avLst/>
+                    </a:prstGeom>
+                  </pic:spPr>
+                </pic:pic>
+              </a:graphicData>
+            </a:graphic>
+          </wp:inline>
+        </w:drawing>
+      </w:r>
+    </w:p>
+    <w:p>
+      <w:pPr>
+        <w:spacing w:before="100" w:beforeAutospacing="1" w:after="100" w:afterAutospacing="1" w:line="240" w:lineRule="auto"/>
+        <w:jc w:val="center"/>
+        <w:rPr>
+          <w:rFonts w:ascii="Times New Roman" w:eastAsia="Times New Roman" w:hAnsi="Times New Roman" w:cs="Times New Roman"/>
+          <w:sz w:val="20"/>
+          <w:szCs w:val="20"/>
+          <w:lang w:eastAsia="hu-HU"/>
+        </w:rPr>
+      </w:pPr>
+      <w:r>
+        <w:rPr>
+          <w:rFonts w:ascii="Times New Roman" w:eastAsia="Times New Roman" w:hAnsi="Times New Roman" w:cs="Times New Roman"/>
+          <w:sz w:val="20"/>
+          <w:szCs w:val="20"/>
+          <w:lang w:eastAsia="hu-HU"/>
+        </w:rPr>
+        <w:t xml:space="preserve">4.2. ábra – Az ESP32-S3 által küldött MQTT-üzenetek fogadása a </w:t>
+      </w:r>
+      <w:proofErr w:type="spellStart"/>
+      <w:r>
+        <w:rPr>
+          <w:rFonts w:ascii="Times New Roman" w:eastAsia="Times New Roman" w:hAnsi="Times New Roman" w:cs="Times New Roman"/>
+          <w:sz w:val="20"/>
+          <w:szCs w:val="20"/>
+          <w:lang w:eastAsia="hu-HU"/>
+        </w:rPr>
+        <w:t>Mosquitto</w:t>
+      </w:r>
+      <w:proofErr w:type="spellEnd"/>
+      <w:r>
+        <w:rPr>
+          <w:rFonts w:ascii="Times New Roman" w:eastAsia="Times New Roman" w:hAnsi="Times New Roman" w:cs="Times New Roman"/>
+          <w:sz w:val="20"/>
+          <w:szCs w:val="20"/>
+          <w:lang w:eastAsia="hu-HU"/>
+        </w:rPr>
+        <w:t xml:space="preserve"> </w:t>
+      </w:r>
+      <w:proofErr w:type="spellStart"/>
+      <w:r>
+        <w:rPr>
+          <w:rFonts w:ascii="Times New Roman" w:eastAsia="Times New Roman" w:hAnsi="Times New Roman" w:cs="Times New Roman"/>
+          <w:sz w:val="20"/>
+          <w:szCs w:val="20"/>
+          <w:lang w:eastAsia="hu-HU"/>
+        </w:rPr>
+        <w:t>brokerben</w:t>
+      </w:r>
+      <w:proofErr w:type="spellEnd"/>
+    </w:p>
+    <w:p>
+      <w:pPr>
+        <w:spacing w:before="100" w:beforeAutospacing="1" w:after="100" w:afterAutospacing="1" w:line="240" w:lineRule="auto"/>
+        <w:rPr>
+          <w:rFonts w:ascii="Times New Roman" w:eastAsia="Times New Roman" w:hAnsi="Times New Roman" w:cs="Times New Roman"/>
+          <w:sz w:val="20"/>
+          <w:szCs w:val="20"/>
+          <w:lang w:eastAsia="hu-HU"/>
+        </w:rPr>
+      </w:pPr>
+      <w:r>
+        <w:rPr>
+          <w:rFonts w:ascii="Times New Roman" w:eastAsia="Times New Roman" w:hAnsi="Times New Roman" w:cs="Times New Roman"/>
+          <w:sz w:val="20"/>
+          <w:szCs w:val="20"/>
+          <w:lang w:eastAsia="hu-HU"/>
+        </w:rPr>
+        <w:t>Forrás: saját készítésű képernyőkép.</w:t>
+      </w:r>
+    </w:p>
+    <w:p>
+      <w:pPr>
+        <w:pStyle w:val="NormlWeb"/>
+        <w:rPr>
+          <w:color w:val="000000" w:themeColor="text1"/>
+        </w:rPr>
+      </w:pPr>
+    </w:p>
+    <w:p>
+      <w:pPr>
+        <w:pStyle w:val="NormlWeb"/>
+        <w:rPr>
+          <w:color w:val="000000" w:themeColor="text1"/>
+        </w:rPr>
+      </w:pPr>
+    </w:p>
+    <w:p>
+      <w:pPr>
         <w:pStyle w:val="Cmsor2"/>
         <w:jc w:val="both"/>
         <w:rPr>
@@ -4829,7 +5770,6 @@
         <w:rPr>
           <w:color w:val="000000" w:themeColor="text1"/>
         </w:rPr>
-        <w:lastRenderedPageBreak/>
         <w:t>A fejlesztés során az alábbi témakörök kerültek kialakításra:</w:t>
       </w:r>
     </w:p>
@@ -5126,6 +6066,7 @@
         <w:rPr>
           <w:color w:val="000000" w:themeColor="text1"/>
         </w:rPr>
+        <w:lastRenderedPageBreak/>
         <w:t>A JSON-formátumú üzenetek feldolgozásával a később kialakított Node.js háttérprogram képes lesz az adatok értelmezésére, adatbázisba továbbítására és a webes felületen történő megjelenítésük előkészítésére.</w:t>
       </w:r>
     </w:p>
@@ -5304,6 +6245,284 @@
         </w:rPr>
         <w:t xml:space="preserve"> közötti alapvető kommunikáció működik. Ez megfelelő alapot biztosít a gyártósor állapotát és a termelési adatokat feldolgozó további szoftverkomponensek kialakításához.</w:t>
       </w:r>
+    </w:p>
+    <w:p>
+      <w:pPr>
+        <w:spacing w:before="100" w:beforeAutospacing="1" w:after="100" w:afterAutospacing="1" w:line="240" w:lineRule="auto"/>
+        <w:jc w:val="both"/>
+        <w:rPr>
+          <w:rFonts w:ascii="Times New Roman" w:eastAsia="Times New Roman" w:hAnsi="Times New Roman" w:cs="Times New Roman"/>
+          <w:sz w:val="24"/>
+          <w:szCs w:val="24"/>
+          <w:lang w:eastAsia="hu-HU"/>
+        </w:rPr>
+      </w:pPr>
+      <w:r>
+        <w:rPr>
+          <w:rFonts w:ascii="Times New Roman" w:eastAsia="Times New Roman" w:hAnsi="Times New Roman" w:cs="Times New Roman"/>
+          <w:sz w:val="24"/>
+          <w:szCs w:val="24"/>
+          <w:lang w:eastAsia="hu-HU"/>
+        </w:rPr>
+        <w:t xml:space="preserve">A hibakezelés vizsgálatához a </w:t>
+      </w:r>
+      <w:proofErr w:type="gramStart"/>
+      <w:r>
+        <w:rPr>
+          <w:rFonts w:ascii="Times New Roman" w:eastAsia="Times New Roman" w:hAnsi="Times New Roman" w:cs="Times New Roman"/>
+          <w:sz w:val="24"/>
+          <w:szCs w:val="24"/>
+          <w:lang w:eastAsia="hu-HU"/>
+        </w:rPr>
+        <w:t>klienst</w:t>
+      </w:r>
+      <w:proofErr w:type="gramEnd"/>
+      <w:r>
+        <w:rPr>
+          <w:rFonts w:ascii="Times New Roman" w:eastAsia="Times New Roman" w:hAnsi="Times New Roman" w:cs="Times New Roman"/>
+          <w:sz w:val="24"/>
+          <w:szCs w:val="24"/>
+          <w:lang w:eastAsia="hu-HU"/>
+        </w:rPr>
+        <w:t xml:space="preserve"> egy olyan </w:t>
+      </w:r>
+      <w:proofErr w:type="spellStart"/>
+      <w:r>
+        <w:rPr>
+          <w:rFonts w:ascii="Times New Roman" w:eastAsia="Times New Roman" w:hAnsi="Times New Roman" w:cs="Times New Roman"/>
+          <w:sz w:val="24"/>
+          <w:szCs w:val="24"/>
+          <w:lang w:eastAsia="hu-HU"/>
+        </w:rPr>
+        <w:t>porton</w:t>
+      </w:r>
+      <w:proofErr w:type="spellEnd"/>
+      <w:r>
+        <w:rPr>
+          <w:rFonts w:ascii="Times New Roman" w:eastAsia="Times New Roman" w:hAnsi="Times New Roman" w:cs="Times New Roman"/>
+          <w:sz w:val="24"/>
+          <w:szCs w:val="24"/>
+          <w:lang w:eastAsia="hu-HU"/>
+        </w:rPr>
+        <w:t xml:space="preserve"> próbáltam csatlakoztatni az MQTT-</w:t>
+      </w:r>
+      <w:proofErr w:type="spellStart"/>
+      <w:r>
+        <w:rPr>
+          <w:rFonts w:ascii="Times New Roman" w:eastAsia="Times New Roman" w:hAnsi="Times New Roman" w:cs="Times New Roman"/>
+          <w:sz w:val="24"/>
+          <w:szCs w:val="24"/>
+          <w:lang w:eastAsia="hu-HU"/>
+        </w:rPr>
+        <w:t>brokerhez</w:t>
+      </w:r>
+      <w:proofErr w:type="spellEnd"/>
+      <w:r>
+        <w:rPr>
+          <w:rFonts w:ascii="Times New Roman" w:eastAsia="Times New Roman" w:hAnsi="Times New Roman" w:cs="Times New Roman"/>
+          <w:sz w:val="24"/>
+          <w:szCs w:val="24"/>
+          <w:lang w:eastAsia="hu-HU"/>
+        </w:rPr>
+        <w:t xml:space="preserve">, amelyen nem futott szolgáltatás. A kapcsolódási kísérlet sikertelen volt, és a rendszer kapcsolat-visszautasítási hibát jelzett. A teszt igazolta, hogy a </w:t>
+      </w:r>
+      <w:proofErr w:type="gramStart"/>
+      <w:r>
+        <w:rPr>
+          <w:rFonts w:ascii="Times New Roman" w:eastAsia="Times New Roman" w:hAnsi="Times New Roman" w:cs="Times New Roman"/>
+          <w:sz w:val="24"/>
+          <w:szCs w:val="24"/>
+          <w:lang w:eastAsia="hu-HU"/>
+        </w:rPr>
+        <w:t>kliens</w:t>
+      </w:r>
+      <w:proofErr w:type="gramEnd"/>
+      <w:r>
+        <w:rPr>
+          <w:rFonts w:ascii="Times New Roman" w:eastAsia="Times New Roman" w:hAnsi="Times New Roman" w:cs="Times New Roman"/>
+          <w:sz w:val="24"/>
+          <w:szCs w:val="24"/>
+          <w:lang w:eastAsia="hu-HU"/>
+        </w:rPr>
+        <w:t xml:space="preserve"> felismeri a </w:t>
+      </w:r>
+      <w:proofErr w:type="spellStart"/>
+      <w:r>
+        <w:rPr>
+          <w:rFonts w:ascii="Times New Roman" w:eastAsia="Times New Roman" w:hAnsi="Times New Roman" w:cs="Times New Roman"/>
+          <w:sz w:val="24"/>
+          <w:szCs w:val="24"/>
+          <w:lang w:eastAsia="hu-HU"/>
+        </w:rPr>
+        <w:t>broker</w:t>
+      </w:r>
+      <w:proofErr w:type="spellEnd"/>
+      <w:r>
+        <w:rPr>
+          <w:rFonts w:ascii="Times New Roman" w:eastAsia="Times New Roman" w:hAnsi="Times New Roman" w:cs="Times New Roman"/>
+          <w:sz w:val="24"/>
+          <w:szCs w:val="24"/>
+          <w:lang w:eastAsia="hu-HU"/>
+        </w:rPr>
+        <w:t xml:space="preserve"> elérhetetlenségét. A vizsgálat során a működő, 1883-as </w:t>
+      </w:r>
+      <w:proofErr w:type="spellStart"/>
+      <w:r>
+        <w:rPr>
+          <w:rFonts w:ascii="Times New Roman" w:eastAsia="Times New Roman" w:hAnsi="Times New Roman" w:cs="Times New Roman"/>
+          <w:sz w:val="24"/>
+          <w:szCs w:val="24"/>
+          <w:lang w:eastAsia="hu-HU"/>
+        </w:rPr>
+        <w:t>porton</w:t>
+      </w:r>
+      <w:proofErr w:type="spellEnd"/>
+      <w:r>
+        <w:rPr>
+          <w:rFonts w:ascii="Times New Roman" w:eastAsia="Times New Roman" w:hAnsi="Times New Roman" w:cs="Times New Roman"/>
+          <w:sz w:val="24"/>
+          <w:szCs w:val="24"/>
+          <w:lang w:eastAsia="hu-HU"/>
+        </w:rPr>
+        <w:t xml:space="preserve"> futó </w:t>
+      </w:r>
+      <w:proofErr w:type="spellStart"/>
+      <w:r>
+        <w:rPr>
+          <w:rFonts w:ascii="Times New Roman" w:eastAsia="Times New Roman" w:hAnsi="Times New Roman" w:cs="Times New Roman"/>
+          <w:sz w:val="24"/>
+          <w:szCs w:val="24"/>
+          <w:lang w:eastAsia="hu-HU"/>
+        </w:rPr>
+        <w:t>broker</w:t>
+      </w:r>
+      <w:proofErr w:type="spellEnd"/>
+      <w:r>
+        <w:rPr>
+          <w:rFonts w:ascii="Times New Roman" w:eastAsia="Times New Roman" w:hAnsi="Times New Roman" w:cs="Times New Roman"/>
+          <w:sz w:val="24"/>
+          <w:szCs w:val="24"/>
+          <w:lang w:eastAsia="hu-HU"/>
+        </w:rPr>
+        <w:t xml:space="preserve"> és az ESP32 kommunikációja változatlan maradt.</w:t>
+      </w:r>
+    </w:p>
+    <w:p>
+      <w:pPr>
+        <w:spacing w:before="100" w:beforeAutospacing="1" w:after="100" w:afterAutospacing="1" w:line="240" w:lineRule="auto"/>
+        <w:jc w:val="center"/>
+        <w:rPr>
+          <w:rFonts w:ascii="Times New Roman" w:eastAsia="Times New Roman" w:hAnsi="Times New Roman" w:cs="Times New Roman"/>
+          <w:sz w:val="24"/>
+          <w:szCs w:val="24"/>
+          <w:lang w:eastAsia="hu-HU"/>
+        </w:rPr>
+      </w:pPr>
+      <w:r>
+        <w:rPr>
+          <w:rFonts w:ascii="Times New Roman" w:eastAsia="Times New Roman" w:hAnsi="Times New Roman" w:cs="Times New Roman"/>
+          <w:sz w:val="24"/>
+          <w:szCs w:val="24"/>
+          <w:lang w:eastAsia="hu-HU"/>
+        </w:rPr>
+        <w:drawing>
+          <wp:inline distT="0" distB="0" distL="0" distR="0" wp14:anchorId="1084FBBE" wp14:editId="43AED700">
+            <wp:extent cx="5760720" cy="297815"/>
+            <wp:effectExtent l="0" t="0" r="0" b="6985"/>
+            <wp:docPr id="3" name="Kép 3"/>
+            <wp:cNvGraphicFramePr>
+              <a:graphicFrameLocks xmlns:a="http://schemas.openxmlformats.org/drawingml/2006/main" noChangeAspect="1"/>
+            </wp:cNvGraphicFramePr>
+            <a:graphic xmlns:a="http://schemas.openxmlformats.org/drawingml/2006/main">
+              <a:graphicData uri="http://schemas.openxmlformats.org/drawingml/2006/picture">
+                <pic:pic xmlns:pic="http://schemas.openxmlformats.org/drawingml/2006/picture">
+                  <pic:nvPicPr>
+                    <pic:cNvPr id="1" name=""/>
+                    <pic:cNvPicPr/>
+                  </pic:nvPicPr>
+                  <pic:blipFill>
+                    <a:blip r:embed="rId13"/>
+                    <a:stretch>
+                      <a:fillRect/>
+                    </a:stretch>
+                  </pic:blipFill>
+                  <pic:spPr>
+                    <a:xfrm>
+                      <a:off x="0" y="0"/>
+                      <a:ext cx="5760720" cy="297815"/>
+                    </a:xfrm>
+                    <a:prstGeom prst="rect">
+                      <a:avLst/>
+                    </a:prstGeom>
+                  </pic:spPr>
+                </pic:pic>
+              </a:graphicData>
+            </a:graphic>
+          </wp:inline>
+        </w:drawing>
+      </w:r>
+    </w:p>
+    <w:p>
+      <w:pPr>
+        <w:spacing w:before="100" w:beforeAutospacing="1" w:after="100" w:afterAutospacing="1" w:line="240" w:lineRule="auto"/>
+        <w:jc w:val="center"/>
+        <w:rPr>
+          <w:rFonts w:ascii="Times New Roman" w:eastAsia="Times New Roman" w:hAnsi="Times New Roman" w:cs="Times New Roman"/>
+          <w:sz w:val="20"/>
+          <w:szCs w:val="20"/>
+          <w:lang w:eastAsia="hu-HU"/>
+        </w:rPr>
+      </w:pPr>
+      <w:r>
+        <w:rPr>
+          <w:rFonts w:ascii="Times New Roman" w:eastAsia="Times New Roman" w:hAnsi="Times New Roman" w:cs="Times New Roman"/>
+          <w:sz w:val="20"/>
+          <w:szCs w:val="20"/>
+          <w:lang w:eastAsia="hu-HU"/>
+        </w:rPr>
+        <w:t>4.3. ábra – Sikertelen MQTT-kapcsolódási kísérlet nem elérhető port használatával</w:t>
+      </w:r>
+    </w:p>
+    <w:p>
+      <w:pPr>
+        <w:spacing w:before="100" w:beforeAutospacing="1" w:after="100" w:afterAutospacing="1" w:line="240" w:lineRule="auto"/>
+        <w:rPr>
+          <w:rFonts w:ascii="Times New Roman" w:eastAsia="Times New Roman" w:hAnsi="Times New Roman" w:cs="Times New Roman"/>
+          <w:sz w:val="20"/>
+          <w:szCs w:val="20"/>
+          <w:lang w:eastAsia="hu-HU"/>
+        </w:rPr>
+      </w:pPr>
+      <w:r>
+        <w:rPr>
+          <w:rFonts w:ascii="Times New Roman" w:eastAsia="Times New Roman" w:hAnsi="Times New Roman" w:cs="Times New Roman"/>
+          <w:sz w:val="20"/>
+          <w:szCs w:val="20"/>
+          <w:lang w:eastAsia="hu-HU"/>
+        </w:rPr>
+        <w:t>Forrás: saját készítésű képernyőkép.</w:t>
+      </w:r>
+    </w:p>
+    <w:p>
+      <w:pPr>
+        <w:spacing w:before="100" w:beforeAutospacing="1" w:after="100" w:afterAutospacing="1" w:line="240" w:lineRule="auto"/>
+        <w:jc w:val="center"/>
+        <w:rPr>
+          <w:rFonts w:ascii="Times New Roman" w:eastAsia="Times New Roman" w:hAnsi="Times New Roman" w:cs="Times New Roman"/>
+          <w:sz w:val="24"/>
+          <w:szCs w:val="24"/>
+          <w:lang w:eastAsia="hu-HU"/>
+        </w:rPr>
+      </w:pPr>
+    </w:p>
+    <w:p>
+      <w:pPr>
+        <w:pStyle w:val="NormlWeb"/>
+        <w:jc w:val="both"/>
+        <w:rPr>
+          <w:color w:val="000000" w:themeColor="text1"/>
+        </w:rPr>
+      </w:pPr>
     </w:p>
     <w:p>
       <w:pPr>
@@ -5355,12 +6574,36 @@
           <w:szCs w:val="32"/>
         </w:rPr>
       </w:pPr>
-      <w:r>
+    </w:p>
+    <w:p>
+      <w:pPr>
+        <w:pStyle w:val="NormlWeb"/>
+        <w:ind w:firstLine="708"/>
+        <w:jc w:val="both"/>
         <w:rPr>
           <w:b/>
           <w:sz w:val="32"/>
           <w:szCs w:val="32"/>
         </w:rPr>
+      </w:pPr>
+    </w:p>
+    <w:p>
+      <w:pPr>
+        <w:pStyle w:val="NormlWeb"/>
+        <w:ind w:firstLine="708"/>
+        <w:jc w:val="both"/>
+        <w:rPr>
+          <w:b/>
+          <w:sz w:val="32"/>
+          <w:szCs w:val="32"/>
+        </w:rPr>
+      </w:pPr>
+      <w:r>
+        <w:rPr>
+          <w:b/>
+          <w:sz w:val="32"/>
+          <w:szCs w:val="32"/>
+        </w:rPr>
         <w:lastRenderedPageBreak/>
         <w:t>5. A Node.js háttérprogram megvalósítása</w:t>
       </w:r>
@@ -7057,28 +8300,8 @@
       </w:r>
       <w:proofErr w:type="spellEnd"/>
       <w:r>
-        <w:t xml:space="preserve"> adatbázis megfelelően együttműködik a Node.js háttérprogrammal, és alkalmas a gyártósor szimulációja során keletkező termelési adatok tárolására. Ezzel az adatgyűjtési és adattárolási folyamat működése igazolhatóvá vált.</w:t>
-      </w:r>
-    </w:p>
-    <w:p>
-      <w:pPr>
-        <w:pStyle w:val="NormlWeb"/>
-        <w:jc w:val="both"/>
-      </w:pPr>
-      <w:bookmarkStart w:id="0" w:name="_GoBack"/>
-      <w:bookmarkEnd w:id="0"/>
-    </w:p>
-    <w:p>
-      <w:pPr>
-        <w:pStyle w:val="NormlWeb"/>
-        <w:jc w:val="both"/>
-      </w:pPr>
-    </w:p>
-    <w:p>
-      <w:pPr>
-        <w:pStyle w:val="NormlWeb"/>
-        <w:jc w:val="both"/>
-      </w:pPr>
+        <w:t xml:space="preserve"> adatbázis megfelelően együttműködik a Node.js háttérprogrammal, és alkalmas a gyártósor szimulációja során keletkező termelési adatoktárolására. Ezzel az adatgyűjtési és adattárolási folyamat működése igazolhatóvá vált.</w:t>
+      </w:r>
     </w:p>
     <w:p>
       <w:pPr>
@@ -7994,6 +9217,18 @@
       <w:szCs w:val="20"/>
     </w:rPr>
   </w:style>
+  <w:style w:type="character" w:styleId="Hiperhivatkozs">
+    <w:name w:val="Hyperlink"/>
+    <w:basedOn w:val="Bekezdsalapbettpusa"/>
+    <w:uiPriority w:val="99"/>
+    <w:semiHidden/>
+    <w:unhideWhenUsed/>
+    <w:rsid w:val="0074382D"/>
+    <w:rPr>
+      <w:color w:val="0000FF"/>
+      <w:u w:val="single"/>
+    </w:rPr>
+  </w:style>
 </w:styles>
 </file>
 
